--- a/블로그글작성/폐기물/보관기간/폐기물처리업자_보관기간_총정리.docx
+++ b/블로그글작성/폐기물/보관기간/폐기물처리업자_보관기간_총정리.docx
@@ -38,7 +38,7 @@
           <w:color w:val="333333"/>
           <w:sz w:val="20"/>
         </w:rPr>
-        <w:t>폐기물처리업자의 보관량과 보관기간은 폐기물관리법 제25조제9항이 정한 준수사항이고, 그 구체적인 양과 기간은 같은 법 시행규칙 제31조제1항이 호와 목으로 나누어 정합니다. 아래 표의 근거란은 모두 이 시행규칙 제31조제1항 안의 위치입니다. 일부 항목은 자원의 절약과 재활용촉진에 관한 법률(재활용법)을 함께 봅니다.</w:t>
+        <w:t>폐기물처리업자의 보관량과 보관기간은 폐기물관리법 제25조 제9항이 정한 준수사항이고, 그 구체적인 양과 기간은 같은 법 시행규칙 제31조 제1항이 호와 목으로 나누어 정합니다. 일부 항목은 자원의 절약과 재활용촉진에 관한 법률(이하 재활용법)을 함께 봅니다.</w:t>
       </w:r>
     </w:p>
     <w:p>
@@ -49,7 +49,7 @@
         <w:rPr>
           <w:rFonts w:ascii="맑은 고딕" w:hAnsi="맑은 고딕" w:eastAsia="맑은 고딕"/>
         </w:rPr>
-        <w:t>1. 상위 근거 (법 제25조제9항)</w:t>
+        <w:t>1. 상위 근거 (법 제25조 제9항)</w:t>
       </w:r>
     </w:p>
     <w:tbl>
@@ -220,7 +220,7 @@
                 <w:color w:val="1A1A1A"/>
                 <w:sz w:val="18"/>
               </w:rPr>
-              <w:t>법 제25조제9항제1호</w:t>
+              <w:t>폐기물관리법 제25조 제9항 제1호</w:t>
             </w:r>
           </w:p>
         </w:tc>
@@ -289,7 +289,7 @@
                 <w:color w:val="1A1A1A"/>
                 <w:sz w:val="18"/>
               </w:rPr>
-              <w:t>법 제25조제9항제2호</w:t>
+              <w:t>폐기물관리법 제25조 제9항 제2호</w:t>
             </w:r>
           </w:p>
         </w:tc>
@@ -358,7 +358,7 @@
                 <w:color w:val="1A1A1A"/>
                 <w:sz w:val="18"/>
               </w:rPr>
-              <w:t>시행규칙 제31조제1항</w:t>
+              <w:t>폐기물관리법 시행규칙 제31조 제1항</w:t>
             </w:r>
           </w:p>
         </w:tc>
@@ -390,7 +390,7 @@
           <w:color w:val="777777"/>
           <w:sz w:val="18"/>
         </w:rPr>
-        <w:t>근거란은 모두 '시행규칙 제31조제1항'의 호·목 위치입니다.</w:t>
+        <w:t>근거란은 모두 '폐기물관리법 시행규칙 제31조 제1항'의 호·목 위치입니다.</w:t>
       </w:r>
     </w:p>
     <w:tbl>
@@ -519,7 +519,7 @@
                 <w:color w:val="000000"/>
                 <w:sz w:val="18"/>
               </w:rPr>
-              <w:t>근거(제31조제1항)</w:t>
+              <w:t>근거</w:t>
             </w:r>
           </w:p>
         </w:tc>
@@ -1837,7 +1837,19 @@
                 <w:color w:val="1A1A1A"/>
                 <w:sz w:val="18"/>
               </w:rPr>
-              <w:t>시행규칙 제31조제1항제4호</w:t>
+              <w:t>폐기물관리법 시행규칙</w:t>
+            </w:r>
+            <w:r>
+              <w:br/>
+            </w:r>
+            <w:r>
+              <w:rPr>
+                <w:rFonts w:ascii="맑은 고딕" w:hAnsi="맑은 고딕" w:eastAsia="맑은 고딕"/>
+                <w:b w:val="0"/>
+                <w:color w:val="1A1A1A"/>
+                <w:sz w:val="18"/>
+              </w:rPr>
+              <w:t>제31조 제1항 제4호</w:t>
             </w:r>
           </w:p>
         </w:tc>
@@ -1884,7 +1896,7 @@
                 <w:color w:val="1A1A1A"/>
                 <w:sz w:val="18"/>
               </w:rPr>
-              <w:t>재활용 목적으로 보관하는 폐석고·폐고무·광재·폐내화물·폐도자기조각·폐합성수지·폐금속류·폐지·폐유리·폐콘크리트전주·폐석재·폐레미콘, 그리고 시멘트·콘크리트·석제품 제조 등 특정 시설의 무기성 오니. 1일 재활용량의 60일분 이하</w:t>
+              <w:t>재활용 목적으로 보관하는 폐석고·폐고무·광재·폐내화물·폐도자기조각·폐합성수지·폐금속류·폐지·폐유리·폐콘크리트전주·폐석재·폐레미콘, 그리고 특정 시설의 무기성 오니. 1일 재활용량의 60일분 이하</w:t>
             </w:r>
           </w:p>
         </w:tc>
@@ -1906,7 +1918,7 @@
                 <w:color w:val="1A1A1A"/>
                 <w:sz w:val="18"/>
               </w:rPr>
-              <w:t>시행규칙 제31조제1항제3호 가목</w:t>
+              <w:t>폐기물관리법 시행규칙</w:t>
             </w:r>
             <w:r>
               <w:br/>
@@ -1918,7 +1930,19 @@
                 <w:color w:val="1A1A1A"/>
                 <w:sz w:val="18"/>
               </w:rPr>
-              <w:t>(1) 품목, (2) 무기성 오니)</w:t>
+              <w:t>제31조 제1항 제3호 가목</w:t>
+            </w:r>
+            <w:r>
+              <w:br/>
+            </w:r>
+            <w:r>
+              <w:rPr>
+                <w:rFonts w:ascii="맑은 고딕" w:hAnsi="맑은 고딕" w:eastAsia="맑은 고딕"/>
+                <w:b w:val="0"/>
+                <w:color w:val="1A1A1A"/>
+                <w:sz w:val="18"/>
+              </w:rPr>
+              <w:t>(1) 품목 · (2) 무기성 오니)</w:t>
             </w:r>
           </w:p>
         </w:tc>
@@ -1987,7 +2011,19 @@
                 <w:color w:val="1A1A1A"/>
                 <w:sz w:val="18"/>
               </w:rPr>
-              <w:t>시행규칙 제31조제1항제3호 나목</w:t>
+              <w:t>폐기물관리법 시행규칙</w:t>
+            </w:r>
+            <w:r>
+              <w:br/>
+            </w:r>
+            <w:r>
+              <w:rPr>
+                <w:rFonts w:ascii="맑은 고딕" w:hAnsi="맑은 고딕" w:eastAsia="맑은 고딕"/>
+                <w:b w:val="0"/>
+                <w:color w:val="1A1A1A"/>
+                <w:sz w:val="18"/>
+              </w:rPr>
+              <w:t>제31조 제1항 제3호 나목</w:t>
             </w:r>
           </w:p>
         </w:tc>
@@ -2019,7 +2055,20 @@
         <w:rPr>
           <w:rFonts w:ascii="맑은 고딕" w:hAnsi="맑은 고딕" w:eastAsia="맑은 고딕"/>
         </w:rPr>
-        <w:t>4. 자원의 절약과 재활용촉진에 관한 법률(재활용법)이 들어오는 지점</w:t>
+        <w:t>4. 60일 목록에서 빠지는 폐합성수지 (재활용법 시행령 제18조)</w:t>
+      </w:r>
+    </w:p>
+    <w:p>
+      <w:pPr>
+        <w:spacing w:after="80"/>
+      </w:pPr>
+      <w:r>
+        <w:rPr>
+          <w:rFonts w:ascii="맑은 고딕" w:hAnsi="맑은 고딕" w:eastAsia="맑은 고딕"/>
+          <w:color w:val="333333"/>
+          <w:sz w:val="19"/>
+        </w:rPr>
+        <w:t>제3호 가목 1)의 폐합성수지 중 '재활용법 시행령 제18조 제1호·제3호·제8호부터 제10호까지'에 해당하는 것은 60일 대상에서 제외됩니다. 이들은 재활용법상 생산자 재활용의무(EPR) 대상 포장재·제품이라 별도로 관리되기 때문입니다. 제외되는 품목은 다음과 같습니다.</w:t>
       </w:r>
     </w:p>
     <w:tbl>
@@ -2042,14 +2091,13 @@
         <w:tblLook w:val="04A0" w:firstRow="1" w:lastRow="0" w:firstColumn="0" w:lastColumn="0" w:noHBand="0" w:noVBand="1"/>
       </w:tblPr>
       <w:tblGrid>
-        <w:gridCol w:w="2160"/>
-        <w:gridCol w:w="4860"/>
-        <w:gridCol w:w="1980"/>
+        <w:gridCol w:w="1620"/>
+        <w:gridCol w:w="7380"/>
       </w:tblGrid>
       <w:tr>
         <w:tc>
           <w:tcPr>
-            <w:tcW w:type="dxa" w:w="2160"/>
+            <w:tcW w:type="dxa" w:w="1620"/>
             <w:vAlign w:val="center"/>
             <w:shd w:val="clear" w:color="auto" w:fill="D9D9D9"/>
             <w:tcBorders>
@@ -2069,13 +2117,13 @@
                 <w:color w:val="000000"/>
                 <w:sz w:val="18"/>
               </w:rPr>
-              <w:t>지점</w:t>
-            </w:r>
-          </w:p>
-        </w:tc>
-        <w:tc>
-          <w:tcPr>
-            <w:tcW w:type="dxa" w:w="4860"/>
+              <w:t>시행령 제18조</w:t>
+            </w:r>
+          </w:p>
+        </w:tc>
+        <w:tc>
+          <w:tcPr>
+            <w:tcW w:type="dxa" w:w="7380"/>
             <w:vAlign w:val="center"/>
             <w:shd w:val="clear" w:color="auto" w:fill="D9D9D9"/>
             <w:tcBorders>
@@ -2095,33 +2143,7 @@
                 <w:color w:val="000000"/>
                 <w:sz w:val="18"/>
               </w:rPr>
-              <w:t>내용</w:t>
-            </w:r>
-          </w:p>
-        </w:tc>
-        <w:tc>
-          <w:tcPr>
-            <w:tcW w:type="dxa" w:w="1980"/>
-            <w:vAlign w:val="center"/>
-            <w:shd w:val="clear" w:color="auto" w:fill="D9D9D9"/>
-            <w:tcBorders>
-              <w:bottom w:val="double" w:sz="6" w:space="0" w:color="000000"/>
-            </w:tcBorders>
-          </w:tcPr>
-          <w:p>
-            <w:pPr>
-              <w:spacing w:before="30" w:after="30" w:line="278" w:lineRule="auto"/>
-              <w:jc w:val="center"/>
-            </w:pPr>
-            <w:r/>
-            <w:r>
-              <w:rPr>
-                <w:rFonts w:ascii="맑은 고딕" w:hAnsi="맑은 고딕" w:eastAsia="맑은 고딕"/>
-                <w:b/>
-                <w:color w:val="000000"/>
-                <w:sz w:val="18"/>
-              </w:rPr>
-              <w:t>근거</w:t>
+              <w:t>제외되는 폐합성수지</w:t>
             </w:r>
           </w:p>
         </w:tc>
@@ -2129,7 +2151,7 @@
       <w:tr>
         <w:tc>
           <w:tcPr>
-            <w:tcW w:type="dxa" w:w="2160"/>
+            <w:tcW w:type="dxa" w:w="1620"/>
             <w:vAlign w:val="center"/>
             <w:shd w:val="clear" w:color="auto" w:fill="F2F2F2"/>
           </w:tcPr>
@@ -2146,63 +2168,29 @@
                 <w:color w:val="1A1A1A"/>
                 <w:sz w:val="18"/>
               </w:rPr>
-              <w:t>60일 목록의 폐합성수지 제외</w:t>
-            </w:r>
-          </w:p>
-        </w:tc>
-        <w:tc>
-          <w:tcPr>
-            <w:tcW w:type="dxa" w:w="4860"/>
-            <w:vAlign w:val="center"/>
-          </w:tcPr>
-          <w:p>
-            <w:pPr>
-              <w:spacing w:before="30" w:after="30" w:line="278" w:lineRule="auto"/>
-              <w:jc w:val="left"/>
-            </w:pPr>
-            <w:r/>
-            <w:r>
-              <w:rPr>
-                <w:rFonts w:ascii="맑은 고딕" w:hAnsi="맑은 고딕" w:eastAsia="맑은 고딕"/>
-                <w:b w:val="0"/>
-                <w:color w:val="1A1A1A"/>
-                <w:sz w:val="18"/>
-              </w:rPr>
-              <w:t>제3호 가목1)의 폐합성수지 중 재활용법 시행령 제18조제1호·제3호·제8호부터 제10호까지에 해당하는 것은 60일 대상에서 제외</w:t>
-            </w:r>
-          </w:p>
-        </w:tc>
-        <w:tc>
-          <w:tcPr>
-            <w:tcW w:type="dxa" w:w="1980"/>
-            <w:vAlign w:val="center"/>
-          </w:tcPr>
-          <w:p>
-            <w:pPr>
-              <w:spacing w:before="30" w:after="30" w:line="278" w:lineRule="auto"/>
-              <w:jc w:val="left"/>
-            </w:pPr>
-            <w:r/>
-            <w:r>
-              <w:rPr>
-                <w:rFonts w:ascii="맑은 고딕" w:hAnsi="맑은 고딕" w:eastAsia="맑은 고딕"/>
-                <w:b w:val="0"/>
-                <w:color w:val="1A1A1A"/>
-                <w:sz w:val="18"/>
-              </w:rPr>
-              <w:t>시행규칙 제31조제1항제3호 가목1)</w:t>
-            </w:r>
-            <w:r>
-              <w:br/>
-            </w:r>
-            <w:r>
-              <w:rPr>
-                <w:rFonts w:ascii="맑은 고딕" w:hAnsi="맑은 고딕" w:eastAsia="맑은 고딕"/>
-                <w:b w:val="0"/>
-                <w:color w:val="1A1A1A"/>
-                <w:sz w:val="18"/>
-              </w:rPr>
-              <w:t>+ 재활용법 시행령 제18조</w:t>
+              <w:t>제1호</w:t>
+            </w:r>
+          </w:p>
+        </w:tc>
+        <w:tc>
+          <w:tcPr>
+            <w:tcW w:type="dxa" w:w="7380"/>
+            <w:vAlign w:val="center"/>
+          </w:tcPr>
+          <w:p>
+            <w:pPr>
+              <w:spacing w:before="30" w:after="30" w:line="278" w:lineRule="auto"/>
+              <w:jc w:val="left"/>
+            </w:pPr>
+            <w:r/>
+            <w:r>
+              <w:rPr>
+                <w:rFonts w:ascii="맑은 고딕" w:hAnsi="맑은 고딕" w:eastAsia="맑은 고딕"/>
+                <w:b w:val="0"/>
+                <w:color w:val="1A1A1A"/>
+                <w:sz w:val="18"/>
+              </w:rPr>
+              <w:t>합성수지재질의 포장재 (용기류, 필름·시트형 포장재, 쟁반형 용기(tray) 포함)</w:t>
             </w:r>
           </w:p>
         </w:tc>
@@ -2210,7 +2198,7 @@
       <w:tr>
         <w:tc>
           <w:tcPr>
-            <w:tcW w:type="dxa" w:w="2160"/>
+            <w:tcW w:type="dxa" w:w="1620"/>
             <w:vAlign w:val="center"/>
             <w:shd w:val="clear" w:color="auto" w:fill="F2F2F2"/>
           </w:tcPr>
@@ -2227,63 +2215,29 @@
                 <w:color w:val="1A1A1A"/>
                 <w:sz w:val="18"/>
               </w:rPr>
-              <w:t>재활용가능자원 비축</w:t>
-            </w:r>
-          </w:p>
-        </w:tc>
-        <w:tc>
-          <w:tcPr>
-            <w:tcW w:type="dxa" w:w="4860"/>
-            <w:vAlign w:val="center"/>
-          </w:tcPr>
-          <w:p>
-            <w:pPr>
-              <w:spacing w:before="30" w:after="30" w:line="278" w:lineRule="auto"/>
-              <w:jc w:val="left"/>
-            </w:pPr>
-            <w:r/>
-            <w:r>
-              <w:rPr>
-                <w:rFonts w:ascii="맑은 고딕" w:hAnsi="맑은 고딕" w:eastAsia="맑은 고딕"/>
-                <w:b w:val="0"/>
-                <w:color w:val="1A1A1A"/>
-                <w:sz w:val="18"/>
-              </w:rPr>
-              <w:t>재활용업자가 비축시설에 재활용가능자원을 비축하는 경우의 양·기간은 재활용법에 따른 장관 고시로 정함</w:t>
-            </w:r>
-          </w:p>
-        </w:tc>
-        <w:tc>
-          <w:tcPr>
-            <w:tcW w:type="dxa" w:w="1980"/>
-            <w:vAlign w:val="center"/>
-          </w:tcPr>
-          <w:p>
-            <w:pPr>
-              <w:spacing w:before="30" w:after="30" w:line="278" w:lineRule="auto"/>
-              <w:jc w:val="left"/>
-            </w:pPr>
-            <w:r/>
-            <w:r>
-              <w:rPr>
-                <w:rFonts w:ascii="맑은 고딕" w:hAnsi="맑은 고딕" w:eastAsia="맑은 고딕"/>
-                <w:b w:val="0"/>
-                <w:color w:val="1A1A1A"/>
-                <w:sz w:val="18"/>
-              </w:rPr>
-              <w:t>시행규칙 제31조제1항제5호의2</w:t>
-            </w:r>
-            <w:r>
-              <w:br/>
-            </w:r>
-            <w:r>
-              <w:rPr>
-                <w:rFonts w:ascii="맑은 고딕" w:hAnsi="맑은 고딕" w:eastAsia="맑은 고딕"/>
-                <w:b w:val="0"/>
-                <w:color w:val="1A1A1A"/>
-                <w:sz w:val="18"/>
-              </w:rPr>
-              <w:t>+ 재활용법 제34조의5제5항</w:t>
+              <w:t>제3호</w:t>
+            </w:r>
+          </w:p>
+        </w:tc>
+        <w:tc>
+          <w:tcPr>
+            <w:tcW w:type="dxa" w:w="7380"/>
+            <w:vAlign w:val="center"/>
+          </w:tcPr>
+          <w:p>
+            <w:pPr>
+              <w:spacing w:before="30" w:after="30" w:line="278" w:lineRule="auto"/>
+              <w:jc w:val="left"/>
+            </w:pPr>
+            <w:r/>
+            <w:r>
+              <w:rPr>
+                <w:rFonts w:ascii="맑은 고딕" w:hAnsi="맑은 고딕" w:eastAsia="맑은 고딕"/>
+                <w:b w:val="0"/>
+                <w:color w:val="1A1A1A"/>
+                <w:sz w:val="18"/>
+              </w:rPr>
+              <w:t>합성수지재질의 1회용 봉투·쇼핑백 (폐기물 종량제 봉투는 제외)</w:t>
             </w:r>
           </w:p>
         </w:tc>
@@ -2291,7 +2245,7 @@
       <w:tr>
         <w:tc>
           <w:tcPr>
-            <w:tcW w:type="dxa" w:w="2160"/>
+            <w:tcW w:type="dxa" w:w="1620"/>
             <w:vAlign w:val="center"/>
             <w:shd w:val="clear" w:color="auto" w:fill="F2F2F2"/>
           </w:tcPr>
@@ -2308,51 +2262,123 @@
                 <w:color w:val="1A1A1A"/>
                 <w:sz w:val="18"/>
               </w:rPr>
-              <w:t>임시보관시설의 근거</w:t>
-            </w:r>
-          </w:p>
-        </w:tc>
-        <w:tc>
-          <w:tcPr>
-            <w:tcW w:type="dxa" w:w="4860"/>
-            <w:vAlign w:val="center"/>
-          </w:tcPr>
-          <w:p>
-            <w:pPr>
-              <w:spacing w:before="30" w:after="30" w:line="278" w:lineRule="auto"/>
-              <w:jc w:val="left"/>
-            </w:pPr>
-            <w:r/>
-            <w:r>
-              <w:rPr>
-                <w:rFonts w:ascii="맑은 고딕" w:hAnsi="맑은 고딕" w:eastAsia="맑은 고딕"/>
-                <w:b w:val="0"/>
-                <w:color w:val="1A1A1A"/>
-                <w:sz w:val="18"/>
-              </w:rPr>
-              <w:t>위 임시보관·비축시설의 설치·승인 자체는 시행규칙 제11조에 따름</w:t>
-            </w:r>
-          </w:p>
-        </w:tc>
-        <w:tc>
-          <w:tcPr>
-            <w:tcW w:type="dxa" w:w="1980"/>
-            <w:vAlign w:val="center"/>
-          </w:tcPr>
-          <w:p>
-            <w:pPr>
-              <w:spacing w:before="30" w:after="30" w:line="278" w:lineRule="auto"/>
-              <w:jc w:val="left"/>
-            </w:pPr>
-            <w:r/>
-            <w:r>
-              <w:rPr>
-                <w:rFonts w:ascii="맑은 고딕" w:hAnsi="맑은 고딕" w:eastAsia="맑은 고딕"/>
-                <w:b w:val="0"/>
-                <w:color w:val="1A1A1A"/>
-                <w:sz w:val="18"/>
-              </w:rPr>
-              <w:t>시행규칙 제11조</w:t>
+              <w:t>제8호</w:t>
+            </w:r>
+          </w:p>
+        </w:tc>
+        <w:tc>
+          <w:tcPr>
+            <w:tcW w:type="dxa" w:w="7380"/>
+            <w:vAlign w:val="center"/>
+          </w:tcPr>
+          <w:p>
+            <w:pPr>
+              <w:spacing w:before="30" w:after="30" w:line="278" w:lineRule="auto"/>
+              <w:jc w:val="left"/>
+            </w:pPr>
+            <w:r/>
+            <w:r>
+              <w:rPr>
+                <w:rFonts w:ascii="맑은 고딕" w:hAnsi="맑은 고딕" w:eastAsia="맑은 고딕"/>
+                <w:b w:val="0"/>
+                <w:color w:val="1A1A1A"/>
+                <w:sz w:val="18"/>
+              </w:rPr>
+              <w:t>합성수지재질의 수산물 양식용 부자(浮子)</w:t>
+            </w:r>
+          </w:p>
+        </w:tc>
+      </w:tr>
+      <w:tr>
+        <w:tc>
+          <w:tcPr>
+            <w:tcW w:type="dxa" w:w="1620"/>
+            <w:vAlign w:val="center"/>
+            <w:shd w:val="clear" w:color="auto" w:fill="F2F2F2"/>
+          </w:tcPr>
+          <w:p>
+            <w:pPr>
+              <w:spacing w:before="30" w:after="30" w:line="278" w:lineRule="auto"/>
+              <w:jc w:val="center"/>
+            </w:pPr>
+            <w:r/>
+            <w:r>
+              <w:rPr>
+                <w:rFonts w:ascii="맑은 고딕" w:hAnsi="맑은 고딕" w:eastAsia="맑은 고딕"/>
+                <w:b/>
+                <w:color w:val="1A1A1A"/>
+                <w:sz w:val="18"/>
+              </w:rPr>
+              <w:t>제9호</w:t>
+            </w:r>
+          </w:p>
+        </w:tc>
+        <w:tc>
+          <w:tcPr>
+            <w:tcW w:type="dxa" w:w="7380"/>
+            <w:vAlign w:val="center"/>
+          </w:tcPr>
+          <w:p>
+            <w:pPr>
+              <w:spacing w:before="30" w:after="30" w:line="278" w:lineRule="auto"/>
+              <w:jc w:val="left"/>
+            </w:pPr>
+            <w:r/>
+            <w:r>
+              <w:rPr>
+                <w:rFonts w:ascii="맑은 고딕" w:hAnsi="맑은 고딕" w:eastAsia="맑은 고딕"/>
+                <w:b w:val="0"/>
+                <w:color w:val="1A1A1A"/>
+                <w:sz w:val="18"/>
+              </w:rPr>
+              <w:t>곤포(뭉치) 사일리지용 필름 (사료작물·볏짚 등 압축·결속용 합성수지 비닐류)</w:t>
+            </w:r>
+          </w:p>
+        </w:tc>
+      </w:tr>
+      <w:tr>
+        <w:tc>
+          <w:tcPr>
+            <w:tcW w:type="dxa" w:w="1620"/>
+            <w:vAlign w:val="center"/>
+            <w:shd w:val="clear" w:color="auto" w:fill="F2F2F2"/>
+          </w:tcPr>
+          <w:p>
+            <w:pPr>
+              <w:spacing w:before="30" w:after="30" w:line="278" w:lineRule="auto"/>
+              <w:jc w:val="center"/>
+            </w:pPr>
+            <w:r/>
+            <w:r>
+              <w:rPr>
+                <w:rFonts w:ascii="맑은 고딕" w:hAnsi="맑은 고딕" w:eastAsia="맑은 고딕"/>
+                <w:b/>
+                <w:color w:val="1A1A1A"/>
+                <w:sz w:val="18"/>
+              </w:rPr>
+              <w:t>제10호</w:t>
+            </w:r>
+          </w:p>
+        </w:tc>
+        <w:tc>
+          <w:tcPr>
+            <w:tcW w:type="dxa" w:w="7380"/>
+            <w:vAlign w:val="center"/>
+          </w:tcPr>
+          <w:p>
+            <w:pPr>
+              <w:spacing w:before="30" w:after="30" w:line="278" w:lineRule="auto"/>
+              <w:jc w:val="left"/>
+            </w:pPr>
+            <w:r/>
+            <w:r>
+              <w:rPr>
+                <w:rFonts w:ascii="맑은 고딕" w:hAnsi="맑은 고딕" w:eastAsia="맑은 고딕"/>
+                <w:b w:val="0"/>
+                <w:color w:val="1A1A1A"/>
+                <w:sz w:val="18"/>
+              </w:rPr>
+              <w:t>합성수지재질의 김발장 (김 건조용 발장)</w:t>
             </w:r>
           </w:p>
         </w:tc>
@@ -2362,6 +2388,17 @@
       <w:pPr>
         <w:spacing w:after="100"/>
       </w:pPr>
+    </w:p>
+    <w:p>
+      <w:pPr>
+        <w:pStyle w:val="note"/>
+      </w:pPr>
+      <w:r>
+        <w:rPr>
+          <w:rFonts w:ascii="맑은 고딕" w:hAnsi="맑은 고딕" w:eastAsia="맑은 고딕"/>
+        </w:rPr>
+        <w:t>※ 즉 위 다섯 가지 폐합성수지는 폐기물관리법상 처리업자의 60일 재활용 보관 목록에 들어가지 않습니다. 나머지 일반 폐합성수지는 60일 대상입니다.</w:t>
+      </w:r>
     </w:p>
     <w:p>
       <w:pPr>
@@ -2542,7 +2579,7 @@
                 <w:color w:val="1A1A1A"/>
                 <w:sz w:val="18"/>
               </w:rPr>
-              <w:t>시행규칙 제31조제2항 본문</w:t>
+              <w:t>폐기물관리법 시행규칙 제31조 제2항 본문</w:t>
             </w:r>
           </w:p>
         </w:tc>
@@ -2611,7 +2648,7 @@
                 <w:color w:val="1A1A1A"/>
                 <w:sz w:val="18"/>
               </w:rPr>
-              <w:t>시행규칙 제31조제2항 단서</w:t>
+              <w:t>폐기물관리법 시행규칙 제31조 제2항 단서</w:t>
             </w:r>
           </w:p>
         </w:tc>
@@ -2643,7 +2680,7 @@
           <w:color w:val="333333"/>
           <w:sz w:val="19"/>
         </w:rPr>
-        <w:t>보관량이나 보관기간을 넘기는 것은 법 제25조제9항의 준수사항 위반이므로 폐기물관리법에 따른 영업정지 등 행정처분의 대상이 될 수 있고, 처리하지 못하고 쌓인 폐기물은 방치폐기물 조치명령과 처리이행보증 집행 문제로 이어질 수 있습니다. 보관기간은 사실상 '언제까지 처리해야 하는가'라는 처리기한으로 작동합니다.</w:t>
+        <w:t>보관량이나 보관기간을 넘기는 것은 법 제25조 제9항의 준수사항 위반이므로 폐기물관리법에 따른 영업정지 등 행정처분의 대상이 될 수 있고, 처리하지 못하고 쌓인 폐기물은 방치폐기물 조치명령과 처리이행보증 집행 문제로 이어질 수 있습니다. 보관기간은 사실상 '언제까지 처리해야 하는가'라는 처리기한으로 작동합니다.</w:t>
       </w:r>
     </w:p>
     <w:p>
@@ -2654,7 +2691,7 @@
         <w:rPr>
           <w:rFonts w:ascii="맑은 고딕" w:hAnsi="맑은 고딕" w:eastAsia="맑은 고딕"/>
         </w:rPr>
-        <w:t>※ 법 제25조제9항제4호의 '영상정보 60일 보관'은 보관·매립 폐기물을 촬영한 CCTV 영상의 저장 기간으로, 폐기물 자체의 보관기간(위 60일)과 다른 규정입니다. 혼동하지 마세요.</w:t>
+        <w:t>※ 법 제25조 제9항 제4호의 '영상정보 60일 보관'은 보관·매립 폐기물을 촬영한 CCTV 영상의 저장 기간으로, 폐기물 자체의 보관기간(위 60일)과 다른 규정입니다. 혼동하지 마세요.</w:t>
       </w:r>
     </w:p>
     <w:p>
@@ -2665,18 +2702,864 @@
         <w:rPr>
           <w:rFonts w:ascii="맑은 고딕" w:hAnsi="맑은 고딕" w:eastAsia="맑은 고딕"/>
         </w:rPr>
-        <w:t>7. 원문 발췌</w:t>
-      </w:r>
+        <w:t>7. 관련 법령 조항 총목록</w:t>
+      </w:r>
+    </w:p>
+    <w:tbl>
+      <w:tblPr>
+        <w:tblW w:w="5000" w:type="pct"/>
+        <w:tblCellMar>
+          <w:top w:w="50" w:type="dxa"/>
+          <w:left w:w="100" w:type="dxa"/>
+          <w:bottom w:w="50" w:type="dxa"/>
+          <w:right w:w="100" w:type="dxa"/>
+        </w:tblCellMar>
+        <w:tblBorders>
+          <w:top w:val="single" w:sz="22" w:space="0" w:color="000000"/>
+          <w:left w:val="single" w:sz="22" w:space="0" w:color="000000"/>
+          <w:bottom w:val="single" w:sz="22" w:space="0" w:color="000000"/>
+          <w:right w:val="single" w:sz="22" w:space="0" w:color="000000"/>
+          <w:insideH w:val="single" w:sz="4" w:space="0" w:color="B7B7B7"/>
+          <w:insideV w:val="single" w:sz="4" w:space="0" w:color="B7B7B7"/>
+        </w:tblBorders>
+        <w:tblLook w:val="04A0" w:firstRow="1" w:lastRow="0" w:firstColumn="0" w:lastColumn="0" w:noHBand="0" w:noVBand="1"/>
+      </w:tblPr>
+      <w:tblGrid>
+        <w:gridCol w:w="3600"/>
+        <w:gridCol w:w="5400"/>
+      </w:tblGrid>
+      <w:tr>
+        <w:tc>
+          <w:tcPr>
+            <w:tcW w:type="dxa" w:w="3600"/>
+            <w:vAlign w:val="center"/>
+            <w:shd w:val="clear" w:color="auto" w:fill="D9D9D9"/>
+            <w:tcBorders>
+              <w:bottom w:val="double" w:sz="6" w:space="0" w:color="000000"/>
+            </w:tcBorders>
+          </w:tcPr>
+          <w:p>
+            <w:pPr>
+              <w:spacing w:before="30" w:after="30" w:line="278" w:lineRule="auto"/>
+              <w:jc w:val="center"/>
+            </w:pPr>
+            <w:r/>
+            <w:r>
+              <w:rPr>
+                <w:rFonts w:ascii="맑은 고딕" w:hAnsi="맑은 고딕" w:eastAsia="맑은 고딕"/>
+                <w:b/>
+                <w:color w:val="000000"/>
+                <w:sz w:val="18"/>
+              </w:rPr>
+              <w:t>구분</w:t>
+            </w:r>
+          </w:p>
+        </w:tc>
+        <w:tc>
+          <w:tcPr>
+            <w:tcW w:type="dxa" w:w="5400"/>
+            <w:vAlign w:val="center"/>
+            <w:shd w:val="clear" w:color="auto" w:fill="D9D9D9"/>
+            <w:tcBorders>
+              <w:bottom w:val="double" w:sz="6" w:space="0" w:color="000000"/>
+            </w:tcBorders>
+          </w:tcPr>
+          <w:p>
+            <w:pPr>
+              <w:spacing w:before="30" w:after="30" w:line="278" w:lineRule="auto"/>
+              <w:jc w:val="center"/>
+            </w:pPr>
+            <w:r/>
+            <w:r>
+              <w:rPr>
+                <w:rFonts w:ascii="맑은 고딕" w:hAnsi="맑은 고딕" w:eastAsia="맑은 고딕"/>
+                <w:b/>
+                <w:color w:val="000000"/>
+                <w:sz w:val="18"/>
+              </w:rPr>
+              <w:t>근거 조항</w:t>
+            </w:r>
+          </w:p>
+        </w:tc>
+      </w:tr>
+      <w:tr>
+        <w:tc>
+          <w:tcPr>
+            <w:tcW w:type="dxa" w:w="3600"/>
+            <w:vAlign w:val="center"/>
+            <w:shd w:val="clear" w:color="auto" w:fill="F2F2F2"/>
+          </w:tcPr>
+          <w:p>
+            <w:pPr>
+              <w:spacing w:before="30" w:after="30" w:line="278" w:lineRule="auto"/>
+              <w:jc w:val="center"/>
+            </w:pPr>
+            <w:r/>
+            <w:r>
+              <w:rPr>
+                <w:rFonts w:ascii="맑은 고딕" w:hAnsi="맑은 고딕" w:eastAsia="맑은 고딕"/>
+                <w:b/>
+                <w:color w:val="1A1A1A"/>
+                <w:sz w:val="18"/>
+              </w:rPr>
+              <w:t>처리업자 준수사항 (보관 장소)</w:t>
+            </w:r>
+          </w:p>
+        </w:tc>
+        <w:tc>
+          <w:tcPr>
+            <w:tcW w:type="dxa" w:w="5400"/>
+            <w:vAlign w:val="center"/>
+          </w:tcPr>
+          <w:p>
+            <w:pPr>
+              <w:spacing w:before="30" w:after="30" w:line="278" w:lineRule="auto"/>
+              <w:jc w:val="left"/>
+            </w:pPr>
+            <w:r/>
+            <w:r>
+              <w:rPr>
+                <w:rFonts w:ascii="맑은 고딕" w:hAnsi="맑은 고딕" w:eastAsia="맑은 고딕"/>
+                <w:b w:val="0"/>
+                <w:color w:val="1A1A1A"/>
+                <w:sz w:val="18"/>
+              </w:rPr>
+              <w:t>폐기물관리법 제25조 제9항 제1호</w:t>
+            </w:r>
+          </w:p>
+        </w:tc>
+      </w:tr>
+      <w:tr>
+        <w:tc>
+          <w:tcPr>
+            <w:tcW w:type="dxa" w:w="3600"/>
+            <w:vAlign w:val="center"/>
+            <w:shd w:val="clear" w:color="auto" w:fill="F2F2F2"/>
+          </w:tcPr>
+          <w:p>
+            <w:pPr>
+              <w:spacing w:before="30" w:after="30" w:line="278" w:lineRule="auto"/>
+              <w:jc w:val="center"/>
+            </w:pPr>
+            <w:r/>
+            <w:r>
+              <w:rPr>
+                <w:rFonts w:ascii="맑은 고딕" w:hAnsi="맑은 고딕" w:eastAsia="맑은 고딕"/>
+                <w:b/>
+                <w:color w:val="1A1A1A"/>
+                <w:sz w:val="18"/>
+              </w:rPr>
+              <w:t>처리업자 준수사항 (양·기간 초과 금지)</w:t>
+            </w:r>
+          </w:p>
+        </w:tc>
+        <w:tc>
+          <w:tcPr>
+            <w:tcW w:type="dxa" w:w="5400"/>
+            <w:vAlign w:val="center"/>
+          </w:tcPr>
+          <w:p>
+            <w:pPr>
+              <w:spacing w:before="30" w:after="30" w:line="278" w:lineRule="auto"/>
+              <w:jc w:val="left"/>
+            </w:pPr>
+            <w:r/>
+            <w:r>
+              <w:rPr>
+                <w:rFonts w:ascii="맑은 고딕" w:hAnsi="맑은 고딕" w:eastAsia="맑은 고딕"/>
+                <w:b w:val="0"/>
+                <w:color w:val="1A1A1A"/>
+                <w:sz w:val="18"/>
+              </w:rPr>
+              <w:t>폐기물관리법 제25조 제9항 제2호</w:t>
+            </w:r>
+          </w:p>
+        </w:tc>
+      </w:tr>
+      <w:tr>
+        <w:tc>
+          <w:tcPr>
+            <w:tcW w:type="dxa" w:w="3600"/>
+            <w:vAlign w:val="center"/>
+            <w:shd w:val="clear" w:color="auto" w:fill="F2F2F2"/>
+          </w:tcPr>
+          <w:p>
+            <w:pPr>
+              <w:spacing w:before="30" w:after="30" w:line="278" w:lineRule="auto"/>
+              <w:jc w:val="center"/>
+            </w:pPr>
+            <w:r/>
+            <w:r>
+              <w:rPr>
+                <w:rFonts w:ascii="맑은 고딕" w:hAnsi="맑은 고딕" w:eastAsia="맑은 고딕"/>
+                <w:b/>
+                <w:color w:val="1A1A1A"/>
+                <w:sz w:val="18"/>
+              </w:rPr>
+              <w:t>보관량·보관기간 위임 기준</w:t>
+            </w:r>
+          </w:p>
+        </w:tc>
+        <w:tc>
+          <w:tcPr>
+            <w:tcW w:type="dxa" w:w="5400"/>
+            <w:vAlign w:val="center"/>
+          </w:tcPr>
+          <w:p>
+            <w:pPr>
+              <w:spacing w:before="30" w:after="30" w:line="278" w:lineRule="auto"/>
+              <w:jc w:val="left"/>
+            </w:pPr>
+            <w:r/>
+            <w:r>
+              <w:rPr>
+                <w:rFonts w:ascii="맑은 고딕" w:hAnsi="맑은 고딕" w:eastAsia="맑은 고딕"/>
+                <w:b w:val="0"/>
+                <w:color w:val="1A1A1A"/>
+                <w:sz w:val="18"/>
+              </w:rPr>
+              <w:t>폐기물관리법 시행규칙 제31조 제1항</w:t>
+            </w:r>
+          </w:p>
+        </w:tc>
+      </w:tr>
+      <w:tr>
+        <w:tc>
+          <w:tcPr>
+            <w:tcW w:type="dxa" w:w="3600"/>
+            <w:vAlign w:val="center"/>
+            <w:shd w:val="clear" w:color="auto" w:fill="F2F2F2"/>
+          </w:tcPr>
+          <w:p>
+            <w:pPr>
+              <w:spacing w:before="30" w:after="30" w:line="278" w:lineRule="auto"/>
+              <w:jc w:val="center"/>
+            </w:pPr>
+            <w:r/>
+            <w:r>
+              <w:rPr>
+                <w:rFonts w:ascii="맑은 고딕" w:hAnsi="맑은 고딕" w:eastAsia="맑은 고딕"/>
+                <w:b/>
+                <w:color w:val="1A1A1A"/>
+                <w:sz w:val="18"/>
+              </w:rPr>
+              <w:t>수집운반업 임시보관</w:t>
+            </w:r>
+          </w:p>
+        </w:tc>
+        <w:tc>
+          <w:tcPr>
+            <w:tcW w:type="dxa" w:w="5400"/>
+            <w:vAlign w:val="center"/>
+          </w:tcPr>
+          <w:p>
+            <w:pPr>
+              <w:spacing w:before="30" w:after="30" w:line="278" w:lineRule="auto"/>
+              <w:jc w:val="left"/>
+            </w:pPr>
+            <w:r/>
+            <w:r>
+              <w:rPr>
+                <w:rFonts w:ascii="맑은 고딕" w:hAnsi="맑은 고딕" w:eastAsia="맑은 고딕"/>
+                <w:b w:val="0"/>
+                <w:color w:val="1A1A1A"/>
+                <w:sz w:val="18"/>
+              </w:rPr>
+              <w:t>폐기물관리법 시행규칙 제31조 제1항 제1호 (가목·나목)</w:t>
+            </w:r>
+          </w:p>
+        </w:tc>
+      </w:tr>
+      <w:tr>
+        <w:tc>
+          <w:tcPr>
+            <w:tcW w:type="dxa" w:w="3600"/>
+            <w:vAlign w:val="center"/>
+            <w:shd w:val="clear" w:color="auto" w:fill="F2F2F2"/>
+          </w:tcPr>
+          <w:p>
+            <w:pPr>
+              <w:spacing w:before="30" w:after="30" w:line="278" w:lineRule="auto"/>
+              <w:jc w:val="center"/>
+            </w:pPr>
+            <w:r/>
+            <w:r>
+              <w:rPr>
+                <w:rFonts w:ascii="맑은 고딕" w:hAnsi="맑은 고딕" w:eastAsia="맑은 고딕"/>
+                <w:b/>
+                <w:color w:val="1A1A1A"/>
+                <w:sz w:val="18"/>
+              </w:rPr>
+              <w:t>재활용업 승인 임시보관</w:t>
+            </w:r>
+          </w:p>
+        </w:tc>
+        <w:tc>
+          <w:tcPr>
+            <w:tcW w:type="dxa" w:w="5400"/>
+            <w:vAlign w:val="center"/>
+          </w:tcPr>
+          <w:p>
+            <w:pPr>
+              <w:spacing w:before="30" w:after="30" w:line="278" w:lineRule="auto"/>
+              <w:jc w:val="left"/>
+            </w:pPr>
+            <w:r/>
+            <w:r>
+              <w:rPr>
+                <w:rFonts w:ascii="맑은 고딕" w:hAnsi="맑은 고딕" w:eastAsia="맑은 고딕"/>
+                <w:b w:val="0"/>
+                <w:color w:val="1A1A1A"/>
+                <w:sz w:val="18"/>
+              </w:rPr>
+              <w:t>폐기물관리법 시행규칙 제31조 제1항 제2호 (가목·나목·다목)</w:t>
+            </w:r>
+          </w:p>
+        </w:tc>
+      </w:tr>
+      <w:tr>
+        <w:tc>
+          <w:tcPr>
+            <w:tcW w:type="dxa" w:w="3600"/>
+            <w:vAlign w:val="center"/>
+            <w:shd w:val="clear" w:color="auto" w:fill="F2F2F2"/>
+          </w:tcPr>
+          <w:p>
+            <w:pPr>
+              <w:spacing w:before="30" w:after="30" w:line="278" w:lineRule="auto"/>
+              <w:jc w:val="center"/>
+            </w:pPr>
+            <w:r/>
+            <w:r>
+              <w:rPr>
+                <w:rFonts w:ascii="맑은 고딕" w:hAnsi="맑은 고딕" w:eastAsia="맑은 고딕"/>
+                <w:b/>
+                <w:color w:val="1A1A1A"/>
+                <w:sz w:val="18"/>
+              </w:rPr>
+              <w:t>재활용 60일</w:t>
+            </w:r>
+          </w:p>
+        </w:tc>
+        <w:tc>
+          <w:tcPr>
+            <w:tcW w:type="dxa" w:w="5400"/>
+            <w:vAlign w:val="center"/>
+          </w:tcPr>
+          <w:p>
+            <w:pPr>
+              <w:spacing w:before="30" w:after="30" w:line="278" w:lineRule="auto"/>
+              <w:jc w:val="left"/>
+            </w:pPr>
+            <w:r/>
+            <w:r>
+              <w:rPr>
+                <w:rFonts w:ascii="맑은 고딕" w:hAnsi="맑은 고딕" w:eastAsia="맑은 고딕"/>
+                <w:b w:val="0"/>
+                <w:color w:val="1A1A1A"/>
+                <w:sz w:val="18"/>
+              </w:rPr>
+              <w:t>폐기물관리법 시행규칙 제31조 제1항 제3호 가목</w:t>
+            </w:r>
+          </w:p>
+        </w:tc>
+      </w:tr>
+      <w:tr>
+        <w:tc>
+          <w:tcPr>
+            <w:tcW w:type="dxa" w:w="3600"/>
+            <w:vAlign w:val="center"/>
+            <w:shd w:val="clear" w:color="auto" w:fill="F2F2F2"/>
+          </w:tcPr>
+          <w:p>
+            <w:pPr>
+              <w:spacing w:before="30" w:after="30" w:line="278" w:lineRule="auto"/>
+              <w:jc w:val="center"/>
+            </w:pPr>
+            <w:r/>
+            <w:r>
+              <w:rPr>
+                <w:rFonts w:ascii="맑은 고딕" w:hAnsi="맑은 고딕" w:eastAsia="맑은 고딕"/>
+                <w:b/>
+                <w:color w:val="1A1A1A"/>
+                <w:sz w:val="18"/>
+              </w:rPr>
+              <w:t>재활용 180일</w:t>
+            </w:r>
+          </w:p>
+        </w:tc>
+        <w:tc>
+          <w:tcPr>
+            <w:tcW w:type="dxa" w:w="5400"/>
+            <w:vAlign w:val="center"/>
+          </w:tcPr>
+          <w:p>
+            <w:pPr>
+              <w:spacing w:before="30" w:after="30" w:line="278" w:lineRule="auto"/>
+              <w:jc w:val="left"/>
+            </w:pPr>
+            <w:r/>
+            <w:r>
+              <w:rPr>
+                <w:rFonts w:ascii="맑은 고딕" w:hAnsi="맑은 고딕" w:eastAsia="맑은 고딕"/>
+                <w:b w:val="0"/>
+                <w:color w:val="1A1A1A"/>
+                <w:sz w:val="18"/>
+              </w:rPr>
+              <w:t>폐기물관리법 시행규칙 제31조 제1항 제3호 나목</w:t>
+            </w:r>
+          </w:p>
+        </w:tc>
+      </w:tr>
+      <w:tr>
+        <w:tc>
+          <w:tcPr>
+            <w:tcW w:type="dxa" w:w="3600"/>
+            <w:vAlign w:val="center"/>
+            <w:shd w:val="clear" w:color="auto" w:fill="F2F2F2"/>
+          </w:tcPr>
+          <w:p>
+            <w:pPr>
+              <w:spacing w:before="30" w:after="30" w:line="278" w:lineRule="auto"/>
+              <w:jc w:val="center"/>
+            </w:pPr>
+            <w:r/>
+            <w:r>
+              <w:rPr>
+                <w:rFonts w:ascii="맑은 고딕" w:hAnsi="맑은 고딕" w:eastAsia="맑은 고딕"/>
+                <w:b/>
+                <w:color w:val="1A1A1A"/>
+                <w:sz w:val="18"/>
+              </w:rPr>
+              <w:t>일반 보관 30일</w:t>
+            </w:r>
+          </w:p>
+        </w:tc>
+        <w:tc>
+          <w:tcPr>
+            <w:tcW w:type="dxa" w:w="5400"/>
+            <w:vAlign w:val="center"/>
+          </w:tcPr>
+          <w:p>
+            <w:pPr>
+              <w:spacing w:before="30" w:after="30" w:line="278" w:lineRule="auto"/>
+              <w:jc w:val="left"/>
+            </w:pPr>
+            <w:r/>
+            <w:r>
+              <w:rPr>
+                <w:rFonts w:ascii="맑은 고딕" w:hAnsi="맑은 고딕" w:eastAsia="맑은 고딕"/>
+                <w:b w:val="0"/>
+                <w:color w:val="1A1A1A"/>
+                <w:sz w:val="18"/>
+              </w:rPr>
+              <w:t>폐기물관리법 시행규칙 제31조 제1항 제4호</w:t>
+            </w:r>
+          </w:p>
+        </w:tc>
+      </w:tr>
+      <w:tr>
+        <w:tc>
+          <w:tcPr>
+            <w:tcW w:type="dxa" w:w="3600"/>
+            <w:vAlign w:val="center"/>
+            <w:shd w:val="clear" w:color="auto" w:fill="F2F2F2"/>
+          </w:tcPr>
+          <w:p>
+            <w:pPr>
+              <w:spacing w:before="30" w:after="30" w:line="278" w:lineRule="auto"/>
+              <w:jc w:val="center"/>
+            </w:pPr>
+            <w:r/>
+            <w:r>
+              <w:rPr>
+                <w:rFonts w:ascii="맑은 고딕" w:hAnsi="맑은 고딕" w:eastAsia="맑은 고딕"/>
+                <w:b/>
+                <w:color w:val="1A1A1A"/>
+                <w:sz w:val="18"/>
+              </w:rPr>
+              <w:t>태반</w:t>
+            </w:r>
+          </w:p>
+        </w:tc>
+        <w:tc>
+          <w:tcPr>
+            <w:tcW w:type="dxa" w:w="5400"/>
+            <w:vAlign w:val="center"/>
+          </w:tcPr>
+          <w:p>
+            <w:pPr>
+              <w:spacing w:before="30" w:after="30" w:line="278" w:lineRule="auto"/>
+              <w:jc w:val="left"/>
+            </w:pPr>
+            <w:r/>
+            <w:r>
+              <w:rPr>
+                <w:rFonts w:ascii="맑은 고딕" w:hAnsi="맑은 고딕" w:eastAsia="맑은 고딕"/>
+                <w:b w:val="0"/>
+                <w:color w:val="1A1A1A"/>
+                <w:sz w:val="18"/>
+              </w:rPr>
+              <w:t>폐기물관리법 시행규칙 제31조 제1항 제5호</w:t>
+            </w:r>
+          </w:p>
+        </w:tc>
+      </w:tr>
+      <w:tr>
+        <w:tc>
+          <w:tcPr>
+            <w:tcW w:type="dxa" w:w="3600"/>
+            <w:vAlign w:val="center"/>
+            <w:shd w:val="clear" w:color="auto" w:fill="F2F2F2"/>
+          </w:tcPr>
+          <w:p>
+            <w:pPr>
+              <w:spacing w:before="30" w:after="30" w:line="278" w:lineRule="auto"/>
+              <w:jc w:val="center"/>
+            </w:pPr>
+            <w:r/>
+            <w:r>
+              <w:rPr>
+                <w:rFonts w:ascii="맑은 고딕" w:hAnsi="맑은 고딕" w:eastAsia="맑은 고딕"/>
+                <w:b/>
+                <w:color w:val="1A1A1A"/>
+                <w:sz w:val="18"/>
+              </w:rPr>
+              <w:t>재활용가능자원 비축</w:t>
+            </w:r>
+          </w:p>
+        </w:tc>
+        <w:tc>
+          <w:tcPr>
+            <w:tcW w:type="dxa" w:w="5400"/>
+            <w:vAlign w:val="center"/>
+          </w:tcPr>
+          <w:p>
+            <w:pPr>
+              <w:spacing w:before="30" w:after="30" w:line="278" w:lineRule="auto"/>
+              <w:jc w:val="left"/>
+            </w:pPr>
+            <w:r/>
+            <w:r>
+              <w:rPr>
+                <w:rFonts w:ascii="맑은 고딕" w:hAnsi="맑은 고딕" w:eastAsia="맑은 고딕"/>
+                <w:b w:val="0"/>
+                <w:color w:val="1A1A1A"/>
+                <w:sz w:val="18"/>
+              </w:rPr>
+              <w:t>폐기물관리법 시행규칙 제31조 제1항 제5호의2</w:t>
+            </w:r>
+          </w:p>
+        </w:tc>
+      </w:tr>
+      <w:tr>
+        <w:tc>
+          <w:tcPr>
+            <w:tcW w:type="dxa" w:w="3600"/>
+            <w:vAlign w:val="center"/>
+            <w:shd w:val="clear" w:color="auto" w:fill="F2F2F2"/>
+          </w:tcPr>
+          <w:p>
+            <w:pPr>
+              <w:spacing w:before="30" w:after="30" w:line="278" w:lineRule="auto"/>
+              <w:jc w:val="center"/>
+            </w:pPr>
+            <w:r/>
+            <w:r>
+              <w:rPr>
+                <w:rFonts w:ascii="맑은 고딕" w:hAnsi="맑은 고딕" w:eastAsia="맑은 고딕"/>
+                <w:b/>
+                <w:color w:val="1A1A1A"/>
+                <w:sz w:val="18"/>
+              </w:rPr>
+              <w:t>중간처분업 의료폐기물</w:t>
+            </w:r>
+          </w:p>
+        </w:tc>
+        <w:tc>
+          <w:tcPr>
+            <w:tcW w:type="dxa" w:w="5400"/>
+            <w:vAlign w:val="center"/>
+          </w:tcPr>
+          <w:p>
+            <w:pPr>
+              <w:spacing w:before="30" w:after="30" w:line="278" w:lineRule="auto"/>
+              <w:jc w:val="left"/>
+            </w:pPr>
+            <w:r/>
+            <w:r>
+              <w:rPr>
+                <w:rFonts w:ascii="맑은 고딕" w:hAnsi="맑은 고딕" w:eastAsia="맑은 고딕"/>
+                <w:b w:val="0"/>
+                <w:color w:val="1A1A1A"/>
+                <w:sz w:val="18"/>
+              </w:rPr>
+              <w:t>폐기물관리법 시행규칙 제31조 제1항 제6호</w:t>
+            </w:r>
+          </w:p>
+        </w:tc>
+      </w:tr>
+      <w:tr>
+        <w:tc>
+          <w:tcPr>
+            <w:tcW w:type="dxa" w:w="3600"/>
+            <w:vAlign w:val="center"/>
+            <w:shd w:val="clear" w:color="auto" w:fill="F2F2F2"/>
+          </w:tcPr>
+          <w:p>
+            <w:pPr>
+              <w:spacing w:before="30" w:after="30" w:line="278" w:lineRule="auto"/>
+              <w:jc w:val="center"/>
+            </w:pPr>
+            <w:r/>
+            <w:r>
+              <w:rPr>
+                <w:rFonts w:ascii="맑은 고딕" w:hAnsi="맑은 고딕" w:eastAsia="맑은 고딕"/>
+                <w:b/>
+                <w:color w:val="1A1A1A"/>
+                <w:sz w:val="18"/>
+              </w:rPr>
+              <w:t>감염병 재난 시 처리기한</w:t>
+            </w:r>
+          </w:p>
+        </w:tc>
+        <w:tc>
+          <w:tcPr>
+            <w:tcW w:type="dxa" w:w="5400"/>
+            <w:vAlign w:val="center"/>
+          </w:tcPr>
+          <w:p>
+            <w:pPr>
+              <w:spacing w:before="30" w:after="30" w:line="278" w:lineRule="auto"/>
+              <w:jc w:val="left"/>
+            </w:pPr>
+            <w:r/>
+            <w:r>
+              <w:rPr>
+                <w:rFonts w:ascii="맑은 고딕" w:hAnsi="맑은 고딕" w:eastAsia="맑은 고딕"/>
+                <w:b w:val="0"/>
+                <w:color w:val="1A1A1A"/>
+                <w:sz w:val="18"/>
+              </w:rPr>
+              <w:t>폐기물관리법 시행규칙 제31조 제1항 제7호</w:t>
+            </w:r>
+          </w:p>
+        </w:tc>
+      </w:tr>
+      <w:tr>
+        <w:tc>
+          <w:tcPr>
+            <w:tcW w:type="dxa" w:w="3600"/>
+            <w:vAlign w:val="center"/>
+            <w:shd w:val="clear" w:color="auto" w:fill="F2F2F2"/>
+          </w:tcPr>
+          <w:p>
+            <w:pPr>
+              <w:spacing w:before="30" w:after="30" w:line="278" w:lineRule="auto"/>
+              <w:jc w:val="center"/>
+            </w:pPr>
+            <w:r/>
+            <w:r>
+              <w:rPr>
+                <w:rFonts w:ascii="맑은 고딕" w:hAnsi="맑은 고딕" w:eastAsia="맑은 고딕"/>
+                <w:b/>
+                <w:color w:val="1A1A1A"/>
+                <w:sz w:val="18"/>
+              </w:rPr>
+              <w:t>초과 금지·연장</w:t>
+            </w:r>
+          </w:p>
+        </w:tc>
+        <w:tc>
+          <w:tcPr>
+            <w:tcW w:type="dxa" w:w="5400"/>
+            <w:vAlign w:val="center"/>
+          </w:tcPr>
+          <w:p>
+            <w:pPr>
+              <w:spacing w:before="30" w:after="30" w:line="278" w:lineRule="auto"/>
+              <w:jc w:val="left"/>
+            </w:pPr>
+            <w:r/>
+            <w:r>
+              <w:rPr>
+                <w:rFonts w:ascii="맑은 고딕" w:hAnsi="맑은 고딕" w:eastAsia="맑은 고딕"/>
+                <w:b w:val="0"/>
+                <w:color w:val="1A1A1A"/>
+                <w:sz w:val="18"/>
+              </w:rPr>
+              <w:t>폐기물관리법 시행규칙 제31조 제2항</w:t>
+            </w:r>
+          </w:p>
+        </w:tc>
+      </w:tr>
+      <w:tr>
+        <w:tc>
+          <w:tcPr>
+            <w:tcW w:type="dxa" w:w="3600"/>
+            <w:vAlign w:val="center"/>
+            <w:shd w:val="clear" w:color="auto" w:fill="F2F2F2"/>
+          </w:tcPr>
+          <w:p>
+            <w:pPr>
+              <w:spacing w:before="30" w:after="30" w:line="278" w:lineRule="auto"/>
+              <w:jc w:val="center"/>
+            </w:pPr>
+            <w:r/>
+            <w:r>
+              <w:rPr>
+                <w:rFonts w:ascii="맑은 고딕" w:hAnsi="맑은 고딕" w:eastAsia="맑은 고딕"/>
+                <w:b/>
+                <w:color w:val="1A1A1A"/>
+                <w:sz w:val="18"/>
+              </w:rPr>
+              <w:t>임시보관시설 인정·설치 근거</w:t>
+            </w:r>
+          </w:p>
+        </w:tc>
+        <w:tc>
+          <w:tcPr>
+            <w:tcW w:type="dxa" w:w="5400"/>
+            <w:vAlign w:val="center"/>
+          </w:tcPr>
+          <w:p>
+            <w:pPr>
+              <w:spacing w:before="30" w:after="30" w:line="278" w:lineRule="auto"/>
+              <w:jc w:val="left"/>
+            </w:pPr>
+            <w:r/>
+            <w:r>
+              <w:rPr>
+                <w:rFonts w:ascii="맑은 고딕" w:hAnsi="맑은 고딕" w:eastAsia="맑은 고딕"/>
+                <w:b w:val="0"/>
+                <w:color w:val="1A1A1A"/>
+                <w:sz w:val="18"/>
+              </w:rPr>
+              <w:t>폐기물관리법 시행령 제7조 제1항 제6호 → 시행규칙 제11조</w:t>
+            </w:r>
+          </w:p>
+        </w:tc>
+      </w:tr>
+      <w:tr>
+        <w:tc>
+          <w:tcPr>
+            <w:tcW w:type="dxa" w:w="3600"/>
+            <w:vAlign w:val="center"/>
+            <w:shd w:val="clear" w:color="auto" w:fill="F2F2F2"/>
+          </w:tcPr>
+          <w:p>
+            <w:pPr>
+              <w:spacing w:before="30" w:after="30" w:line="278" w:lineRule="auto"/>
+              <w:jc w:val="center"/>
+            </w:pPr>
+            <w:r/>
+            <w:r>
+              <w:rPr>
+                <w:rFonts w:ascii="맑은 고딕" w:hAnsi="맑은 고딕" w:eastAsia="맑은 고딕"/>
+                <w:b/>
+                <w:color w:val="1A1A1A"/>
+                <w:sz w:val="18"/>
+              </w:rPr>
+              <w:t>폐합성수지 제외 대상</w:t>
+            </w:r>
+          </w:p>
+        </w:tc>
+        <w:tc>
+          <w:tcPr>
+            <w:tcW w:type="dxa" w:w="5400"/>
+            <w:vAlign w:val="center"/>
+          </w:tcPr>
+          <w:p>
+            <w:pPr>
+              <w:spacing w:before="30" w:after="30" w:line="278" w:lineRule="auto"/>
+              <w:jc w:val="left"/>
+            </w:pPr>
+            <w:r/>
+            <w:r>
+              <w:rPr>
+                <w:rFonts w:ascii="맑은 고딕" w:hAnsi="맑은 고딕" w:eastAsia="맑은 고딕"/>
+                <w:b w:val="0"/>
+                <w:color w:val="1A1A1A"/>
+                <w:sz w:val="18"/>
+              </w:rPr>
+              <w:t>자원의 절약과 재활용촉진에 관한 법률 시행령 제18조 제1호·제3호·제8호·제9호·제10호</w:t>
+            </w:r>
+          </w:p>
+        </w:tc>
+      </w:tr>
+      <w:tr>
+        <w:tc>
+          <w:tcPr>
+            <w:tcW w:type="dxa" w:w="3600"/>
+            <w:vAlign w:val="center"/>
+            <w:shd w:val="clear" w:color="auto" w:fill="F2F2F2"/>
+          </w:tcPr>
+          <w:p>
+            <w:pPr>
+              <w:spacing w:before="30" w:after="30" w:line="278" w:lineRule="auto"/>
+              <w:jc w:val="center"/>
+            </w:pPr>
+            <w:r/>
+            <w:r>
+              <w:rPr>
+                <w:rFonts w:ascii="맑은 고딕" w:hAnsi="맑은 고딕" w:eastAsia="맑은 고딕"/>
+                <w:b/>
+                <w:color w:val="1A1A1A"/>
+                <w:sz w:val="18"/>
+              </w:rPr>
+              <w:t>비축 고시 위임</w:t>
+            </w:r>
+          </w:p>
+        </w:tc>
+        <w:tc>
+          <w:tcPr>
+            <w:tcW w:type="dxa" w:w="5400"/>
+            <w:vAlign w:val="center"/>
+          </w:tcPr>
+          <w:p>
+            <w:pPr>
+              <w:spacing w:before="30" w:after="30" w:line="278" w:lineRule="auto"/>
+              <w:jc w:val="left"/>
+            </w:pPr>
+            <w:r/>
+            <w:r>
+              <w:rPr>
+                <w:rFonts w:ascii="맑은 고딕" w:hAnsi="맑은 고딕" w:eastAsia="맑은 고딕"/>
+                <w:b w:val="0"/>
+                <w:color w:val="1A1A1A"/>
+                <w:sz w:val="18"/>
+              </w:rPr>
+              <w:t>자원의 절약과 재활용촉진에 관한 법률 제34조의5 제5항</w:t>
+            </w:r>
+          </w:p>
+        </w:tc>
+      </w:tr>
+    </w:tbl>
+    <w:p>
+      <w:pPr>
+        <w:spacing w:after="100"/>
+      </w:pPr>
     </w:p>
     <w:p>
       <w:pPr>
-        <w:pStyle w:val="cite1"/>
+        <w:pStyle w:val="2"/>
       </w:pPr>
       <w:r>
         <w:rPr>
           <w:rFonts w:ascii="맑은 고딕" w:hAnsi="맑은 고딕" w:eastAsia="맑은 고딕"/>
         </w:rPr>
-        <w:t>시행규칙 제31조제1항제4호 (일반 보관, 30일)</w:t>
+        <w:t>8. 원문 발췌 (관련 법령 전부)</w:t>
+      </w:r>
+    </w:p>
+    <w:p>
+      <w:pPr>
+        <w:pStyle w:val="cite1"/>
+      </w:pPr>
+      <w:r>
+        <w:rPr>
+          <w:rFonts w:ascii="맑은 고딕" w:hAnsi="맑은 고딕" w:eastAsia="맑은 고딕"/>
+        </w:rPr>
+        <w:t>폐기물관리법 제25조 제9항 (처리업자의 준수사항)</w:t>
       </w:r>
     </w:p>
     <w:p>
@@ -2689,7 +3572,7 @@
           <w:color w:val="333333"/>
           <w:sz w:val="18"/>
         </w:rPr>
-        <w:t>폐기물 재활용업자, 폐기물 중간처분업자 및 폐기물 종합처분업자가 폐기물을 보관(의료폐기물 또는 제2호·제3호·제5호의2에 따라 보관하는 경우는 제외)하는 경우: 1일 처리용량의 30일분 보관량 이하, 30일 이내(매립시설의 일정 구역을 구획하여 폐석면을 매립하기 위한 경우에는 6개월 이내)</w:t>
+        <w:t>폐기물처리업자는 다음 각 호의 준수사항을 지켜야 한다.  제1호  폐기물을 허가받은 사업장 내 보관시설이나 승인받은 임시보관시설 등 적정한 장소에 보관할 것.  제2호  기후에너지환경부령으로 정하는 양 또는 기간을 초과하여 폐기물을 보관하지 말 것. (이하 제3호부터 제6호까지 생략)</w:t>
       </w:r>
     </w:p>
     <w:p>
@@ -2700,7 +3583,7 @@
         <w:rPr>
           <w:rFonts w:ascii="맑은 고딕" w:hAnsi="맑은 고딕" w:eastAsia="맑은 고딕"/>
         </w:rPr>
-        <w:t>시행규칙 제31조제1항제3호 가목 (재활용, 60일)</w:t>
+        <w:t>폐기물관리법 시행규칙 제31조 제1항 (보관량 및 보관기간)</w:t>
       </w:r>
     </w:p>
     <w:p>
@@ -2713,7 +3596,194 @@
           <w:color w:val="333333"/>
           <w:sz w:val="18"/>
         </w:rPr>
-        <w:t>다음의 어느 하나에 해당하는 폐기물: 1일 재활용량의 60일분 보관량 이하, 60일 이내. 1) 폐석고(도자기 제조시설에서 발생하는 것으로 한정)·폐고무·광재·폐내화물·폐도자기조각·폐합성수지(재활용법 시행령 제18조제1호·제3호·제8~10호에 해당하는 것은 제외)·폐금속류·폐지·폐유리·폐콘크리트전주·폐석재·폐레미콘  2) 토기·자기·내화물·시멘트·콘크리트·석제품 제조·가공시설, 세륜시설, 정수시설, 비금속광물 분쇄시설, 토사세척시설에서 발생되는 무기성 오니</w:t>
+        <w:t>법 제25조 제9항 제2호에서 '기후에너지환경부령으로 정하는 양 또는 기간'이란 다음 각 호와 같다.</w:t>
+      </w:r>
+      <w:r>
+        <w:br/>
+      </w:r>
+      <w:r>
+        <w:rPr>
+          <w:rFonts w:ascii="맑은 고딕" w:hAnsi="맑은 고딕" w:eastAsia="맑은 고딕"/>
+          <w:color w:val="333333"/>
+          <w:sz w:val="18"/>
+        </w:rPr>
+        <w:t>제1호  폐기물 수집·운반업자가 임시보관장소에 폐기물을 보관하는 경우</w:t>
+      </w:r>
+      <w:r>
+        <w:br/>
+      </w:r>
+      <w:r>
+        <w:rPr>
+          <w:rFonts w:ascii="맑은 고딕" w:hAnsi="맑은 고딕" w:eastAsia="맑은 고딕"/>
+          <w:color w:val="333333"/>
+          <w:sz w:val="18"/>
+        </w:rPr>
+        <w:t xml:space="preserve">  가목  의료폐기물: 냉장 보관할 수 있는 섭씨 4도 이하의 전용보관시설은 5일 이내, 그 밖의 보관시설은 2일 이내. 다만 격리의료폐기물은 보관시설과 무관하게 2일 이내.</w:t>
+      </w:r>
+      <w:r>
+        <w:br/>
+      </w:r>
+      <w:r>
+        <w:rPr>
+          <w:rFonts w:ascii="맑은 고딕" w:hAnsi="맑은 고딕" w:eastAsia="맑은 고딕"/>
+          <w:color w:val="333333"/>
+          <w:sz w:val="18"/>
+        </w:rPr>
+        <w:t xml:space="preserve">  나목  의료폐기물 외의 폐기물: 중량 450톤 이하이고 용적 300세제곱미터 이하, 5일 이내</w:t>
+      </w:r>
+      <w:r>
+        <w:br/>
+      </w:r>
+      <w:r>
+        <w:rPr>
+          <w:rFonts w:ascii="맑은 고딕" w:hAnsi="맑은 고딕" w:eastAsia="맑은 고딕"/>
+          <w:color w:val="333333"/>
+          <w:sz w:val="18"/>
+        </w:rPr>
+        <w:t>제2호  폐기물 재활용업자가 제11조 제2항 및 제3항에 따라 승인받은 임시보관시설에 보관하는 경우</w:t>
+      </w:r>
+      <w:r>
+        <w:br/>
+      </w:r>
+      <w:r>
+        <w:rPr>
+          <w:rFonts w:ascii="맑은 고딕" w:hAnsi="맑은 고딕" w:eastAsia="맑은 고딕"/>
+          <w:color w:val="333333"/>
+          <w:sz w:val="18"/>
+        </w:rPr>
+        <w:t xml:space="preserve">  가목  폐전주: 3월~11월 50톤 미만, 12월~다음 해 2월 100톤 미만</w:t>
+      </w:r>
+      <w:r>
+        <w:br/>
+      </w:r>
+      <w:r>
+        <w:rPr>
+          <w:rFonts w:ascii="맑은 고딕" w:hAnsi="맑은 고딕" w:eastAsia="맑은 고딕"/>
+          <w:color w:val="333333"/>
+          <w:sz w:val="18"/>
+        </w:rPr>
+        <w:t xml:space="preserve">  나목  동물성 잔재물: 중량 150톤 미만, 1일 이내</w:t>
+      </w:r>
+      <w:r>
+        <w:br/>
+      </w:r>
+      <w:r>
+        <w:rPr>
+          <w:rFonts w:ascii="맑은 고딕" w:hAnsi="맑은 고딕" w:eastAsia="맑은 고딕"/>
+          <w:color w:val="333333"/>
+          <w:sz w:val="18"/>
+        </w:rPr>
+        <w:t xml:space="preserve">  다목  수액팩·수액병(보건·의료기관 배출로 한정): 중량 5톤 미만, 5일 이내</w:t>
+      </w:r>
+      <w:r>
+        <w:br/>
+      </w:r>
+      <w:r>
+        <w:rPr>
+          <w:rFonts w:ascii="맑은 고딕" w:hAnsi="맑은 고딕" w:eastAsia="맑은 고딕"/>
+          <w:color w:val="333333"/>
+          <w:sz w:val="18"/>
+        </w:rPr>
+        <w:t>제3호  폐기물 재활용업자가 다음 폐기물을 재활용하기 위하여 보관하는 경우</w:t>
+      </w:r>
+      <w:r>
+        <w:br/>
+      </w:r>
+      <w:r>
+        <w:rPr>
+          <w:rFonts w:ascii="맑은 고딕" w:hAnsi="맑은 고딕" w:eastAsia="맑은 고딕"/>
+          <w:color w:val="333333"/>
+          <w:sz w:val="18"/>
+        </w:rPr>
+        <w:t xml:space="preserve">  가목  1일 재활용량의 60일분 보관량 이하, 60일 이내</w:t>
+      </w:r>
+      <w:r>
+        <w:br/>
+      </w:r>
+      <w:r>
+        <w:rPr>
+          <w:rFonts w:ascii="맑은 고딕" w:hAnsi="맑은 고딕" w:eastAsia="맑은 고딕"/>
+          <w:color w:val="333333"/>
+          <w:sz w:val="18"/>
+        </w:rPr>
+        <w:t xml:space="preserve">    1) 폐석고(도자기 제조시설 발생 한정)·폐고무·광재·폐내화물·폐도자기조각·폐합성수지(재활용법 시행령 제18조 제1호·제3호·제8호부터 제10호까지 해당분은 제외)·폐금속류·폐지·폐유리·폐콘크리트전주·폐석재·폐레미콘</w:t>
+      </w:r>
+      <w:r>
+        <w:br/>
+      </w:r>
+      <w:r>
+        <w:rPr>
+          <w:rFonts w:ascii="맑은 고딕" w:hAnsi="맑은 고딕" w:eastAsia="맑은 고딕"/>
+          <w:color w:val="333333"/>
+          <w:sz w:val="18"/>
+        </w:rPr>
+        <w:t xml:space="preserve">    2) 토기·자기·내화물·시멘트·콘크리트·석제품 제조·가공시설, 세륜시설, 정수시설, 비금속광물 분쇄시설, 토사세척시설에서 발생되는 무기성 오니</w:t>
+      </w:r>
+      <w:r>
+        <w:br/>
+      </w:r>
+      <w:r>
+        <w:rPr>
+          <w:rFonts w:ascii="맑은 고딕" w:hAnsi="맑은 고딕" w:eastAsia="맑은 고딕"/>
+          <w:color w:val="333333"/>
+          <w:sz w:val="18"/>
+        </w:rPr>
+        <w:t xml:space="preserve">  나목  폐목재·폐촉매·폐김발장·석탄재·리튬이차전지(제조 부산물)·전기자동차 폐이차전지·태양광 폐패널·특정 수입폐기물: 1일 재활용량의 180일분 보관량 이하, 180일 이내</w:t>
+      </w:r>
+      <w:r>
+        <w:br/>
+      </w:r>
+      <w:r>
+        <w:rPr>
+          <w:rFonts w:ascii="맑은 고딕" w:hAnsi="맑은 고딕" w:eastAsia="맑은 고딕"/>
+          <w:color w:val="333333"/>
+          <w:sz w:val="18"/>
+        </w:rPr>
+        <w:t>제4호  폐기물 재활용업자·중간처분업자·종합처분업자가 폐기물을 보관(의료폐기물 또는 제2호·제3호·제5호의2 보관은 제외)하는 경우: 1일 처리용량의 30일분 보관량 이하, 30일 이내(매립시설 구획 폐석면 매립은 6개월 이내)</w:t>
+      </w:r>
+      <w:r>
+        <w:br/>
+      </w:r>
+      <w:r>
+        <w:rPr>
+          <w:rFonts w:ascii="맑은 고딕" w:hAnsi="맑은 고딕" w:eastAsia="맑은 고딕"/>
+          <w:color w:val="333333"/>
+          <w:sz w:val="18"/>
+        </w:rPr>
+        <w:t>제5호  폐기물 재활용업자가 의료폐기물(태반 한정)을 보관하는 경우: 가목 제11조 제1항 제2호 임시보관시설 중량 5톤 미만, 5일 이내 / 나목 그 밖의 경우 1일 재활용량의 7일분 이하, 7일 이내</w:t>
+      </w:r>
+      <w:r>
+        <w:br/>
+      </w:r>
+      <w:r>
+        <w:rPr>
+          <w:rFonts w:ascii="맑은 고딕" w:hAnsi="맑은 고딕" w:eastAsia="맑은 고딕"/>
+          <w:color w:val="333333"/>
+          <w:sz w:val="18"/>
+        </w:rPr>
+        <w:t>제5호의2  폐기물 재활용업자가 제11조 제1항 제5호에 따른 비축 시설에 재활용가능자원을 비축하는 경우: 재활용법 제34조의5 제5항에 따른 장관 고시에 따른 양 또는 기간</w:t>
+      </w:r>
+      <w:r>
+        <w:br/>
+      </w:r>
+      <w:r>
+        <w:rPr>
+          <w:rFonts w:ascii="맑은 고딕" w:hAnsi="맑은 고딕" w:eastAsia="맑은 고딕"/>
+          <w:color w:val="333333"/>
+          <w:sz w:val="18"/>
+        </w:rPr>
+        <w:t>제6호  폐기물 중간처분업자가 의료폐기물을 보관하는 경우: 1일 처분용량의 5일분 보관량 이하, 5일 이내. 다만 격리의료폐기물 및 조직물류폐기물은 2일분 이하, 2일 이내</w:t>
+      </w:r>
+      <w:r>
+        <w:br/>
+      </w:r>
+      <w:r>
+        <w:rPr>
+          <w:rFonts w:ascii="맑은 고딕" w:hAnsi="맑은 고딕" w:eastAsia="맑은 고딕"/>
+          <w:color w:val="333333"/>
+          <w:sz w:val="18"/>
+        </w:rPr>
+        <w:t>제7호  기후에너지환경부장관은 제1호·제6호에도 불구하고 감염병 확산으로 재난 예보·경보가 발령되거나 확산 방지에 필요하다고 인정하는 경우 의료폐기물의 처리기한을 따로 정할 수 있다.</w:t>
       </w:r>
     </w:p>
     <w:p>
@@ -2724,12 +3794,12 @@
         <w:rPr>
           <w:rFonts w:ascii="맑은 고딕" w:hAnsi="맑은 고딕" w:eastAsia="맑은 고딕"/>
         </w:rPr>
-        <w:t>시행규칙 제31조제2항 (초과 금지와 연장)</w:t>
+        <w:t>폐기물관리법 시행규칙 제31조 제2항 (초과 금지와 연장)</w:t>
       </w:r>
     </w:p>
     <w:p>
       <w:pPr>
-        <w:spacing w:after="120"/>
+        <w:spacing w:after="100"/>
       </w:pPr>
       <w:r>
         <w:rPr>
@@ -2742,7 +3812,79 @@
     </w:p>
     <w:p>
       <w:pPr>
-        <w:spacing w:after="20" w:before="80"/>
+        <w:pStyle w:val="cite1"/>
+      </w:pPr>
+      <w:r>
+        <w:rPr>
+          <w:rFonts w:ascii="맑은 고딕" w:hAnsi="맑은 고딕" w:eastAsia="맑은 고딕"/>
+        </w:rPr>
+        <w:t>폐기물관리법 시행규칙 제11조 (폐기물처리사업장 외의 장소에서의 폐기물보관시설 기준)</w:t>
+      </w:r>
+    </w:p>
+    <w:p>
+      <w:pPr>
+        <w:spacing w:after="100"/>
+      </w:pPr>
+      <w:r>
+        <w:rPr>
+          <w:rFonts w:ascii="맑은 고딕" w:hAnsi="맑은 고딕" w:eastAsia="맑은 고딕"/>
+          <w:color w:val="333333"/>
+          <w:sz w:val="18"/>
+        </w:rPr>
+        <w:t>제1항  영 제7조 제1항 제6호 단서에서 '기후에너지환경부령으로 정하는 경우'란 폐기물 재활용업자 등이 임시보관시설 등에 폐기물을 보관하는 경우를 말한다(각 호에서 임시보관시설의 유형과 기준을 정함).  제2항·제3항  재활용업자가 임시보관시설을 설치·변경하려면 설치승인신청서를 시·도지사에게 제출하여 승인·변경승인을 받아야 한다.</w:t>
+      </w:r>
+    </w:p>
+    <w:p>
+      <w:pPr>
+        <w:pStyle w:val="cite1"/>
+      </w:pPr>
+      <w:r>
+        <w:rPr>
+          <w:rFonts w:ascii="맑은 고딕" w:hAnsi="맑은 고딕" w:eastAsia="맑은 고딕"/>
+        </w:rPr>
+        <w:t>자원의 절약과 재활용촉진에 관한 법률 시행령 제18조 (재활용의무 대상 제품·포장재)</w:t>
+      </w:r>
+    </w:p>
+    <w:p>
+      <w:pPr>
+        <w:spacing w:after="100"/>
+      </w:pPr>
+      <w:r>
+        <w:rPr>
+          <w:rFonts w:ascii="맑은 고딕" w:hAnsi="맑은 고딕" w:eastAsia="맑은 고딕"/>
+          <w:color w:val="333333"/>
+          <w:sz w:val="18"/>
+        </w:rPr>
+        <w:t>법 제16조 제1항에서 '대통령령으로 정하는 제품·포장재'란 다음 각 호의 것을 말한다.  제1호  합성수지재질의 포장재(용기류, 필름·시트형 포장재, 쟁반형 용기(tray) 포함) 등  제3호  합성수지재질의 1회용 봉투·쇼핑백(폐기물 종량제 봉투 제외)  제8호  합성수지재질의 수산물 양식용 부자(浮子)  제9호  곤포(뭉치) 사일리지용 필름  제10호  합성수지재질의 김발장. (폐기물관리법 시행규칙 제31조 제1항 제3호 가목 1)은 이 중 제1호·제3호·제8호부터 제10호까지에 해당하는 폐합성수지를 60일 대상에서 제외한다.)</w:t>
+      </w:r>
+    </w:p>
+    <w:p>
+      <w:pPr>
+        <w:pStyle w:val="cite1"/>
+      </w:pPr>
+      <w:r>
+        <w:rPr>
+          <w:rFonts w:ascii="맑은 고딕" w:hAnsi="맑은 고딕" w:eastAsia="맑은 고딕"/>
+        </w:rPr>
+        <w:t>자원의 절약과 재활용촉진에 관한 법률 제34조의5 제5항 (비축 시설)</w:t>
+      </w:r>
+    </w:p>
+    <w:p>
+      <w:pPr>
+        <w:spacing w:after="100"/>
+      </w:pPr>
+      <w:r>
+        <w:rPr>
+          <w:rFonts w:ascii="맑은 고딕" w:hAnsi="맑은 고딕" w:eastAsia="맑은 고딕"/>
+          <w:color w:val="333333"/>
+          <w:sz w:val="18"/>
+        </w:rPr>
+        <w:t>제3항 및 제4항에 따른 재활용가능자원등의 비축·보관·관리 및 비용 지원 등에 필요한 사항은 기후에너지환경부장관이 정하여 고시한다. (폐기물관리법 시행규칙 제31조 제1항 제5호의2의 비축 보관 양·기간은 이 고시에 따른다.)</w:t>
+      </w:r>
+    </w:p>
+    <w:p>
+      <w:pPr>
+        <w:spacing w:after="20" w:before="120"/>
       </w:pPr>
       <w:r>
         <w:rPr>
@@ -2764,7 +3906,7 @@
           <w:color w:val="333333"/>
           <w:sz w:val="19"/>
         </w:rPr>
-        <w:t>30일은 제31조제1항제4호(일반 보관), 60일은 제3호 가목(특정 재활용), 180일은 제3호 나목입니다. 상위 근거는 법 제25조제9항이고, 폐합성수지 제외와 비축은 재활용법을 함께 봅니다. 초과하려면 제31조제2항 단서에 따라 관할의 승인이 필요합니다.</w:t>
+        <w:t>30일은 시행규칙 제31조 제1항 제4호(일반 보관), 60일은 제3호 가목(특정 재활용), 180일은 제3호 나목입니다. 상위 근거는 법 제25조 제9항이고, 폐합성수지 제외와 비축은 재활용법을 함께 봅니다.</w:t>
       </w:r>
     </w:p>
     <w:p>
@@ -2775,7 +3917,7 @@
         <w:rPr>
           <w:rFonts w:ascii="맑은 고딕" w:hAnsi="맑은 고딕" w:eastAsia="맑은 고딕"/>
         </w:rPr>
-        <w:t>기준 법령: 폐기물관리법·같은 법 시행규칙, 자원의 절약과 재활용촉진에 관한 법률 (국가법령정보센터, 시행규칙 2026.6.22 기준).</w:t>
+        <w:t>기준 법령: 폐기물관리법·같은 법 시행령·같은 법 시행규칙, 자원의 절약과 재활용촉진에 관한 법률·같은 법 시행령 (국가법령정보센터 기준).</w:t>
       </w:r>
     </w:p>
     <w:p>

--- a/블로그글작성/폐기물/보관기간/폐기물처리업자_보관기간_총정리.docx
+++ b/블로그글작성/폐기물/보관기간/폐기물처리업자_보관기간_총정리.docx
@@ -14,7 +14,7 @@
           <w:color w:val="1F3864"/>
           <w:sz w:val="32"/>
         </w:rPr>
-        <w:t>폐기물 처리업자의 보관량·보관기간 총정리</w:t>
+        <w:t>폐기물 처리업자의 보관량·보관기간</w:t>
       </w:r>
     </w:p>
     <w:p>
@@ -25,7 +25,7 @@
         <w:rPr>
           <w:rFonts w:ascii="맑은 고딕" w:hAnsi="맑은 고딕" w:eastAsia="맑은 고딕"/>
         </w:rPr>
-        <w:t>무엇을 근거로 30일이 되고, 무엇을 근거로 60일이 되는가</w:t>
+        <w:t>폐기물관리법 시행규칙 제31조</w:t>
       </w:r>
     </w:p>
     <w:p>
@@ -38,7 +38,7 @@
           <w:color w:val="333333"/>
           <w:sz w:val="20"/>
         </w:rPr>
-        <w:t>폐기물처리업자의 보관량과 보관기간은 폐기물관리법 제25조 제9항이 정한 준수사항이고, 그 구체적인 양과 기간은 같은 법 시행규칙 제31조 제1항이 호와 목으로 나누어 정합니다. 일부 항목은 자원의 절약과 재활용촉진에 관한 법률(이하 재활용법)을 함께 봅니다.</w:t>
+        <w:t>폐기물 처리업자의 보관량과 보관기간은 폐기물관리법 제25조 제9항의 준수사항이며, 구체적 기준은 같은 법 시행규칙 제31조 제1항에 있습니다. 원칙은 30일, 재활용 목적 보관은 60일 또는 180일, 의료·수집운반 등은 며칠 단위입니다.</w:t>
       </w:r>
     </w:p>
     <w:p>
@@ -49,7 +49,7 @@
         <w:rPr>
           <w:rFonts w:ascii="맑은 고딕" w:hAnsi="맑은 고딕" w:eastAsia="맑은 고딕"/>
         </w:rPr>
-        <w:t>1. 상위 근거 (법 제25조 제9항)</w:t>
+        <w:t>1. 근거</w:t>
       </w:r>
     </w:p>
     <w:tbl>
@@ -99,7 +99,7 @@
                 <w:color w:val="000000"/>
                 <w:sz w:val="18"/>
               </w:rPr>
-              <w:t>준수사항</w:t>
+              <w:t>구분</w:t>
             </w:r>
           </w:p>
         </w:tc>
@@ -198,7 +198,7 @@
                 <w:color w:val="1A1A1A"/>
                 <w:sz w:val="18"/>
               </w:rPr>
-              <w:t>허가받은 사업장 내 보관시설이나 승인받은 임시보관시설 등 적정한 장소에 보관</w:t>
+              <w:t>허가받은 사업장 내 보관시설이나 승인받은 임시보관시설 등 적정한 장소</w:t>
             </w:r>
           </w:p>
         </w:tc>
@@ -267,7 +267,7 @@
                 <w:color w:val="1A1A1A"/>
                 <w:sz w:val="18"/>
               </w:rPr>
-              <w:t>환경부령으로 정하는 양 또는 기간을 초과하여 보관하지 말 것</w:t>
+              <w:t>환경부령으로 정하는 양 또는 기간을 초과하여 보관 금지</w:t>
             </w:r>
           </w:p>
         </w:tc>
@@ -314,7 +314,7 @@
                 <w:color w:val="1A1A1A"/>
                 <w:sz w:val="18"/>
               </w:rPr>
-              <w:t>→ 위임</w:t>
+              <w:t>구체적 기준</w:t>
             </w:r>
           </w:p>
         </w:tc>
@@ -336,7 +336,7 @@
                 <w:color w:val="1A1A1A"/>
                 <w:sz w:val="18"/>
               </w:rPr>
-              <w:t>보관량·보관기간의 구체적 기준</w:t>
+              <w:t>보관량·보관기간을 호·목으로 규정</w:t>
             </w:r>
           </w:p>
         </w:tc>
@@ -377,20 +377,7 @@
         <w:rPr>
           <w:rFonts w:ascii="맑은 고딕" w:hAnsi="맑은 고딕" w:eastAsia="맑은 고딕"/>
         </w:rPr>
-        <w:t>2. 업종·유형별 보관량과 보관기간</w:t>
-      </w:r>
-    </w:p>
-    <w:p>
-      <w:pPr>
-        <w:spacing w:after="80"/>
-      </w:pPr>
-      <w:r>
-        <w:rPr>
-          <w:rFonts w:ascii="맑은 고딕" w:hAnsi="맑은 고딕" w:eastAsia="맑은 고딕"/>
-          <w:color w:val="777777"/>
-          <w:sz w:val="18"/>
-        </w:rPr>
-        <w:t>근거란은 모두 '폐기물관리법 시행규칙 제31조 제1항'의 호·목 위치입니다.</w:t>
+        <w:t>2. 보관기간 기준</w:t>
       </w:r>
     </w:p>
     <w:tbl>
@@ -413,15 +400,15 @@
         <w:tblLook w:val="04A0" w:firstRow="1" w:lastRow="0" w:firstColumn="0" w:lastColumn="0" w:noHBand="0" w:noVBand="1"/>
       </w:tblPr>
       <w:tblGrid>
-        <w:gridCol w:w="3240"/>
+        <w:gridCol w:w="3060"/>
         <w:gridCol w:w="2340"/>
-        <w:gridCol w:w="1800"/>
+        <w:gridCol w:w="1980"/>
         <w:gridCol w:w="1620"/>
       </w:tblGrid>
       <w:tr>
         <w:tc>
           <w:tcPr>
-            <w:tcW w:type="dxa" w:w="3240"/>
+            <w:tcW w:type="dxa" w:w="3060"/>
             <w:vAlign w:val="center"/>
             <w:shd w:val="clear" w:color="auto" w:fill="D9D9D9"/>
             <w:tcBorders>
@@ -441,7 +428,7 @@
                 <w:color w:val="000000"/>
                 <w:sz w:val="18"/>
               </w:rPr>
-              <w:t>업종 · 유형</w:t>
+              <w:t>구분</w:t>
             </w:r>
           </w:p>
         </w:tc>
@@ -473,7 +460,7 @@
         </w:tc>
         <w:tc>
           <w:tcPr>
-            <w:tcW w:type="dxa" w:w="1800"/>
+            <w:tcW w:type="dxa" w:w="1980"/>
             <w:vAlign w:val="center"/>
             <w:shd w:val="clear" w:color="auto" w:fill="D9D9D9"/>
             <w:tcBorders>
@@ -519,7 +506,7 @@
                 <w:color w:val="000000"/>
                 <w:sz w:val="18"/>
               </w:rPr>
-              <w:t>근거</w:t>
+              <w:t>근거 (제31조 제1항)</w:t>
             </w:r>
           </w:p>
         </w:tc>
@@ -527,7 +514,7 @@
       <w:tr>
         <w:tc>
           <w:tcPr>
-            <w:tcW w:type="dxa" w:w="3240"/>
+            <w:tcW w:type="dxa" w:w="3060"/>
             <w:vAlign w:val="center"/>
             <w:shd w:val="clear" w:color="auto" w:fill="F2F2F2"/>
           </w:tcPr>
@@ -544,7 +531,7 @@
                 <w:color w:val="1A1A1A"/>
                 <w:sz w:val="18"/>
               </w:rPr>
-              <w:t>수집운반업 임시보관 (의료폐기물)</w:t>
+              <w:t>수집운반 임시보관 (의료폐기물)</w:t>
             </w:r>
           </w:p>
         </w:tc>
@@ -566,41 +553,29 @@
                 <w:color w:val="1A1A1A"/>
                 <w:sz w:val="18"/>
               </w:rPr>
-              <w:t>냉장 4도 이하 전용시설 기준</w:t>
-            </w:r>
-          </w:p>
-        </w:tc>
-        <w:tc>
-          <w:tcPr>
-            <w:tcW w:type="dxa" w:w="1800"/>
-            <w:vAlign w:val="center"/>
-          </w:tcPr>
-          <w:p>
-            <w:pPr>
-              <w:spacing w:before="30" w:after="30" w:line="278" w:lineRule="auto"/>
-              <w:jc w:val="left"/>
-            </w:pPr>
-            <w:r/>
-            <w:r>
-              <w:rPr>
-                <w:rFonts w:ascii="맑은 고딕" w:hAnsi="맑은 고딕" w:eastAsia="맑은 고딕"/>
-                <w:b w:val="0"/>
-                <w:color w:val="1A1A1A"/>
-                <w:sz w:val="18"/>
-              </w:rPr>
-              <w:t>5일 이내</w:t>
-            </w:r>
-            <w:r>
-              <w:br/>
-            </w:r>
-            <w:r>
-              <w:rPr>
-                <w:rFonts w:ascii="맑은 고딕" w:hAnsi="맑은 고딕" w:eastAsia="맑은 고딕"/>
-                <w:b w:val="0"/>
-                <w:color w:val="1A1A1A"/>
-                <w:sz w:val="18"/>
-              </w:rPr>
-              <w:t>(그 밖·격리 2일)</w:t>
+              <w:t>냉장 4도 이하 전용시설</w:t>
+            </w:r>
+          </w:p>
+        </w:tc>
+        <w:tc>
+          <w:tcPr>
+            <w:tcW w:type="dxa" w:w="1980"/>
+            <w:vAlign w:val="center"/>
+          </w:tcPr>
+          <w:p>
+            <w:pPr>
+              <w:spacing w:before="30" w:after="30" w:line="278" w:lineRule="auto"/>
+              <w:jc w:val="left"/>
+            </w:pPr>
+            <w:r/>
+            <w:r>
+              <w:rPr>
+                <w:rFonts w:ascii="맑은 고딕" w:hAnsi="맑은 고딕" w:eastAsia="맑은 고딕"/>
+                <w:b w:val="0"/>
+                <w:color w:val="1A1A1A"/>
+                <w:sz w:val="18"/>
+              </w:rPr>
+              <w:t>5일 (그 밖·격리 2일)</w:t>
             </w:r>
           </w:p>
         </w:tc>
@@ -630,7 +605,7 @@
       <w:tr>
         <w:tc>
           <w:tcPr>
-            <w:tcW w:type="dxa" w:w="3240"/>
+            <w:tcW w:type="dxa" w:w="3060"/>
             <w:vAlign w:val="center"/>
             <w:shd w:val="clear" w:color="auto" w:fill="F2F2F2"/>
           </w:tcPr>
@@ -647,7 +622,7 @@
                 <w:color w:val="1A1A1A"/>
                 <w:sz w:val="18"/>
               </w:rPr>
-              <w:t>수집운반업 임시보관 (의료 외)</w:t>
+              <w:t>수집운반 임시보관 (의료 외)</w:t>
             </w:r>
           </w:p>
         </w:tc>
@@ -675,23 +650,23 @@
         </w:tc>
         <w:tc>
           <w:tcPr>
-            <w:tcW w:type="dxa" w:w="1800"/>
-            <w:vAlign w:val="center"/>
-          </w:tcPr>
-          <w:p>
-            <w:pPr>
-              <w:spacing w:before="30" w:after="30" w:line="278" w:lineRule="auto"/>
-              <w:jc w:val="left"/>
-            </w:pPr>
-            <w:r/>
-            <w:r>
-              <w:rPr>
-                <w:rFonts w:ascii="맑은 고딕" w:hAnsi="맑은 고딕" w:eastAsia="맑은 고딕"/>
-                <w:b w:val="0"/>
-                <w:color w:val="1A1A1A"/>
-                <w:sz w:val="18"/>
-              </w:rPr>
-              <w:t>5일 이내</w:t>
+            <w:tcW w:type="dxa" w:w="1980"/>
+            <w:vAlign w:val="center"/>
+          </w:tcPr>
+          <w:p>
+            <w:pPr>
+              <w:spacing w:before="30" w:after="30" w:line="278" w:lineRule="auto"/>
+              <w:jc w:val="left"/>
+            </w:pPr>
+            <w:r/>
+            <w:r>
+              <w:rPr>
+                <w:rFonts w:ascii="맑은 고딕" w:hAnsi="맑은 고딕" w:eastAsia="맑은 고딕"/>
+                <w:b w:val="0"/>
+                <w:color w:val="1A1A1A"/>
+                <w:sz w:val="18"/>
+              </w:rPr>
+              <w:t>5일</w:t>
             </w:r>
           </w:p>
         </w:tc>
@@ -721,7 +696,7 @@
       <w:tr>
         <w:tc>
           <w:tcPr>
-            <w:tcW w:type="dxa" w:w="3240"/>
+            <w:tcW w:type="dxa" w:w="3060"/>
             <w:vAlign w:val="center"/>
             <w:shd w:val="clear" w:color="auto" w:fill="F2F2F2"/>
           </w:tcPr>
@@ -738,7 +713,7 @@
                 <w:color w:val="1A1A1A"/>
                 <w:sz w:val="18"/>
               </w:rPr>
-              <w:t>재활용업 승인 임시보관 (폐전주)</w:t>
+              <w:t>재활용 승인 임시보관 (폐전주)</w:t>
             </w:r>
           </w:p>
         </w:tc>
@@ -766,7 +741,7 @@
         </w:tc>
         <w:tc>
           <w:tcPr>
-            <w:tcW w:type="dxa" w:w="1800"/>
+            <w:tcW w:type="dxa" w:w="1980"/>
             <w:vAlign w:val="center"/>
           </w:tcPr>
           <w:p>
@@ -812,7 +787,7 @@
       <w:tr>
         <w:tc>
           <w:tcPr>
-            <w:tcW w:type="dxa" w:w="3240"/>
+            <w:tcW w:type="dxa" w:w="3060"/>
             <w:vAlign w:val="center"/>
             <w:shd w:val="clear" w:color="auto" w:fill="F2F2F2"/>
           </w:tcPr>
@@ -829,7 +804,7 @@
                 <w:color w:val="1A1A1A"/>
                 <w:sz w:val="18"/>
               </w:rPr>
-              <w:t>재활용업 승인 임시보관 (동물성 잔재물)</w:t>
+              <w:t>재활용 승인 임시보관 (동물성 잔재물)</w:t>
             </w:r>
           </w:p>
         </w:tc>
@@ -857,23 +832,23 @@
         </w:tc>
         <w:tc>
           <w:tcPr>
-            <w:tcW w:type="dxa" w:w="1800"/>
-            <w:vAlign w:val="center"/>
-          </w:tcPr>
-          <w:p>
-            <w:pPr>
-              <w:spacing w:before="30" w:after="30" w:line="278" w:lineRule="auto"/>
-              <w:jc w:val="left"/>
-            </w:pPr>
-            <w:r/>
-            <w:r>
-              <w:rPr>
-                <w:rFonts w:ascii="맑은 고딕" w:hAnsi="맑은 고딕" w:eastAsia="맑은 고딕"/>
-                <w:b w:val="0"/>
-                <w:color w:val="1A1A1A"/>
-                <w:sz w:val="18"/>
-              </w:rPr>
-              <w:t>1일 이내</w:t>
+            <w:tcW w:type="dxa" w:w="1980"/>
+            <w:vAlign w:val="center"/>
+          </w:tcPr>
+          <w:p>
+            <w:pPr>
+              <w:spacing w:before="30" w:after="30" w:line="278" w:lineRule="auto"/>
+              <w:jc w:val="left"/>
+            </w:pPr>
+            <w:r/>
+            <w:r>
+              <w:rPr>
+                <w:rFonts w:ascii="맑은 고딕" w:hAnsi="맑은 고딕" w:eastAsia="맑은 고딕"/>
+                <w:b w:val="0"/>
+                <w:color w:val="1A1A1A"/>
+                <w:sz w:val="18"/>
+              </w:rPr>
+              <w:t>1일</w:t>
             </w:r>
           </w:p>
         </w:tc>
@@ -903,7 +878,7 @@
       <w:tr>
         <w:tc>
           <w:tcPr>
-            <w:tcW w:type="dxa" w:w="3240"/>
+            <w:tcW w:type="dxa" w:w="3060"/>
             <w:vAlign w:val="center"/>
             <w:shd w:val="clear" w:color="auto" w:fill="F2F2F2"/>
           </w:tcPr>
@@ -920,7 +895,7 @@
                 <w:color w:val="1A1A1A"/>
                 <w:sz w:val="18"/>
               </w:rPr>
-              <w:t>재활용업 승인 임시보관 (수액팩·수액병)</w:t>
+              <w:t>재활용 승인 임시보관 (수액팩·수액병)</w:t>
             </w:r>
           </w:p>
         </w:tc>
@@ -948,23 +923,23 @@
         </w:tc>
         <w:tc>
           <w:tcPr>
-            <w:tcW w:type="dxa" w:w="1800"/>
-            <w:vAlign w:val="center"/>
-          </w:tcPr>
-          <w:p>
-            <w:pPr>
-              <w:spacing w:before="30" w:after="30" w:line="278" w:lineRule="auto"/>
-              <w:jc w:val="left"/>
-            </w:pPr>
-            <w:r/>
-            <w:r>
-              <w:rPr>
-                <w:rFonts w:ascii="맑은 고딕" w:hAnsi="맑은 고딕" w:eastAsia="맑은 고딕"/>
-                <w:b w:val="0"/>
-                <w:color w:val="1A1A1A"/>
-                <w:sz w:val="18"/>
-              </w:rPr>
-              <w:t>5일 이내</w:t>
+            <w:tcW w:type="dxa" w:w="1980"/>
+            <w:vAlign w:val="center"/>
+          </w:tcPr>
+          <w:p>
+            <w:pPr>
+              <w:spacing w:before="30" w:after="30" w:line="278" w:lineRule="auto"/>
+              <w:jc w:val="left"/>
+            </w:pPr>
+            <w:r/>
+            <w:r>
+              <w:rPr>
+                <w:rFonts w:ascii="맑은 고딕" w:hAnsi="맑은 고딕" w:eastAsia="맑은 고딕"/>
+                <w:b w:val="0"/>
+                <w:color w:val="1A1A1A"/>
+                <w:sz w:val="18"/>
+              </w:rPr>
+              <w:t>5일</w:t>
             </w:r>
           </w:p>
         </w:tc>
@@ -994,9 +969,9 @@
       <w:tr>
         <w:tc>
           <w:tcPr>
-            <w:tcW w:type="dxa" w:w="3240"/>
-            <w:vAlign w:val="center"/>
-            <w:shd w:val="clear" w:color="auto" w:fill="E0E0E0"/>
+            <w:tcW w:type="dxa" w:w="3060"/>
+            <w:vAlign w:val="center"/>
+            <w:shd w:val="clear" w:color="auto" w:fill="E8E8E8"/>
           </w:tcPr>
           <w:p>
             <w:pPr>
@@ -1011,7 +986,7 @@
                 <w:color w:val="1A1A1A"/>
                 <w:sz w:val="18"/>
               </w:rPr>
-              <w:t>재활용 (특정 무기성 계열)</w:t>
+              <w:t>재활용 (무기성 계열)</w:t>
             </w:r>
           </w:p>
         </w:tc>
@@ -1019,43 +994,45 @@
           <w:tcPr>
             <w:tcW w:type="dxa" w:w="2340"/>
             <w:vAlign w:val="center"/>
-          </w:tcPr>
-          <w:p>
-            <w:pPr>
-              <w:spacing w:before="30" w:after="30" w:line="278" w:lineRule="auto"/>
-              <w:jc w:val="left"/>
-            </w:pPr>
-            <w:r/>
-            <w:r>
-              <w:rPr>
-                <w:rFonts w:ascii="맑은 고딕" w:hAnsi="맑은 고딕" w:eastAsia="맑은 고딕"/>
-                <w:b w:val="0"/>
-                <w:color w:val="1A1A1A"/>
-                <w:sz w:val="18"/>
-              </w:rPr>
-              <w:t>1일 재활용량의 60일분 이하</w:t>
-            </w:r>
-          </w:p>
-        </w:tc>
-        <w:tc>
-          <w:tcPr>
-            <w:tcW w:type="dxa" w:w="1800"/>
-            <w:vAlign w:val="center"/>
-          </w:tcPr>
-          <w:p>
-            <w:pPr>
-              <w:spacing w:before="30" w:after="30" w:line="278" w:lineRule="auto"/>
-              <w:jc w:val="left"/>
-            </w:pPr>
-            <w:r/>
-            <w:r>
-              <w:rPr>
-                <w:rFonts w:ascii="맑은 고딕" w:hAnsi="맑은 고딕" w:eastAsia="맑은 고딕"/>
-                <w:b w:val="0"/>
-                <w:color w:val="1A1A1A"/>
-                <w:sz w:val="18"/>
-              </w:rPr>
-              <w:t>60일 이내</w:t>
+            <w:shd w:val="clear" w:color="auto" w:fill="E8E8E8"/>
+          </w:tcPr>
+          <w:p>
+            <w:pPr>
+              <w:spacing w:before="30" w:after="30" w:line="278" w:lineRule="auto"/>
+              <w:jc w:val="left"/>
+            </w:pPr>
+            <w:r/>
+            <w:r>
+              <w:rPr>
+                <w:rFonts w:ascii="맑은 고딕" w:hAnsi="맑은 고딕" w:eastAsia="맑은 고딕"/>
+                <w:b w:val="0"/>
+                <w:color w:val="1A1A1A"/>
+                <w:sz w:val="18"/>
+              </w:rPr>
+              <w:t>1일 재활용량의 60일분</w:t>
+            </w:r>
+          </w:p>
+        </w:tc>
+        <w:tc>
+          <w:tcPr>
+            <w:tcW w:type="dxa" w:w="1980"/>
+            <w:vAlign w:val="center"/>
+            <w:shd w:val="clear" w:color="auto" w:fill="E8E8E8"/>
+          </w:tcPr>
+          <w:p>
+            <w:pPr>
+              <w:spacing w:before="30" w:after="30" w:line="278" w:lineRule="auto"/>
+              <w:jc w:val="left"/>
+            </w:pPr>
+            <w:r/>
+            <w:r>
+              <w:rPr>
+                <w:rFonts w:ascii="맑은 고딕" w:hAnsi="맑은 고딕" w:eastAsia="맑은 고딕"/>
+                <w:b w:val="0"/>
+                <w:color w:val="1A1A1A"/>
+                <w:sz w:val="18"/>
+              </w:rPr>
+              <w:t>60일</w:t>
             </w:r>
           </w:p>
         </w:tc>
@@ -1063,6 +1040,7 @@
           <w:tcPr>
             <w:tcW w:type="dxa" w:w="1620"/>
             <w:vAlign w:val="center"/>
+            <w:shd w:val="clear" w:color="auto" w:fill="E8E8E8"/>
           </w:tcPr>
           <w:p>
             <w:pPr>
@@ -1085,9 +1063,9 @@
       <w:tr>
         <w:tc>
           <w:tcPr>
-            <w:tcW w:type="dxa" w:w="3240"/>
-            <w:vAlign w:val="center"/>
-            <w:shd w:val="clear" w:color="auto" w:fill="ECECEC"/>
+            <w:tcW w:type="dxa" w:w="3060"/>
+            <w:vAlign w:val="center"/>
+            <w:shd w:val="clear" w:color="auto" w:fill="E8E8E8"/>
           </w:tcPr>
           <w:p>
             <w:pPr>
@@ -1110,43 +1088,45 @@
           <w:tcPr>
             <w:tcW w:type="dxa" w:w="2340"/>
             <w:vAlign w:val="center"/>
-          </w:tcPr>
-          <w:p>
-            <w:pPr>
-              <w:spacing w:before="30" w:after="30" w:line="278" w:lineRule="auto"/>
-              <w:jc w:val="left"/>
-            </w:pPr>
-            <w:r/>
-            <w:r>
-              <w:rPr>
-                <w:rFonts w:ascii="맑은 고딕" w:hAnsi="맑은 고딕" w:eastAsia="맑은 고딕"/>
-                <w:b w:val="0"/>
-                <w:color w:val="1A1A1A"/>
-                <w:sz w:val="18"/>
-              </w:rPr>
-              <w:t>1일 재활용량의 180일분 이하</w:t>
-            </w:r>
-          </w:p>
-        </w:tc>
-        <w:tc>
-          <w:tcPr>
-            <w:tcW w:type="dxa" w:w="1800"/>
-            <w:vAlign w:val="center"/>
-          </w:tcPr>
-          <w:p>
-            <w:pPr>
-              <w:spacing w:before="30" w:after="30" w:line="278" w:lineRule="auto"/>
-              <w:jc w:val="left"/>
-            </w:pPr>
-            <w:r/>
-            <w:r>
-              <w:rPr>
-                <w:rFonts w:ascii="맑은 고딕" w:hAnsi="맑은 고딕" w:eastAsia="맑은 고딕"/>
-                <w:b w:val="0"/>
-                <w:color w:val="1A1A1A"/>
-                <w:sz w:val="18"/>
-              </w:rPr>
-              <w:t>180일 이내</w:t>
+            <w:shd w:val="clear" w:color="auto" w:fill="E8E8E8"/>
+          </w:tcPr>
+          <w:p>
+            <w:pPr>
+              <w:spacing w:before="30" w:after="30" w:line="278" w:lineRule="auto"/>
+              <w:jc w:val="left"/>
+            </w:pPr>
+            <w:r/>
+            <w:r>
+              <w:rPr>
+                <w:rFonts w:ascii="맑은 고딕" w:hAnsi="맑은 고딕" w:eastAsia="맑은 고딕"/>
+                <w:b w:val="0"/>
+                <w:color w:val="1A1A1A"/>
+                <w:sz w:val="18"/>
+              </w:rPr>
+              <w:t>1일 재활용량의 180일분</w:t>
+            </w:r>
+          </w:p>
+        </w:tc>
+        <w:tc>
+          <w:tcPr>
+            <w:tcW w:type="dxa" w:w="1980"/>
+            <w:vAlign w:val="center"/>
+            <w:shd w:val="clear" w:color="auto" w:fill="E8E8E8"/>
+          </w:tcPr>
+          <w:p>
+            <w:pPr>
+              <w:spacing w:before="30" w:after="30" w:line="278" w:lineRule="auto"/>
+              <w:jc w:val="left"/>
+            </w:pPr>
+            <w:r/>
+            <w:r>
+              <w:rPr>
+                <w:rFonts w:ascii="맑은 고딕" w:hAnsi="맑은 고딕" w:eastAsia="맑은 고딕"/>
+                <w:b w:val="0"/>
+                <w:color w:val="1A1A1A"/>
+                <w:sz w:val="18"/>
+              </w:rPr>
+              <w:t>180일</w:t>
             </w:r>
           </w:p>
         </w:tc>
@@ -1154,6 +1134,7 @@
           <w:tcPr>
             <w:tcW w:type="dxa" w:w="1620"/>
             <w:vAlign w:val="center"/>
+            <w:shd w:val="clear" w:color="auto" w:fill="E8E8E8"/>
           </w:tcPr>
           <w:p>
             <w:pPr>
@@ -1176,9 +1157,9 @@
       <w:tr>
         <w:tc>
           <w:tcPr>
-            <w:tcW w:type="dxa" w:w="3240"/>
-            <w:vAlign w:val="center"/>
-            <w:shd w:val="clear" w:color="auto" w:fill="D2D2D2"/>
+            <w:tcW w:type="dxa" w:w="3060"/>
+            <w:vAlign w:val="center"/>
+            <w:shd w:val="clear" w:color="auto" w:fill="E8E8E8"/>
           </w:tcPr>
           <w:p>
             <w:pPr>
@@ -1201,55 +1182,45 @@
           <w:tcPr>
             <w:tcW w:type="dxa" w:w="2340"/>
             <w:vAlign w:val="center"/>
-          </w:tcPr>
-          <w:p>
-            <w:pPr>
-              <w:spacing w:before="30" w:after="30" w:line="278" w:lineRule="auto"/>
-              <w:jc w:val="left"/>
-            </w:pPr>
-            <w:r/>
-            <w:r>
-              <w:rPr>
-                <w:rFonts w:ascii="맑은 고딕" w:hAnsi="맑은 고딕" w:eastAsia="맑은 고딕"/>
-                <w:b w:val="0"/>
-                <w:color w:val="1A1A1A"/>
-                <w:sz w:val="18"/>
-              </w:rPr>
-              <w:t>1일 처리용량의 30일분 이하</w:t>
-            </w:r>
-          </w:p>
-        </w:tc>
-        <w:tc>
-          <w:tcPr>
-            <w:tcW w:type="dxa" w:w="1800"/>
-            <w:vAlign w:val="center"/>
-          </w:tcPr>
-          <w:p>
-            <w:pPr>
-              <w:spacing w:before="30" w:after="30" w:line="278" w:lineRule="auto"/>
-              <w:jc w:val="left"/>
-            </w:pPr>
-            <w:r/>
-            <w:r>
-              <w:rPr>
-                <w:rFonts w:ascii="맑은 고딕" w:hAnsi="맑은 고딕" w:eastAsia="맑은 고딕"/>
-                <w:b w:val="0"/>
-                <w:color w:val="1A1A1A"/>
-                <w:sz w:val="18"/>
-              </w:rPr>
-              <w:t>30일 이내</w:t>
-            </w:r>
-            <w:r>
-              <w:br/>
-            </w:r>
-            <w:r>
-              <w:rPr>
-                <w:rFonts w:ascii="맑은 고딕" w:hAnsi="맑은 고딕" w:eastAsia="맑은 고딕"/>
-                <w:b w:val="0"/>
-                <w:color w:val="1A1A1A"/>
-                <w:sz w:val="18"/>
-              </w:rPr>
-              <w:t>(폐석면 매립 구획 6개월)</w:t>
+            <w:shd w:val="clear" w:color="auto" w:fill="E8E8E8"/>
+          </w:tcPr>
+          <w:p>
+            <w:pPr>
+              <w:spacing w:before="30" w:after="30" w:line="278" w:lineRule="auto"/>
+              <w:jc w:val="left"/>
+            </w:pPr>
+            <w:r/>
+            <w:r>
+              <w:rPr>
+                <w:rFonts w:ascii="맑은 고딕" w:hAnsi="맑은 고딕" w:eastAsia="맑은 고딕"/>
+                <w:b w:val="0"/>
+                <w:color w:val="1A1A1A"/>
+                <w:sz w:val="18"/>
+              </w:rPr>
+              <w:t>1일 처리용량의 30일분</w:t>
+            </w:r>
+          </w:p>
+        </w:tc>
+        <w:tc>
+          <w:tcPr>
+            <w:tcW w:type="dxa" w:w="1980"/>
+            <w:vAlign w:val="center"/>
+            <w:shd w:val="clear" w:color="auto" w:fill="E8E8E8"/>
+          </w:tcPr>
+          <w:p>
+            <w:pPr>
+              <w:spacing w:before="30" w:after="30" w:line="278" w:lineRule="auto"/>
+              <w:jc w:val="left"/>
+            </w:pPr>
+            <w:r/>
+            <w:r>
+              <w:rPr>
+                <w:rFonts w:ascii="맑은 고딕" w:hAnsi="맑은 고딕" w:eastAsia="맑은 고딕"/>
+                <w:b w:val="0"/>
+                <w:color w:val="1A1A1A"/>
+                <w:sz w:val="18"/>
+              </w:rPr>
+              <w:t>30일 (폐석면 매립 6개월)</w:t>
             </w:r>
           </w:p>
         </w:tc>
@@ -1257,6 +1228,7 @@
           <w:tcPr>
             <w:tcW w:type="dxa" w:w="1620"/>
             <w:vAlign w:val="center"/>
+            <w:shd w:val="clear" w:color="auto" w:fill="E8E8E8"/>
           </w:tcPr>
           <w:p>
             <w:pPr>
@@ -1279,7 +1251,7 @@
       <w:tr>
         <w:tc>
           <w:tcPr>
-            <w:tcW w:type="dxa" w:w="3240"/>
+            <w:tcW w:type="dxa" w:w="3060"/>
             <w:vAlign w:val="center"/>
             <w:shd w:val="clear" w:color="auto" w:fill="F2F2F2"/>
           </w:tcPr>
@@ -1296,7 +1268,7 @@
                 <w:color w:val="1A1A1A"/>
                 <w:sz w:val="18"/>
               </w:rPr>
-              <w:t>재활용업의 태반</w:t>
+              <w:t>태반</w:t>
             </w:r>
           </w:p>
         </w:tc>
@@ -1324,7 +1296,7 @@
         </w:tc>
         <w:tc>
           <w:tcPr>
-            <w:tcW w:type="dxa" w:w="1800"/>
+            <w:tcW w:type="dxa" w:w="1980"/>
             <w:vAlign w:val="center"/>
           </w:tcPr>
           <w:p>
@@ -1370,7 +1342,7 @@
       <w:tr>
         <w:tc>
           <w:tcPr>
-            <w:tcW w:type="dxa" w:w="3240"/>
+            <w:tcW w:type="dxa" w:w="3060"/>
             <w:vAlign w:val="center"/>
             <w:shd w:val="clear" w:color="auto" w:fill="F2F2F2"/>
           </w:tcPr>
@@ -1409,29 +1381,29 @@
                 <w:color w:val="1A1A1A"/>
                 <w:sz w:val="18"/>
               </w:rPr>
-              <w:t>재활용법에 따른 고시</w:t>
-            </w:r>
-          </w:p>
-        </w:tc>
-        <w:tc>
-          <w:tcPr>
-            <w:tcW w:type="dxa" w:w="1800"/>
-            <w:vAlign w:val="center"/>
-          </w:tcPr>
-          <w:p>
-            <w:pPr>
-              <w:spacing w:before="30" w:after="30" w:line="278" w:lineRule="auto"/>
-              <w:jc w:val="left"/>
-            </w:pPr>
-            <w:r/>
-            <w:r>
-              <w:rPr>
-                <w:rFonts w:ascii="맑은 고딕" w:hAnsi="맑은 고딕" w:eastAsia="맑은 고딕"/>
-                <w:b w:val="0"/>
-                <w:color w:val="1A1A1A"/>
-                <w:sz w:val="18"/>
-              </w:rPr>
-              <w:t>고시로 정함</w:t>
+              <w:t>재활용법 고시</w:t>
+            </w:r>
+          </w:p>
+        </w:tc>
+        <w:tc>
+          <w:tcPr>
+            <w:tcW w:type="dxa" w:w="1980"/>
+            <w:vAlign w:val="center"/>
+          </w:tcPr>
+          <w:p>
+            <w:pPr>
+              <w:spacing w:before="30" w:after="30" w:line="278" w:lineRule="auto"/>
+              <w:jc w:val="left"/>
+            </w:pPr>
+            <w:r/>
+            <w:r>
+              <w:rPr>
+                <w:rFonts w:ascii="맑은 고딕" w:hAnsi="맑은 고딕" w:eastAsia="맑은 고딕"/>
+                <w:b w:val="0"/>
+                <w:color w:val="1A1A1A"/>
+                <w:sz w:val="18"/>
+              </w:rPr>
+              <w:t>고시</w:t>
             </w:r>
           </w:p>
         </w:tc>
@@ -1461,7 +1433,7 @@
       <w:tr>
         <w:tc>
           <w:tcPr>
-            <w:tcW w:type="dxa" w:w="3240"/>
+            <w:tcW w:type="dxa" w:w="3060"/>
             <w:vAlign w:val="center"/>
             <w:shd w:val="clear" w:color="auto" w:fill="F2F2F2"/>
           </w:tcPr>
@@ -1478,7 +1450,7 @@
                 <w:color w:val="1A1A1A"/>
                 <w:sz w:val="18"/>
               </w:rPr>
-              <w:t>중간처분업의 의료폐기물</w:t>
+              <w:t>중간처분 의료폐기물</w:t>
             </w:r>
           </w:p>
         </w:tc>
@@ -1500,41 +1472,29 @@
                 <w:color w:val="1A1A1A"/>
                 <w:sz w:val="18"/>
               </w:rPr>
-              <w:t>1일 처분용량의 5일분 이하</w:t>
-            </w:r>
-          </w:p>
-        </w:tc>
-        <w:tc>
-          <w:tcPr>
-            <w:tcW w:type="dxa" w:w="1800"/>
-            <w:vAlign w:val="center"/>
-          </w:tcPr>
-          <w:p>
-            <w:pPr>
-              <w:spacing w:before="30" w:after="30" w:line="278" w:lineRule="auto"/>
-              <w:jc w:val="left"/>
-            </w:pPr>
-            <w:r/>
-            <w:r>
-              <w:rPr>
-                <w:rFonts w:ascii="맑은 고딕" w:hAnsi="맑은 고딕" w:eastAsia="맑은 고딕"/>
-                <w:b w:val="0"/>
-                <w:color w:val="1A1A1A"/>
-                <w:sz w:val="18"/>
-              </w:rPr>
-              <w:t>5일 이내</w:t>
-            </w:r>
-            <w:r>
-              <w:br/>
-            </w:r>
-            <w:r>
-              <w:rPr>
-                <w:rFonts w:ascii="맑은 고딕" w:hAnsi="맑은 고딕" w:eastAsia="맑은 고딕"/>
-                <w:b w:val="0"/>
-                <w:color w:val="1A1A1A"/>
-                <w:sz w:val="18"/>
-              </w:rPr>
-              <w:t>(격리·조직물류 2일)</w:t>
+              <w:t>1일 처분용량의 5일분</w:t>
+            </w:r>
+          </w:p>
+        </w:tc>
+        <w:tc>
+          <w:tcPr>
+            <w:tcW w:type="dxa" w:w="1980"/>
+            <w:vAlign w:val="center"/>
+          </w:tcPr>
+          <w:p>
+            <w:pPr>
+              <w:spacing w:before="30" w:after="30" w:line="278" w:lineRule="auto"/>
+              <w:jc w:val="left"/>
+            </w:pPr>
+            <w:r/>
+            <w:r>
+              <w:rPr>
+                <w:rFonts w:ascii="맑은 고딕" w:hAnsi="맑은 고딕" w:eastAsia="맑은 고딕"/>
+                <w:b w:val="0"/>
+                <w:color w:val="1A1A1A"/>
+                <w:sz w:val="18"/>
+              </w:rPr>
+              <w:t>5일 (격리·조직물류 2일)</w:t>
             </w:r>
           </w:p>
         </w:tc>
@@ -1564,7 +1524,7 @@
       <w:tr>
         <w:tc>
           <w:tcPr>
-            <w:tcW w:type="dxa" w:w="3240"/>
+            <w:tcW w:type="dxa" w:w="3060"/>
             <w:vAlign w:val="center"/>
             <w:shd w:val="clear" w:color="auto" w:fill="F2F2F2"/>
           </w:tcPr>
@@ -1609,23 +1569,23 @@
         </w:tc>
         <w:tc>
           <w:tcPr>
-            <w:tcW w:type="dxa" w:w="1800"/>
-            <w:vAlign w:val="center"/>
-          </w:tcPr>
-          <w:p>
-            <w:pPr>
-              <w:spacing w:before="30" w:after="30" w:line="278" w:lineRule="auto"/>
-              <w:jc w:val="left"/>
-            </w:pPr>
-            <w:r/>
-            <w:r>
-              <w:rPr>
-                <w:rFonts w:ascii="맑은 고딕" w:hAnsi="맑은 고딕" w:eastAsia="맑은 고딕"/>
-                <w:b w:val="0"/>
-                <w:color w:val="1A1A1A"/>
-                <w:sz w:val="18"/>
-              </w:rPr>
-              <w:t>장관이 처리기한 별도 지정</w:t>
+            <w:tcW w:type="dxa" w:w="1980"/>
+            <w:vAlign w:val="center"/>
+          </w:tcPr>
+          <w:p>
+            <w:pPr>
+              <w:spacing w:before="30" w:after="30" w:line="278" w:lineRule="auto"/>
+              <w:jc w:val="left"/>
+            </w:pPr>
+            <w:r/>
+            <w:r>
+              <w:rPr>
+                <w:rFonts w:ascii="맑은 고딕" w:hAnsi="맑은 고딕" w:eastAsia="맑은 고딕"/>
+                <w:b w:val="0"/>
+                <w:color w:val="1A1A1A"/>
+                <w:sz w:val="18"/>
+              </w:rPr>
+              <w:t>장관이 별도 지정</w:t>
             </w:r>
           </w:p>
         </w:tc>
@@ -1660,383 +1620,7 @@
     </w:p>
     <w:p>
       <w:pPr>
-        <w:pStyle w:val="2"/>
-      </w:pPr>
-      <w:r>
-        <w:rPr>
-          <w:rFonts w:ascii="맑은 고딕" w:hAnsi="맑은 고딕" w:eastAsia="맑은 고딕"/>
-        </w:rPr>
-        <w:t>3. 30일·60일·180일이 갈리는 근거 (재활용 보관)</w:t>
-      </w:r>
-    </w:p>
-    <w:tbl>
-      <w:tblPr>
-        <w:tblW w:w="5000" w:type="pct"/>
-        <w:tblCellMar>
-          <w:top w:w="50" w:type="dxa"/>
-          <w:left w:w="100" w:type="dxa"/>
-          <w:bottom w:w="50" w:type="dxa"/>
-          <w:right w:w="100" w:type="dxa"/>
-        </w:tblCellMar>
-        <w:tblBorders>
-          <w:top w:val="single" w:sz="22" w:space="0" w:color="000000"/>
-          <w:left w:val="single" w:sz="22" w:space="0" w:color="000000"/>
-          <w:bottom w:val="single" w:sz="22" w:space="0" w:color="000000"/>
-          <w:right w:val="single" w:sz="22" w:space="0" w:color="000000"/>
-          <w:insideH w:val="single" w:sz="4" w:space="0" w:color="B7B7B7"/>
-          <w:insideV w:val="single" w:sz="4" w:space="0" w:color="B7B7B7"/>
-        </w:tblBorders>
-        <w:tblLook w:val="04A0" w:firstRow="1" w:lastRow="0" w:firstColumn="0" w:lastColumn="0" w:noHBand="0" w:noVBand="1"/>
-      </w:tblPr>
-      <w:tblGrid>
-        <w:gridCol w:w="1080"/>
-        <w:gridCol w:w="5760"/>
-        <w:gridCol w:w="2160"/>
-      </w:tblGrid>
-      <w:tr>
-        <w:tc>
-          <w:tcPr>
-            <w:tcW w:type="dxa" w:w="1080"/>
-            <w:vAlign w:val="center"/>
-            <w:shd w:val="clear" w:color="auto" w:fill="D9D9D9"/>
-            <w:tcBorders>
-              <w:bottom w:val="double" w:sz="6" w:space="0" w:color="000000"/>
-            </w:tcBorders>
-          </w:tcPr>
-          <w:p>
-            <w:pPr>
-              <w:spacing w:before="30" w:after="30" w:line="278" w:lineRule="auto"/>
-              <w:jc w:val="center"/>
-            </w:pPr>
-            <w:r/>
-            <w:r>
-              <w:rPr>
-                <w:rFonts w:ascii="맑은 고딕" w:hAnsi="맑은 고딕" w:eastAsia="맑은 고딕"/>
-                <w:b/>
-                <w:color w:val="000000"/>
-                <w:sz w:val="18"/>
-              </w:rPr>
-              <w:t>보관기간</w:t>
-            </w:r>
-          </w:p>
-        </w:tc>
-        <w:tc>
-          <w:tcPr>
-            <w:tcW w:type="dxa" w:w="5760"/>
-            <w:vAlign w:val="center"/>
-            <w:shd w:val="clear" w:color="auto" w:fill="D9D9D9"/>
-            <w:tcBorders>
-              <w:bottom w:val="double" w:sz="6" w:space="0" w:color="000000"/>
-            </w:tcBorders>
-          </w:tcPr>
-          <w:p>
-            <w:pPr>
-              <w:spacing w:before="30" w:after="30" w:line="278" w:lineRule="auto"/>
-              <w:jc w:val="center"/>
-            </w:pPr>
-            <w:r/>
-            <w:r>
-              <w:rPr>
-                <w:rFonts w:ascii="맑은 고딕" w:hAnsi="맑은 고딕" w:eastAsia="맑은 고딕"/>
-                <w:b/>
-                <w:color w:val="000000"/>
-                <w:sz w:val="18"/>
-              </w:rPr>
-              <w:t>해당 폐기물</w:t>
-            </w:r>
-          </w:p>
-        </w:tc>
-        <w:tc>
-          <w:tcPr>
-            <w:tcW w:type="dxa" w:w="2160"/>
-            <w:vAlign w:val="center"/>
-            <w:shd w:val="clear" w:color="auto" w:fill="D9D9D9"/>
-            <w:tcBorders>
-              <w:bottom w:val="double" w:sz="6" w:space="0" w:color="000000"/>
-            </w:tcBorders>
-          </w:tcPr>
-          <w:p>
-            <w:pPr>
-              <w:spacing w:before="30" w:after="30" w:line="278" w:lineRule="auto"/>
-              <w:jc w:val="center"/>
-            </w:pPr>
-            <w:r/>
-            <w:r>
-              <w:rPr>
-                <w:rFonts w:ascii="맑은 고딕" w:hAnsi="맑은 고딕" w:eastAsia="맑은 고딕"/>
-                <w:b/>
-                <w:color w:val="000000"/>
-                <w:sz w:val="18"/>
-              </w:rPr>
-              <w:t>근거</w:t>
-            </w:r>
-          </w:p>
-        </w:tc>
-      </w:tr>
-      <w:tr>
-        <w:tc>
-          <w:tcPr>
-            <w:tcW w:type="dxa" w:w="1080"/>
-            <w:vAlign w:val="center"/>
-            <w:shd w:val="clear" w:color="auto" w:fill="D2D2D2"/>
-          </w:tcPr>
-          <w:p>
-            <w:pPr>
-              <w:spacing w:before="30" w:after="30" w:line="278" w:lineRule="auto"/>
-              <w:jc w:val="center"/>
-            </w:pPr>
-            <w:r/>
-            <w:r>
-              <w:rPr>
-                <w:rFonts w:ascii="맑은 고딕" w:hAnsi="맑은 고딕" w:eastAsia="맑은 고딕"/>
-                <w:b/>
-                <w:color w:val="1A1A1A"/>
-                <w:sz w:val="18"/>
-              </w:rPr>
-              <w:t>30일</w:t>
-            </w:r>
-          </w:p>
-        </w:tc>
-        <w:tc>
-          <w:tcPr>
-            <w:tcW w:type="dxa" w:w="5760"/>
-            <w:vAlign w:val="center"/>
-          </w:tcPr>
-          <w:p>
-            <w:pPr>
-              <w:spacing w:before="30" w:after="30" w:line="278" w:lineRule="auto"/>
-              <w:jc w:val="left"/>
-            </w:pPr>
-            <w:r/>
-            <w:r>
-              <w:rPr>
-                <w:rFonts w:ascii="맑은 고딕" w:hAnsi="맑은 고딕" w:eastAsia="맑은 고딕"/>
-                <w:b w:val="0"/>
-                <w:color w:val="1A1A1A"/>
-                <w:sz w:val="18"/>
-              </w:rPr>
-              <w:t>재활용·중간처분·종합처분업자의 일반 보관 (60·180일 대상이 아닌 폐기물). 1일 처리용량의 30일분 이하. 매립시설 구획 폐석면 매립은 6개월</w:t>
-            </w:r>
-          </w:p>
-        </w:tc>
-        <w:tc>
-          <w:tcPr>
-            <w:tcW w:type="dxa" w:w="2160"/>
-            <w:vAlign w:val="center"/>
-          </w:tcPr>
-          <w:p>
-            <w:pPr>
-              <w:spacing w:before="30" w:after="30" w:line="278" w:lineRule="auto"/>
-              <w:jc w:val="left"/>
-            </w:pPr>
-            <w:r/>
-            <w:r>
-              <w:rPr>
-                <w:rFonts w:ascii="맑은 고딕" w:hAnsi="맑은 고딕" w:eastAsia="맑은 고딕"/>
-                <w:b w:val="0"/>
-                <w:color w:val="1A1A1A"/>
-                <w:sz w:val="18"/>
-              </w:rPr>
-              <w:t>폐기물관리법 시행규칙</w:t>
-            </w:r>
-            <w:r>
-              <w:br/>
-            </w:r>
-            <w:r>
-              <w:rPr>
-                <w:rFonts w:ascii="맑은 고딕" w:hAnsi="맑은 고딕" w:eastAsia="맑은 고딕"/>
-                <w:b w:val="0"/>
-                <w:color w:val="1A1A1A"/>
-                <w:sz w:val="18"/>
-              </w:rPr>
-              <w:t>제31조 제1항 제4호</w:t>
-            </w:r>
-          </w:p>
-        </w:tc>
-      </w:tr>
-      <w:tr>
-        <w:tc>
-          <w:tcPr>
-            <w:tcW w:type="dxa" w:w="1080"/>
-            <w:vAlign w:val="center"/>
-            <w:shd w:val="clear" w:color="auto" w:fill="E0E0E0"/>
-          </w:tcPr>
-          <w:p>
-            <w:pPr>
-              <w:spacing w:before="30" w:after="30" w:line="278" w:lineRule="auto"/>
-              <w:jc w:val="center"/>
-            </w:pPr>
-            <w:r/>
-            <w:r>
-              <w:rPr>
-                <w:rFonts w:ascii="맑은 고딕" w:hAnsi="맑은 고딕" w:eastAsia="맑은 고딕"/>
-                <w:b/>
-                <w:color w:val="1A1A1A"/>
-                <w:sz w:val="18"/>
-              </w:rPr>
-              <w:t>60일</w:t>
-            </w:r>
-          </w:p>
-        </w:tc>
-        <w:tc>
-          <w:tcPr>
-            <w:tcW w:type="dxa" w:w="5760"/>
-            <w:vAlign w:val="center"/>
-          </w:tcPr>
-          <w:p>
-            <w:pPr>
-              <w:spacing w:before="30" w:after="30" w:line="278" w:lineRule="auto"/>
-              <w:jc w:val="left"/>
-            </w:pPr>
-            <w:r/>
-            <w:r>
-              <w:rPr>
-                <w:rFonts w:ascii="맑은 고딕" w:hAnsi="맑은 고딕" w:eastAsia="맑은 고딕"/>
-                <w:b w:val="0"/>
-                <w:color w:val="1A1A1A"/>
-                <w:sz w:val="18"/>
-              </w:rPr>
-              <w:t>재활용 목적으로 보관하는 폐석고·폐고무·광재·폐내화물·폐도자기조각·폐합성수지·폐금속류·폐지·폐유리·폐콘크리트전주·폐석재·폐레미콘, 그리고 특정 시설의 무기성 오니. 1일 재활용량의 60일분 이하</w:t>
-            </w:r>
-          </w:p>
-        </w:tc>
-        <w:tc>
-          <w:tcPr>
-            <w:tcW w:type="dxa" w:w="2160"/>
-            <w:vAlign w:val="center"/>
-          </w:tcPr>
-          <w:p>
-            <w:pPr>
-              <w:spacing w:before="30" w:after="30" w:line="278" w:lineRule="auto"/>
-              <w:jc w:val="left"/>
-            </w:pPr>
-            <w:r/>
-            <w:r>
-              <w:rPr>
-                <w:rFonts w:ascii="맑은 고딕" w:hAnsi="맑은 고딕" w:eastAsia="맑은 고딕"/>
-                <w:b w:val="0"/>
-                <w:color w:val="1A1A1A"/>
-                <w:sz w:val="18"/>
-              </w:rPr>
-              <w:t>폐기물관리법 시행규칙</w:t>
-            </w:r>
-            <w:r>
-              <w:br/>
-            </w:r>
-            <w:r>
-              <w:rPr>
-                <w:rFonts w:ascii="맑은 고딕" w:hAnsi="맑은 고딕" w:eastAsia="맑은 고딕"/>
-                <w:b w:val="0"/>
-                <w:color w:val="1A1A1A"/>
-                <w:sz w:val="18"/>
-              </w:rPr>
-              <w:t>제31조 제1항 제3호 가목</w:t>
-            </w:r>
-            <w:r>
-              <w:br/>
-            </w:r>
-            <w:r>
-              <w:rPr>
-                <w:rFonts w:ascii="맑은 고딕" w:hAnsi="맑은 고딕" w:eastAsia="맑은 고딕"/>
-                <w:b w:val="0"/>
-                <w:color w:val="1A1A1A"/>
-                <w:sz w:val="18"/>
-              </w:rPr>
-              <w:t>(1) 품목 · (2) 무기성 오니)</w:t>
-            </w:r>
-          </w:p>
-        </w:tc>
-      </w:tr>
-      <w:tr>
-        <w:tc>
-          <w:tcPr>
-            <w:tcW w:type="dxa" w:w="1080"/>
-            <w:vAlign w:val="center"/>
-            <w:shd w:val="clear" w:color="auto" w:fill="ECECEC"/>
-          </w:tcPr>
-          <w:p>
-            <w:pPr>
-              <w:spacing w:before="30" w:after="30" w:line="278" w:lineRule="auto"/>
-              <w:jc w:val="center"/>
-            </w:pPr>
-            <w:r/>
-            <w:r>
-              <w:rPr>
-                <w:rFonts w:ascii="맑은 고딕" w:hAnsi="맑은 고딕" w:eastAsia="맑은 고딕"/>
-                <w:b/>
-                <w:color w:val="1A1A1A"/>
-                <w:sz w:val="18"/>
-              </w:rPr>
-              <w:t>180일</w:t>
-            </w:r>
-          </w:p>
-        </w:tc>
-        <w:tc>
-          <w:tcPr>
-            <w:tcW w:type="dxa" w:w="5760"/>
-            <w:vAlign w:val="center"/>
-          </w:tcPr>
-          <w:p>
-            <w:pPr>
-              <w:spacing w:before="30" w:after="30" w:line="278" w:lineRule="auto"/>
-              <w:jc w:val="left"/>
-            </w:pPr>
-            <w:r/>
-            <w:r>
-              <w:rPr>
-                <w:rFonts w:ascii="맑은 고딕" w:hAnsi="맑은 고딕" w:eastAsia="맑은 고딕"/>
-                <w:b w:val="0"/>
-                <w:color w:val="1A1A1A"/>
-                <w:sz w:val="18"/>
-              </w:rPr>
-              <w:t>폐목재·폐촉매·폐김발장·석탄재·리튬이차전지(제조 부산물)·전기자동차 폐이차전지·태양광 폐패널·특정 수입폐기물. 1일 재활용량의 180일분 이하</w:t>
-            </w:r>
-          </w:p>
-        </w:tc>
-        <w:tc>
-          <w:tcPr>
-            <w:tcW w:type="dxa" w:w="2160"/>
-            <w:vAlign w:val="center"/>
-          </w:tcPr>
-          <w:p>
-            <w:pPr>
-              <w:spacing w:before="30" w:after="30" w:line="278" w:lineRule="auto"/>
-              <w:jc w:val="left"/>
-            </w:pPr>
-            <w:r/>
-            <w:r>
-              <w:rPr>
-                <w:rFonts w:ascii="맑은 고딕" w:hAnsi="맑은 고딕" w:eastAsia="맑은 고딕"/>
-                <w:b w:val="0"/>
-                <w:color w:val="1A1A1A"/>
-                <w:sz w:val="18"/>
-              </w:rPr>
-              <w:t>폐기물관리법 시행규칙</w:t>
-            </w:r>
-            <w:r>
-              <w:br/>
-            </w:r>
-            <w:r>
-              <w:rPr>
-                <w:rFonts w:ascii="맑은 고딕" w:hAnsi="맑은 고딕" w:eastAsia="맑은 고딕"/>
-                <w:b w:val="0"/>
-                <w:color w:val="1A1A1A"/>
-                <w:sz w:val="18"/>
-              </w:rPr>
-              <w:t>제31조 제1항 제3호 나목</w:t>
-            </w:r>
-          </w:p>
-        </w:tc>
-      </w:tr>
-    </w:tbl>
-    <w:p>
-      <w:pPr>
-        <w:spacing w:after="100"/>
-      </w:pPr>
-    </w:p>
-    <w:p>
-      <w:pPr>
-        <w:spacing w:after="160" w:before="40"/>
+        <w:spacing w:after="160"/>
       </w:pPr>
       <w:r>
         <w:rPr>
@@ -2044,7 +1628,7 @@
           <w:color w:val="333333"/>
           <w:sz w:val="19"/>
         </w:rPr>
-        <w:t>핵심은 '제4호(일반, 30일)'와 '제3호 가목(특정 재활용, 60일)'의 갈림입니다. 재활용을 위해 보관하는 무기성 계열 지정 품목이면 제3호 가목이 적용되어 60일, 그 밖의 일반 보관이면 제4호가 적용되어 30일입니다.</w:t>
+        <w:t>재활용 60일·180일은 재활용 목적 보관에만 적용되고, 그 밖의 일반 보관은 30일입니다.</w:t>
       </w:r>
     </w:p>
     <w:p>
@@ -2055,7 +1639,7 @@
         <w:rPr>
           <w:rFonts w:ascii="맑은 고딕" w:hAnsi="맑은 고딕" w:eastAsia="맑은 고딕"/>
         </w:rPr>
-        <w:t>4. 60일 목록에서 빠지는 폐합성수지 (재활용법 시행령 제18조)</w:t>
+        <w:t>3. 폐합성수지 제외 (재활용법)</w:t>
       </w:r>
     </w:p>
     <w:p>
@@ -2068,7 +1652,7 @@
           <w:color w:val="333333"/>
           <w:sz w:val="19"/>
         </w:rPr>
-        <w:t>제3호 가목 1)의 폐합성수지 중 '재활용법 시행령 제18조 제1호·제3호·제8호부터 제10호까지'에 해당하는 것은 60일 대상에서 제외됩니다. 이들은 재활용법상 생산자 재활용의무(EPR) 대상 포장재·제품이라 별도로 관리되기 때문입니다. 제외되는 품목은 다음과 같습니다.</w:t>
+        <w:t>제3호 가목 1)의 폐합성수지 중 다음은 60일 대상에서 제외됩니다. (재활용법 시행령 제18조 제1호·제3호·제8호부터 제10호까지)</w:t>
       </w:r>
     </w:p>
     <w:tbl>
@@ -2143,7 +1727,7 @@
                 <w:color w:val="000000"/>
                 <w:sz w:val="18"/>
               </w:rPr>
-              <w:t>제외되는 폐합성수지</w:t>
+              <w:t>제외 품목</w:t>
             </w:r>
           </w:p>
         </w:tc>
@@ -2190,7 +1774,7 @@
                 <w:color w:val="1A1A1A"/>
                 <w:sz w:val="18"/>
               </w:rPr>
-              <w:t>합성수지재질의 포장재 (용기류, 필름·시트형 포장재, 쟁반형 용기(tray) 포함)</w:t>
+              <w:t>합성수지재질의 포장재 (용기류, 필름·시트형, 쟁반형 용기(tray) 포함)</w:t>
             </w:r>
           </w:p>
         </w:tc>
@@ -2237,7 +1821,7 @@
                 <w:color w:val="1A1A1A"/>
                 <w:sz w:val="18"/>
               </w:rPr>
-              <w:t>합성수지재질의 1회용 봉투·쇼핑백 (폐기물 종량제 봉투는 제외)</w:t>
+              <w:t>합성수지재질의 1회용 봉투·쇼핑백 (종량제 봉투 제외)</w:t>
             </w:r>
           </w:p>
         </w:tc>
@@ -2331,7 +1915,7 @@
                 <w:color w:val="1A1A1A"/>
                 <w:sz w:val="18"/>
               </w:rPr>
-              <w:t>곤포(뭉치) 사일리지용 필름 (사료작물·볏짚 등 압축·결속용 합성수지 비닐류)</w:t>
+              <w:t>곤포(뭉치) 사일리지용 필름</w:t>
             </w:r>
           </w:p>
         </w:tc>
@@ -2378,7 +1962,7 @@
                 <w:color w:val="1A1A1A"/>
                 <w:sz w:val="18"/>
               </w:rPr>
-              <w:t>합성수지재질의 김발장 (김 건조용 발장)</w:t>
+              <w:t>합성수지재질의 김발장</w:t>
             </w:r>
           </w:p>
         </w:tc>
@@ -2391,24 +1975,13 @@
     </w:p>
     <w:p>
       <w:pPr>
-        <w:pStyle w:val="note"/>
+        <w:pStyle w:val="2"/>
       </w:pPr>
       <w:r>
         <w:rPr>
           <w:rFonts w:ascii="맑은 고딕" w:hAnsi="맑은 고딕" w:eastAsia="맑은 고딕"/>
         </w:rPr>
-        <w:t>※ 즉 위 다섯 가지 폐합성수지는 폐기물관리법상 처리업자의 60일 재활용 보관 목록에 들어가지 않습니다. 나머지 일반 폐합성수지는 60일 대상입니다.</w:t>
-      </w:r>
-    </w:p>
-    <w:p>
-      <w:pPr>
-        <w:pStyle w:val="2"/>
-      </w:pPr>
-      <w:r>
-        <w:rPr>
-          <w:rFonts w:ascii="맑은 고딕" w:hAnsi="맑은 고딕" w:eastAsia="맑은 고딕"/>
-        </w:rPr>
-        <w:t>5. 보관량·기간의 연장 (초과 보관)</w:t>
+        <w:t>4. 연장</w:t>
       </w:r>
     </w:p>
     <w:tbl>
@@ -2557,7 +2130,7 @@
                 <w:color w:val="1A1A1A"/>
                 <w:sz w:val="18"/>
               </w:rPr>
-              <w:t>허가·승인받은 보관량 및 보관기간을 초과하여 보관할 수 없음</w:t>
+              <w:t>허가·승인받은 보관량·보관기간 초과 금지</w:t>
             </w:r>
           </w:p>
         </w:tc>
@@ -2579,7 +2152,7 @@
                 <w:color w:val="1A1A1A"/>
                 <w:sz w:val="18"/>
               </w:rPr>
-              <w:t>폐기물관리법 시행규칙 제31조 제2항 본문</w:t>
+              <w:t>시행규칙 제31조 제2항 본문</w:t>
             </w:r>
           </w:p>
         </w:tc>
@@ -2626,7 +2199,7 @@
                 <w:color w:val="1A1A1A"/>
                 <w:sz w:val="18"/>
               </w:rPr>
-              <w:t>화재 등 중대한 사고, 방치폐기물 반입·보관 등 부득이한 사유가 있고 시·도지사나 지방환경관서의 장의 승인을 받으면 초과 보관 가능</w:t>
+              <w:t>화재 등 중대한 사고, 방치폐기물 반입·보관 등 부득이한 사유 + 시·도지사나 지방환경관서의 장 승인</w:t>
             </w:r>
           </w:p>
         </w:tc>
@@ -2648,7 +2221,7 @@
                 <w:color w:val="1A1A1A"/>
                 <w:sz w:val="18"/>
               </w:rPr>
-              <w:t>폐기물관리법 시행규칙 제31조 제2항 단서</w:t>
+              <w:t>시행규칙 제31조 제2항 단서</w:t>
             </w:r>
           </w:p>
         </w:tc>
@@ -2667,12 +2240,12 @@
         <w:rPr>
           <w:rFonts w:ascii="맑은 고딕" w:hAnsi="맑은 고딕" w:eastAsia="맑은 고딕"/>
         </w:rPr>
-        <w:t>6. 어기면 어떻게 되나</w:t>
+        <w:t>5. 위반 시</w:t>
       </w:r>
     </w:p>
     <w:p>
       <w:pPr>
-        <w:spacing w:after="80"/>
+        <w:spacing w:after="60"/>
       </w:pPr>
       <w:r>
         <w:rPr>
@@ -2680,7 +2253,7 @@
           <w:color w:val="333333"/>
           <w:sz w:val="19"/>
         </w:rPr>
-        <w:t>보관량이나 보관기간을 넘기는 것은 법 제25조 제9항의 준수사항 위반이므로 폐기물관리법에 따른 영업정지 등 행정처분의 대상이 될 수 있고, 처리하지 못하고 쌓인 폐기물은 방치폐기물 조치명령과 처리이행보증 집행 문제로 이어질 수 있습니다. 보관기간은 사실상 '언제까지 처리해야 하는가'라는 처리기한으로 작동합니다.</w:t>
+        <w:t>보관량·보관기간 초과는 준수사항 위반으로 영업정지 등 행정처분 대상이며, 처리하지 못한 폐기물은 방치폐기물 조치명령과 처리이행보증 집행으로 이어질 수 있습니다.</w:t>
       </w:r>
     </w:p>
     <w:p>
@@ -2691,7 +2264,7 @@
         <w:rPr>
           <w:rFonts w:ascii="맑은 고딕" w:hAnsi="맑은 고딕" w:eastAsia="맑은 고딕"/>
         </w:rPr>
-        <w:t>※ 법 제25조 제9항 제4호의 '영상정보 60일 보관'은 보관·매립 폐기물을 촬영한 CCTV 영상의 저장 기간으로, 폐기물 자체의 보관기간(위 60일)과 다른 규정입니다. 혼동하지 마세요.</w:t>
+        <w:t>※ 법 제25조 제9항 제4호의 영상정보 60일 보관은 CCTV 영상 저장 기간으로, 폐기물 보관 60일과 다른 규정입니다.</w:t>
       </w:r>
     </w:p>
     <w:p>
@@ -2702,7 +2275,7 @@
         <w:rPr>
           <w:rFonts w:ascii="맑은 고딕" w:hAnsi="맑은 고딕" w:eastAsia="맑은 고딕"/>
         </w:rPr>
-        <w:t>7. 관련 법령 조항 총목록</w:t>
+        <w:t>6. 관련 법령 조항</w:t>
       </w:r>
     </w:p>
     <w:tbl>
@@ -2896,7 +2469,7 @@
                 <w:color w:val="1A1A1A"/>
                 <w:sz w:val="18"/>
               </w:rPr>
-              <w:t>보관량·보관기간 위임 기준</w:t>
+              <w:t>보관량·보관기간 기준</w:t>
             </w:r>
           </w:p>
         </w:tc>
@@ -2943,7 +2516,7 @@
                 <w:color w:val="1A1A1A"/>
                 <w:sz w:val="18"/>
               </w:rPr>
-              <w:t>수집운반업 임시보관</w:t>
+              <w:t>수집운반 임시보관</w:t>
             </w:r>
           </w:p>
         </w:tc>
@@ -2990,7 +2563,7 @@
                 <w:color w:val="1A1A1A"/>
                 <w:sz w:val="18"/>
               </w:rPr>
-              <w:t>재활용업 승인 임시보관</w:t>
+              <w:t>재활용 승인 임시보관</w:t>
             </w:r>
           </w:p>
         </w:tc>
@@ -3272,7 +2845,7 @@
                 <w:color w:val="1A1A1A"/>
                 <w:sz w:val="18"/>
               </w:rPr>
-              <w:t>중간처분업 의료폐기물</w:t>
+              <w:t>중간처분 의료폐기물</w:t>
             </w:r>
           </w:p>
         </w:tc>
@@ -3319,7 +2892,7 @@
                 <w:color w:val="1A1A1A"/>
                 <w:sz w:val="18"/>
               </w:rPr>
-              <w:t>감염병 재난 시 처리기한</w:t>
+              <w:t>감염병 재난 처리기한</w:t>
             </w:r>
           </w:p>
         </w:tc>
@@ -3413,7 +2986,7 @@
                 <w:color w:val="1A1A1A"/>
                 <w:sz w:val="18"/>
               </w:rPr>
-              <w:t>임시보관시설 인정·설치 근거</w:t>
+              <w:t>임시보관시설 근거</w:t>
             </w:r>
           </w:p>
         </w:tc>
@@ -3548,7 +3121,7 @@
         <w:rPr>
           <w:rFonts w:ascii="맑은 고딕" w:hAnsi="맑은 고딕" w:eastAsia="맑은 고딕"/>
         </w:rPr>
-        <w:t>8. 원문 발췌 (관련 법령 전부)</w:t>
+        <w:t>7. 원문</w:t>
       </w:r>
     </w:p>
     <w:p>
@@ -3559,7 +3132,7 @@
         <w:rPr>
           <w:rFonts w:ascii="맑은 고딕" w:hAnsi="맑은 고딕" w:eastAsia="맑은 고딕"/>
         </w:rPr>
-        <w:t>폐기물관리법 제25조 제9항 (처리업자의 준수사항)</w:t>
+        <w:t>폐기물관리법 제25조 제9항</w:t>
       </w:r>
     </w:p>
     <w:p>
@@ -3572,7 +3145,7 @@
           <w:color w:val="333333"/>
           <w:sz w:val="18"/>
         </w:rPr>
-        <w:t>폐기물처리업자는 다음 각 호의 준수사항을 지켜야 한다.  제1호  폐기물을 허가받은 사업장 내 보관시설이나 승인받은 임시보관시설 등 적정한 장소에 보관할 것.  제2호  기후에너지환경부령으로 정하는 양 또는 기간을 초과하여 폐기물을 보관하지 말 것. (이하 제3호부터 제6호까지 생략)</w:t>
+        <w:t>폐기물처리업자는 다음 각 호의 준수사항을 지켜야 한다.  제1호  폐기물을 허가받은 사업장 내 보관시설이나 승인받은 임시보관시설 등 적정한 장소에 보관할 것.  제2호  기후에너지환경부령으로 정하는 양 또는 기간을 초과하여 폐기물을 보관하지 말 것. (제3호부터 제6호까지 생략)</w:t>
       </w:r>
     </w:p>
     <w:p>
@@ -3583,7 +3156,7 @@
         <w:rPr>
           <w:rFonts w:ascii="맑은 고딕" w:hAnsi="맑은 고딕" w:eastAsia="맑은 고딕"/>
         </w:rPr>
-        <w:t>폐기물관리법 시행규칙 제31조 제1항 (보관량 및 보관기간)</w:t>
+        <w:t>폐기물관리법 시행규칙 제31조 제1항</w:t>
       </w:r>
     </w:p>
     <w:p>
@@ -3618,7 +3191,7 @@
           <w:color w:val="333333"/>
           <w:sz w:val="18"/>
         </w:rPr>
-        <w:t xml:space="preserve">  가목  의료폐기물: 냉장 보관할 수 있는 섭씨 4도 이하의 전용보관시설은 5일 이내, 그 밖의 보관시설은 2일 이내. 다만 격리의료폐기물은 보관시설과 무관하게 2일 이내.</w:t>
+        <w:t xml:space="preserve">  가목  의료폐기물: 냉장 4도 이하 전용보관시설 5일 이내, 그 밖의 보관시설 2일 이내(격리의료폐기물은 보관시설 무관 2일 이내)</w:t>
       </w:r>
       <w:r>
         <w:br/>
@@ -3629,7 +3202,7 @@
           <w:color w:val="333333"/>
           <w:sz w:val="18"/>
         </w:rPr>
-        <w:t xml:space="preserve">  나목  의료폐기물 외의 폐기물: 중량 450톤 이하이고 용적 300세제곱미터 이하, 5일 이내</w:t>
+        <w:t xml:space="preserve">  나목  의료폐기물 외: 중량 450톤 이하·용적 300세제곱미터 이하, 5일 이내</w:t>
       </w:r>
       <w:r>
         <w:br/>
@@ -3640,7 +3213,7 @@
           <w:color w:val="333333"/>
           <w:sz w:val="18"/>
         </w:rPr>
-        <w:t>제2호  폐기물 재활용업자가 제11조 제2항 및 제3항에 따라 승인받은 임시보관시설에 보관하는 경우</w:t>
+        <w:t>제2호  재활용업자가 제11조 제2항·제3항 승인 임시보관시설에 보관하는 경우</w:t>
       </w:r>
       <w:r>
         <w:br/>
@@ -3662,7 +3235,7 @@
           <w:color w:val="333333"/>
           <w:sz w:val="18"/>
         </w:rPr>
-        <w:t xml:space="preserve">  나목  동물성 잔재물: 중량 150톤 미만, 1일 이내</w:t>
+        <w:t xml:space="preserve">  나목  동물성 잔재물: 150톤 미만, 1일 이내</w:t>
       </w:r>
       <w:r>
         <w:br/>
@@ -3673,7 +3246,7 @@
           <w:color w:val="333333"/>
           <w:sz w:val="18"/>
         </w:rPr>
-        <w:t xml:space="preserve">  다목  수액팩·수액병(보건·의료기관 배출로 한정): 중량 5톤 미만, 5일 이내</w:t>
+        <w:t xml:space="preserve">  다목  수액팩·수액병(보건·의료기관 배출): 5톤 미만, 5일 이내</w:t>
       </w:r>
       <w:r>
         <w:br/>
@@ -3684,7 +3257,7 @@
           <w:color w:val="333333"/>
           <w:sz w:val="18"/>
         </w:rPr>
-        <w:t>제3호  폐기물 재활용업자가 다음 폐기물을 재활용하기 위하여 보관하는 경우</w:t>
+        <w:t>제3호  재활용업자가 재활용을 위하여 보관하는 경우</w:t>
       </w:r>
       <w:r>
         <w:br/>
@@ -3695,7 +3268,7 @@
           <w:color w:val="333333"/>
           <w:sz w:val="18"/>
         </w:rPr>
-        <w:t xml:space="preserve">  가목  1일 재활용량의 60일분 보관량 이하, 60일 이내</w:t>
+        <w:t xml:space="preserve">  가목  1일 재활용량의 60일분 이하, 60일 이내. 1) 폐석고(도자기 제조시설 한정)·폐고무·광재·폐내화물·폐도자기조각·폐합성수지(재활용법 시행령 제18조 제1호·제3호·제8호부터 제10호까지 해당분 제외)·폐금속류·폐지·폐유리·폐콘크리트전주·폐석재·폐레미콘 / 2) 토기·자기·내화물·시멘트·콘크리트·석제품 제조·가공시설, 세륜시설, 정수시설, 비금속광물 분쇄시설, 토사세척시설의 무기성 오니</w:t>
       </w:r>
       <w:r>
         <w:br/>
@@ -3706,7 +3279,7 @@
           <w:color w:val="333333"/>
           <w:sz w:val="18"/>
         </w:rPr>
-        <w:t xml:space="preserve">    1) 폐석고(도자기 제조시설 발생 한정)·폐고무·광재·폐내화물·폐도자기조각·폐합성수지(재활용법 시행령 제18조 제1호·제3호·제8호부터 제10호까지 해당분은 제외)·폐금속류·폐지·폐유리·폐콘크리트전주·폐석재·폐레미콘</w:t>
+        <w:t xml:space="preserve">  나목  폐목재·폐촉매·폐김발장·석탄재·리튬이차전지(제조 부산물)·전기자동차 폐이차전지·태양광 폐패널·특정 수입폐기물: 1일 재활용량의 180일분 이하, 180일 이내</w:t>
       </w:r>
       <w:r>
         <w:br/>
@@ -3717,7 +3290,7 @@
           <w:color w:val="333333"/>
           <w:sz w:val="18"/>
         </w:rPr>
-        <w:t xml:space="preserve">    2) 토기·자기·내화물·시멘트·콘크리트·석제품 제조·가공시설, 세륜시설, 정수시설, 비금속광물 분쇄시설, 토사세척시설에서 발생되는 무기성 오니</w:t>
+        <w:t>제4호  재활용업자·중간처분업자·종합처분업자가 보관(의료폐기물 또는 제2호·제3호·제5호의2 제외)하는 경우: 1일 처리용량의 30일분 이하, 30일 이내(매립시설 구획 폐석면 매립은 6개월 이내)</w:t>
       </w:r>
       <w:r>
         <w:br/>
@@ -3728,7 +3301,7 @@
           <w:color w:val="333333"/>
           <w:sz w:val="18"/>
         </w:rPr>
-        <w:t xml:space="preserve">  나목  폐목재·폐촉매·폐김발장·석탄재·리튬이차전지(제조 부산물)·전기자동차 폐이차전지·태양광 폐패널·특정 수입폐기물: 1일 재활용량의 180일분 보관량 이하, 180일 이내</w:t>
+        <w:t>제5호  재활용업자가 의료폐기물(태반)을 보관하는 경우: 가목 제11조 제1항 제2호 임시보관시설 5톤 미만·5일 이내 / 나목 그 밖 7일분 이하·7일 이내</w:t>
       </w:r>
       <w:r>
         <w:br/>
@@ -3739,7 +3312,7 @@
           <w:color w:val="333333"/>
           <w:sz w:val="18"/>
         </w:rPr>
-        <w:t>제4호  폐기물 재활용업자·중간처분업자·종합처분업자가 폐기물을 보관(의료폐기물 또는 제2호·제3호·제5호의2 보관은 제외)하는 경우: 1일 처리용량의 30일분 보관량 이하, 30일 이내(매립시설 구획 폐석면 매립은 6개월 이내)</w:t>
+        <w:t>제5호의2  재활용업자가 제11조 제1항 제5호 비축 시설에 재활용가능자원을 비축하는 경우: 재활용법 제34조의5 제5항 고시에 따름</w:t>
       </w:r>
       <w:r>
         <w:br/>
@@ -3750,7 +3323,7 @@
           <w:color w:val="333333"/>
           <w:sz w:val="18"/>
         </w:rPr>
-        <w:t>제5호  폐기물 재활용업자가 의료폐기물(태반 한정)을 보관하는 경우: 가목 제11조 제1항 제2호 임시보관시설 중량 5톤 미만, 5일 이내 / 나목 그 밖의 경우 1일 재활용량의 7일분 이하, 7일 이내</w:t>
+        <w:t>제6호  중간처분업자가 의료폐기물을 보관하는 경우: 1일 처분용량의 5일분 이하, 5일 이내(격리·조직물류는 2일분·2일 이내)</w:t>
       </w:r>
       <w:r>
         <w:br/>
@@ -3761,29 +3334,7 @@
           <w:color w:val="333333"/>
           <w:sz w:val="18"/>
         </w:rPr>
-        <w:t>제5호의2  폐기물 재활용업자가 제11조 제1항 제5호에 따른 비축 시설에 재활용가능자원을 비축하는 경우: 재활용법 제34조의5 제5항에 따른 장관 고시에 따른 양 또는 기간</w:t>
-      </w:r>
-      <w:r>
-        <w:br/>
-      </w:r>
-      <w:r>
-        <w:rPr>
-          <w:rFonts w:ascii="맑은 고딕" w:hAnsi="맑은 고딕" w:eastAsia="맑은 고딕"/>
-          <w:color w:val="333333"/>
-          <w:sz w:val="18"/>
-        </w:rPr>
-        <w:t>제6호  폐기물 중간처분업자가 의료폐기물을 보관하는 경우: 1일 처분용량의 5일분 보관량 이하, 5일 이내. 다만 격리의료폐기물 및 조직물류폐기물은 2일분 이하, 2일 이내</w:t>
-      </w:r>
-      <w:r>
-        <w:br/>
-      </w:r>
-      <w:r>
-        <w:rPr>
-          <w:rFonts w:ascii="맑은 고딕" w:hAnsi="맑은 고딕" w:eastAsia="맑은 고딕"/>
-          <w:color w:val="333333"/>
-          <w:sz w:val="18"/>
-        </w:rPr>
-        <w:t>제7호  기후에너지환경부장관은 제1호·제6호에도 불구하고 감염병 확산으로 재난 예보·경보가 발령되거나 확산 방지에 필요하다고 인정하는 경우 의료폐기물의 처리기한을 따로 정할 수 있다.</w:t>
+        <w:t>제7호  감염병 확산으로 재난 예보·경보 발령 시 등 장관이 의료폐기물 처리기한을 따로 정할 수 있음</w:t>
       </w:r>
     </w:p>
     <w:p>
@@ -3794,7 +3345,7 @@
         <w:rPr>
           <w:rFonts w:ascii="맑은 고딕" w:hAnsi="맑은 고딕" w:eastAsia="맑은 고딕"/>
         </w:rPr>
-        <w:t>폐기물관리법 시행규칙 제31조 제2항 (초과 금지와 연장)</w:t>
+        <w:t>폐기물관리법 시행규칙 제31조 제2항</w:t>
       </w:r>
     </w:p>
     <w:p>
@@ -3818,7 +3369,7 @@
         <w:rPr>
           <w:rFonts w:ascii="맑은 고딕" w:hAnsi="맑은 고딕" w:eastAsia="맑은 고딕"/>
         </w:rPr>
-        <w:t>폐기물관리법 시행규칙 제11조 (폐기물처리사업장 외의 장소에서의 폐기물보관시설 기준)</w:t>
+        <w:t>폐기물관리법 시행규칙 제11조</w:t>
       </w:r>
     </w:p>
     <w:p>
@@ -3831,7 +3382,7 @@
           <w:color w:val="333333"/>
           <w:sz w:val="18"/>
         </w:rPr>
-        <w:t>제1항  영 제7조 제1항 제6호 단서에서 '기후에너지환경부령으로 정하는 경우'란 폐기물 재활용업자 등이 임시보관시설 등에 폐기물을 보관하는 경우를 말한다(각 호에서 임시보관시설의 유형과 기준을 정함).  제2항·제3항  재활용업자가 임시보관시설을 설치·변경하려면 설치승인신청서를 시·도지사에게 제출하여 승인·변경승인을 받아야 한다.</w:t>
+        <w:t>영 제7조 제1항 제6호 단서에 따른 임시보관시설의 유형·기준을 정하며(제1항), 재활용업자가 임시보관시설을 설치·변경하려면 시·도지사의 승인·변경승인을 받아야 한다(제2항·제3항).</w:t>
       </w:r>
     </w:p>
     <w:p>
@@ -3842,7 +3393,7 @@
         <w:rPr>
           <w:rFonts w:ascii="맑은 고딕" w:hAnsi="맑은 고딕" w:eastAsia="맑은 고딕"/>
         </w:rPr>
-        <w:t>자원의 절약과 재활용촉진에 관한 법률 시행령 제18조 (재활용의무 대상 제품·포장재)</w:t>
+        <w:t>자원의 절약과 재활용촉진에 관한 법률 시행령 제18조</w:t>
       </w:r>
     </w:p>
     <w:p>
@@ -3855,7 +3406,7 @@
           <w:color w:val="333333"/>
           <w:sz w:val="18"/>
         </w:rPr>
-        <w:t>법 제16조 제1항에서 '대통령령으로 정하는 제품·포장재'란 다음 각 호의 것을 말한다.  제1호  합성수지재질의 포장재(용기류, 필름·시트형 포장재, 쟁반형 용기(tray) 포함) 등  제3호  합성수지재질의 1회용 봉투·쇼핑백(폐기물 종량제 봉투 제외)  제8호  합성수지재질의 수산물 양식용 부자(浮子)  제9호  곤포(뭉치) 사일리지용 필름  제10호  합성수지재질의 김발장. (폐기물관리법 시행규칙 제31조 제1항 제3호 가목 1)은 이 중 제1호·제3호·제8호부터 제10호까지에 해당하는 폐합성수지를 60일 대상에서 제외한다.)</w:t>
+        <w:t>재활용의무 대상 제품·포장재를 정하며, 그중 제1호(합성수지 포장재)·제3호(1회용 봉투·쇼핑백)·제8호(양식용 부자)·제9호(사일리지용 필름)·제10호(김발장)에 해당하는 폐합성수지는 시행규칙 제31조 제1항 제3호 가목 1)의 60일 대상에서 제외된다.</w:t>
       </w:r>
     </w:p>
     <w:p>
@@ -3866,7 +3417,7 @@
         <w:rPr>
           <w:rFonts w:ascii="맑은 고딕" w:hAnsi="맑은 고딕" w:eastAsia="맑은 고딕"/>
         </w:rPr>
-        <w:t>자원의 절약과 재활용촉진에 관한 법률 제34조의5 제5항 (비축 시설)</w:t>
+        <w:t>자원의 절약과 재활용촉진에 관한 법률 제34조의5 제5항</w:t>
       </w:r>
     </w:p>
     <w:p>
@@ -3879,34 +3430,7 @@
           <w:color w:val="333333"/>
           <w:sz w:val="18"/>
         </w:rPr>
-        <w:t>제3항 및 제4항에 따른 재활용가능자원등의 비축·보관·관리 및 비용 지원 등에 필요한 사항은 기후에너지환경부장관이 정하여 고시한다. (폐기물관리법 시행규칙 제31조 제1항 제5호의2의 비축 보관 양·기간은 이 고시에 따른다.)</w:t>
-      </w:r>
-    </w:p>
-    <w:p>
-      <w:pPr>
-        <w:spacing w:after="20" w:before="120"/>
-      </w:pPr>
-      <w:r>
-        <w:rPr>
-          <w:rFonts w:ascii="맑은 고딕" w:hAnsi="맑은 고딕" w:eastAsia="맑은 고딕"/>
-          <w:b/>
-          <w:color w:val="1F3864"/>
-          <w:sz w:val="20"/>
-        </w:rPr>
-        <w:t>한 줄 요약</w:t>
-      </w:r>
-    </w:p>
-    <w:p>
-      <w:pPr>
-        <w:spacing w:after="120"/>
-      </w:pPr>
-      <w:r>
-        <w:rPr>
-          <w:rFonts w:ascii="맑은 고딕" w:hAnsi="맑은 고딕" w:eastAsia="맑은 고딕"/>
-          <w:color w:val="333333"/>
-          <w:sz w:val="19"/>
-        </w:rPr>
-        <w:t>30일은 시행규칙 제31조 제1항 제4호(일반 보관), 60일은 제3호 가목(특정 재활용), 180일은 제3호 나목입니다. 상위 근거는 법 제25조 제9항이고, 폐합성수지 제외와 비축은 재활용법을 함께 봅니다.</w:t>
+        <w:t>재활용가능자원등의 비축·보관·관리 및 비용 지원에 필요한 사항은 기후에너지환경부장관이 정하여 고시한다(시행규칙 제31조 제1항 제5호의2의 비축 보관 기준의 근거).</w:t>
       </w:r>
     </w:p>
     <w:p>
@@ -3917,7 +3441,7 @@
         <w:rPr>
           <w:rFonts w:ascii="맑은 고딕" w:hAnsi="맑은 고딕" w:eastAsia="맑은 고딕"/>
         </w:rPr>
-        <w:t>기준 법령: 폐기물관리법·같은 법 시행령·같은 법 시행규칙, 자원의 절약과 재활용촉진에 관한 법률·같은 법 시행령 (국가법령정보센터 기준).</w:t>
+        <w:t>기준 법령: 폐기물관리법·같은 법 시행령·시행규칙, 자원의 절약과 재활용촉진에 관한 법률·같은 법 시행령 (국가법령정보센터 기준).</w:t>
       </w:r>
     </w:p>
     <w:p>

--- a/블로그글작성/폐기물/보관기간/폐기물처리업자_보관기간_총정리.docx
+++ b/블로그글작성/폐기물/보관기간/폐기물처리업자_보관기간_총정리.docx
@@ -971,12 +971,12 @@
           <w:tcPr>
             <w:tcW w:type="dxa" w:w="3060"/>
             <w:vAlign w:val="center"/>
-            <w:shd w:val="clear" w:color="auto" w:fill="E8E8E8"/>
-          </w:tcPr>
-          <w:p>
-            <w:pPr>
-              <w:spacing w:before="30" w:after="30" w:line="278" w:lineRule="auto"/>
-              <w:jc w:val="left"/>
+            <w:shd w:val="clear" w:color="auto" w:fill="F2F2F2"/>
+          </w:tcPr>
+          <w:p>
+            <w:pPr>
+              <w:spacing w:before="30" w:after="30" w:line="278" w:lineRule="auto"/>
+              <w:jc w:val="center"/>
             </w:pPr>
             <w:r/>
             <w:r>
@@ -994,7 +994,6 @@
           <w:tcPr>
             <w:tcW w:type="dxa" w:w="2340"/>
             <w:vAlign w:val="center"/>
-            <w:shd w:val="clear" w:color="auto" w:fill="E8E8E8"/>
           </w:tcPr>
           <w:p>
             <w:pPr>
@@ -1017,7 +1016,6 @@
           <w:tcPr>
             <w:tcW w:type="dxa" w:w="1980"/>
             <w:vAlign w:val="center"/>
-            <w:shd w:val="clear" w:color="auto" w:fill="E8E8E8"/>
           </w:tcPr>
           <w:p>
             <w:pPr>
@@ -1040,7 +1038,6 @@
           <w:tcPr>
             <w:tcW w:type="dxa" w:w="1620"/>
             <w:vAlign w:val="center"/>
-            <w:shd w:val="clear" w:color="auto" w:fill="E8E8E8"/>
           </w:tcPr>
           <w:p>
             <w:pPr>
@@ -1065,12 +1062,12 @@
           <w:tcPr>
             <w:tcW w:type="dxa" w:w="3060"/>
             <w:vAlign w:val="center"/>
-            <w:shd w:val="clear" w:color="auto" w:fill="E8E8E8"/>
-          </w:tcPr>
-          <w:p>
-            <w:pPr>
-              <w:spacing w:before="30" w:after="30" w:line="278" w:lineRule="auto"/>
-              <w:jc w:val="left"/>
+            <w:shd w:val="clear" w:color="auto" w:fill="F2F2F2"/>
+          </w:tcPr>
+          <w:p>
+            <w:pPr>
+              <w:spacing w:before="30" w:after="30" w:line="278" w:lineRule="auto"/>
+              <w:jc w:val="center"/>
             </w:pPr>
             <w:r/>
             <w:r>
@@ -1088,7 +1085,6 @@
           <w:tcPr>
             <w:tcW w:type="dxa" w:w="2340"/>
             <w:vAlign w:val="center"/>
-            <w:shd w:val="clear" w:color="auto" w:fill="E8E8E8"/>
           </w:tcPr>
           <w:p>
             <w:pPr>
@@ -1111,7 +1107,6 @@
           <w:tcPr>
             <w:tcW w:type="dxa" w:w="1980"/>
             <w:vAlign w:val="center"/>
-            <w:shd w:val="clear" w:color="auto" w:fill="E8E8E8"/>
           </w:tcPr>
           <w:p>
             <w:pPr>
@@ -1134,7 +1129,6 @@
           <w:tcPr>
             <w:tcW w:type="dxa" w:w="1620"/>
             <w:vAlign w:val="center"/>
-            <w:shd w:val="clear" w:color="auto" w:fill="E8E8E8"/>
           </w:tcPr>
           <w:p>
             <w:pPr>
@@ -1159,12 +1153,12 @@
           <w:tcPr>
             <w:tcW w:type="dxa" w:w="3060"/>
             <w:vAlign w:val="center"/>
-            <w:shd w:val="clear" w:color="auto" w:fill="E8E8E8"/>
-          </w:tcPr>
-          <w:p>
-            <w:pPr>
-              <w:spacing w:before="30" w:after="30" w:line="278" w:lineRule="auto"/>
-              <w:jc w:val="left"/>
+            <w:shd w:val="clear" w:color="auto" w:fill="F2F2F2"/>
+          </w:tcPr>
+          <w:p>
+            <w:pPr>
+              <w:spacing w:before="30" w:after="30" w:line="278" w:lineRule="auto"/>
+              <w:jc w:val="center"/>
             </w:pPr>
             <w:r/>
             <w:r>
@@ -1182,7 +1176,6 @@
           <w:tcPr>
             <w:tcW w:type="dxa" w:w="2340"/>
             <w:vAlign w:val="center"/>
-            <w:shd w:val="clear" w:color="auto" w:fill="E8E8E8"/>
           </w:tcPr>
           <w:p>
             <w:pPr>
@@ -1205,7 +1198,6 @@
           <w:tcPr>
             <w:tcW w:type="dxa" w:w="1980"/>
             <w:vAlign w:val="center"/>
-            <w:shd w:val="clear" w:color="auto" w:fill="E8E8E8"/>
           </w:tcPr>
           <w:p>
             <w:pPr>
@@ -1228,7 +1220,6 @@
           <w:tcPr>
             <w:tcW w:type="dxa" w:w="1620"/>
             <w:vAlign w:val="center"/>
-            <w:shd w:val="clear" w:color="auto" w:fill="E8E8E8"/>
           </w:tcPr>
           <w:p>
             <w:pPr>
@@ -3127,6 +3118,7 @@
     <w:p>
       <w:pPr>
         <w:pStyle w:val="cite1"/>
+        <w:spacing w:after="40" w:before="220"/>
       </w:pPr>
       <w:r>
         <w:rPr>
@@ -3137,7 +3129,7 @@
     </w:p>
     <w:p>
       <w:pPr>
-        <w:spacing w:after="100"/>
+        <w:spacing w:after="120" w:line="324" w:lineRule="auto"/>
       </w:pPr>
       <w:r>
         <w:rPr>
@@ -3151,6 +3143,7 @@
     <w:p>
       <w:pPr>
         <w:pStyle w:val="cite1"/>
+        <w:spacing w:after="40" w:before="220"/>
       </w:pPr>
       <w:r>
         <w:rPr>
@@ -3161,7 +3154,7 @@
     </w:p>
     <w:p>
       <w:pPr>
-        <w:spacing w:after="100"/>
+        <w:spacing w:after="120" w:line="324" w:lineRule="auto"/>
       </w:pPr>
       <w:r>
         <w:rPr>
@@ -3340,6 +3333,7 @@
     <w:p>
       <w:pPr>
         <w:pStyle w:val="cite1"/>
+        <w:spacing w:after="40" w:before="220"/>
       </w:pPr>
       <w:r>
         <w:rPr>
@@ -3350,7 +3344,7 @@
     </w:p>
     <w:p>
       <w:pPr>
-        <w:spacing w:after="100"/>
+        <w:spacing w:after="120" w:line="324" w:lineRule="auto"/>
       </w:pPr>
       <w:r>
         <w:rPr>
@@ -3364,6 +3358,7 @@
     <w:p>
       <w:pPr>
         <w:pStyle w:val="cite1"/>
+        <w:spacing w:after="40" w:before="220"/>
       </w:pPr>
       <w:r>
         <w:rPr>
@@ -3374,7 +3369,7 @@
     </w:p>
     <w:p>
       <w:pPr>
-        <w:spacing w:after="100"/>
+        <w:spacing w:after="120" w:line="324" w:lineRule="auto"/>
       </w:pPr>
       <w:r>
         <w:rPr>
@@ -3388,6 +3383,7 @@
     <w:p>
       <w:pPr>
         <w:pStyle w:val="cite1"/>
+        <w:spacing w:after="40" w:before="220"/>
       </w:pPr>
       <w:r>
         <w:rPr>
@@ -3398,7 +3394,7 @@
     </w:p>
     <w:p>
       <w:pPr>
-        <w:spacing w:after="100"/>
+        <w:spacing w:after="120" w:line="324" w:lineRule="auto"/>
       </w:pPr>
       <w:r>
         <w:rPr>
@@ -3412,6 +3408,7 @@
     <w:p>
       <w:pPr>
         <w:pStyle w:val="cite1"/>
+        <w:spacing w:after="40" w:before="220"/>
       </w:pPr>
       <w:r>
         <w:rPr>
@@ -3422,7 +3419,7 @@
     </w:p>
     <w:p>
       <w:pPr>
-        <w:spacing w:after="100"/>
+        <w:spacing w:after="120" w:line="324" w:lineRule="auto"/>
       </w:pPr>
       <w:r>
         <w:rPr>

--- a/블로그글작성/폐기물/보관기간/폐기물처리업자_보관기간_총정리.docx
+++ b/블로그글작성/폐기물/보관기간/폐기물처리업자_보관기간_총정리.docx
@@ -30,7 +30,7 @@
     </w:p>
     <w:p>
       <w:pPr>
-        <w:spacing w:after="160"/>
+        <w:spacing w:after="80"/>
       </w:pPr>
       <w:r>
         <w:rPr>
@@ -38,7 +38,30 @@
           <w:color w:val="333333"/>
           <w:sz w:val="20"/>
         </w:rPr>
-        <w:t>폐기물 처리업자의 보관량과 보관기간은 폐기물관리법 제25조 제9항의 준수사항이며, 구체적 기준은 같은 법 시행규칙 제31조 제1항에 있습니다. 원칙은 30일, 재활용 목적 보관은 60일 또는 180일, 의료·수집운반 등은 며칠 단위입니다.</w:t>
+        <w:t>폐기물 처리업자의 보관량과 보관기간은 폐기물관리법 제25조 제9항의 준수사항이며, 구체적 기준은 같은 법 시행규칙 제31조 제1항에 있습니다. 처리 대상의 대부분을 차지하는 사업장 일반폐기물은 보관 원칙이 30일이고, 재활용을 위해 보관하면 60일 또는 180일까지 늘어납니다. 의료폐기물과 수집·운반 임시보관 등은 이와 별도로 며칠 단위입니다.</w:t>
+      </w:r>
+    </w:p>
+    <w:p>
+      <w:pPr>
+        <w:spacing w:after="160"/>
+      </w:pPr>
+      <w:r>
+        <w:rPr>
+          <w:rFonts w:ascii="맑은 고딕" w:hAnsi="맑은 고딕" w:eastAsia="맑은 고딕"/>
+          <w:b/>
+          <w:color w:val="1F3864"/>
+          <w:sz w:val="20"/>
+        </w:rPr>
+        <w:t xml:space="preserve">핵심 </w:t>
+      </w:r>
+      <w:r>
+        <w:rPr>
+          <w:rFonts w:ascii="맑은 고딕" w:hAnsi="맑은 고딕" w:eastAsia="맑은 고딕"/>
+          <w:b/>
+          <w:color w:val="1A1A1A"/>
+          <w:sz w:val="20"/>
+        </w:rPr>
+        <w:t>사업장 일반폐기물 보관 = 원칙 30일, 재활용이면 60일 또는 180일</w:t>
       </w:r>
     </w:p>
     <w:p>
@@ -378,6 +401,19 @@
           <w:rFonts w:ascii="맑은 고딕" w:hAnsi="맑은 고딕" w:eastAsia="맑은 고딕"/>
         </w:rPr>
         <w:t>2. 보관기간 기준</w:t>
+      </w:r>
+    </w:p>
+    <w:p>
+      <w:pPr>
+        <w:spacing w:after="80"/>
+      </w:pPr>
+      <w:r>
+        <w:rPr>
+          <w:rFonts w:ascii="맑은 고딕" w:hAnsi="맑은 고딕" w:eastAsia="맑은 고딕"/>
+          <w:color w:val="777777"/>
+          <w:sz w:val="18"/>
+        </w:rPr>
+        <w:t>사업장 일반폐기물 처리 보관(일반 보관·재활용)을 먼저 싣고, 의료·수집운반 등 특례는 아래에 정리했습니다.</w:t>
       </w:r>
     </w:p>
     <w:tbl>
@@ -531,7 +567,7 @@
                 <w:color w:val="1A1A1A"/>
                 <w:sz w:val="18"/>
               </w:rPr>
-              <w:t>수집운반 임시보관 (의료폐기물)</w:t>
+              <w:t>일반 보관 (재활용·중간처분·종합처분)</w:t>
             </w:r>
           </w:p>
         </w:tc>
@@ -553,7 +589,7 @@
                 <w:color w:val="1A1A1A"/>
                 <w:sz w:val="18"/>
               </w:rPr>
-              <w:t>냉장 4도 이하 전용시설</w:t>
+              <w:t>1일 처리용량의 30일분</w:t>
             </w:r>
           </w:p>
         </w:tc>
@@ -575,7 +611,7 @@
                 <w:color w:val="1A1A1A"/>
                 <w:sz w:val="18"/>
               </w:rPr>
-              <w:t>5일 (그 밖·격리 2일)</w:t>
+              <w:t>30일 (폐석면 매립 6개월)</w:t>
             </w:r>
           </w:p>
         </w:tc>
@@ -597,7 +633,7 @@
                 <w:color w:val="1A1A1A"/>
                 <w:sz w:val="18"/>
               </w:rPr>
-              <w:t>제1호 가목</w:t>
+              <w:t>제4호</w:t>
             </w:r>
           </w:p>
         </w:tc>
@@ -622,7 +658,7 @@
                 <w:color w:val="1A1A1A"/>
                 <w:sz w:val="18"/>
               </w:rPr>
-              <w:t>수집운반 임시보관 (의료 외)</w:t>
+              <w:t>재활용 (무기성 계열)</w:t>
             </w:r>
           </w:p>
         </w:tc>
@@ -644,7 +680,7 @@
                 <w:color w:val="1A1A1A"/>
                 <w:sz w:val="18"/>
               </w:rPr>
-              <w:t>중량 450톤·용적 300㎥ 이하</w:t>
+              <w:t>1일 재활용량의 60일분</w:t>
             </w:r>
           </w:p>
         </w:tc>
@@ -666,7 +702,7 @@
                 <w:color w:val="1A1A1A"/>
                 <w:sz w:val="18"/>
               </w:rPr>
-              <w:t>5일</w:t>
+              <w:t>60일</w:t>
             </w:r>
           </w:p>
         </w:tc>
@@ -688,7 +724,7 @@
                 <w:color w:val="1A1A1A"/>
                 <w:sz w:val="18"/>
               </w:rPr>
-              <w:t>제1호 나목</w:t>
+              <w:t>제3호 가목</w:t>
             </w:r>
           </w:p>
         </w:tc>
@@ -713,7 +749,7 @@
                 <w:color w:val="1A1A1A"/>
                 <w:sz w:val="18"/>
               </w:rPr>
-              <w:t>재활용 승인 임시보관 (폐전주)</w:t>
+              <w:t>재활용 (수입·이차전지·태양광 등)</w:t>
             </w:r>
           </w:p>
         </w:tc>
@@ -735,7 +771,7 @@
                 <w:color w:val="1A1A1A"/>
                 <w:sz w:val="18"/>
               </w:rPr>
-              <w:t>3~11월 50톤 / 12~2월 100톤 미만</w:t>
+              <w:t>1일 재활용량의 180일분</w:t>
             </w:r>
           </w:p>
         </w:tc>
@@ -757,7 +793,7 @@
                 <w:color w:val="1A1A1A"/>
                 <w:sz w:val="18"/>
               </w:rPr>
-              <w:t>승인 조건</w:t>
+              <w:t>180일</w:t>
             </w:r>
           </w:p>
         </w:tc>
@@ -779,7 +815,7 @@
                 <w:color w:val="1A1A1A"/>
                 <w:sz w:val="18"/>
               </w:rPr>
-              <w:t>제2호 가목</w:t>
+              <w:t>제3호 나목</w:t>
             </w:r>
           </w:p>
         </w:tc>
@@ -804,7 +840,7 @@
                 <w:color w:val="1A1A1A"/>
                 <w:sz w:val="18"/>
               </w:rPr>
-              <w:t>재활용 승인 임시보관 (동물성 잔재물)</w:t>
+              <w:t>수집운반 임시보관 (의료 외)</w:t>
             </w:r>
           </w:p>
         </w:tc>
@@ -826,7 +862,7 @@
                 <w:color w:val="1A1A1A"/>
                 <w:sz w:val="18"/>
               </w:rPr>
-              <w:t>중량 150톤 미만</w:t>
+              <w:t>중량 450톤·용적 300㎥ 이하</w:t>
             </w:r>
           </w:p>
         </w:tc>
@@ -848,7 +884,7 @@
                 <w:color w:val="1A1A1A"/>
                 <w:sz w:val="18"/>
               </w:rPr>
-              <w:t>1일</w:t>
+              <w:t>5일</w:t>
             </w:r>
           </w:p>
         </w:tc>
@@ -870,7 +906,7 @@
                 <w:color w:val="1A1A1A"/>
                 <w:sz w:val="18"/>
               </w:rPr>
-              <w:t>제2호 나목</w:t>
+              <w:t>제1호 나목</w:t>
             </w:r>
           </w:p>
         </w:tc>
@@ -895,7 +931,7 @@
                 <w:color w:val="1A1A1A"/>
                 <w:sz w:val="18"/>
               </w:rPr>
-              <w:t>재활용 승인 임시보관 (수액팩·수액병)</w:t>
+              <w:t>수집운반 임시보관 (의료폐기물)</w:t>
             </w:r>
           </w:p>
         </w:tc>
@@ -917,7 +953,7 @@
                 <w:color w:val="1A1A1A"/>
                 <w:sz w:val="18"/>
               </w:rPr>
-              <w:t>중량 5톤 미만</w:t>
+              <w:t>냉장 4도 이하 전용시설</w:t>
             </w:r>
           </w:p>
         </w:tc>
@@ -939,7 +975,7 @@
                 <w:color w:val="1A1A1A"/>
                 <w:sz w:val="18"/>
               </w:rPr>
-              <w:t>5일</w:t>
+              <w:t>5일 (그 밖·격리 2일)</w:t>
             </w:r>
           </w:p>
         </w:tc>
@@ -961,7 +997,7 @@
                 <w:color w:val="1A1A1A"/>
                 <w:sz w:val="18"/>
               </w:rPr>
-              <w:t>제2호 다목</w:t>
+              <w:t>제1호 가목</w:t>
             </w:r>
           </w:p>
         </w:tc>
@@ -986,7 +1022,7 @@
                 <w:color w:val="1A1A1A"/>
                 <w:sz w:val="18"/>
               </w:rPr>
-              <w:t>재활용 (무기성 계열)</w:t>
+              <w:t>재활용 승인 임시보관 (폐전주)</w:t>
             </w:r>
           </w:p>
         </w:tc>
@@ -1008,7 +1044,7 @@
                 <w:color w:val="1A1A1A"/>
                 <w:sz w:val="18"/>
               </w:rPr>
-              <w:t>1일 재활용량의 60일분</w:t>
+              <w:t>3~11월 50톤 / 12~2월 100톤 미만</w:t>
             </w:r>
           </w:p>
         </w:tc>
@@ -1030,7 +1066,7 @@
                 <w:color w:val="1A1A1A"/>
                 <w:sz w:val="18"/>
               </w:rPr>
-              <w:t>60일</w:t>
+              <w:t>승인 조건</w:t>
             </w:r>
           </w:p>
         </w:tc>
@@ -1052,7 +1088,7 @@
                 <w:color w:val="1A1A1A"/>
                 <w:sz w:val="18"/>
               </w:rPr>
-              <w:t>제3호 가목</w:t>
+              <w:t>제2호 가목</w:t>
             </w:r>
           </w:p>
         </w:tc>
@@ -1077,7 +1113,7 @@
                 <w:color w:val="1A1A1A"/>
                 <w:sz w:val="18"/>
               </w:rPr>
-              <w:t>재활용 (수입·이차전지·태양광 등)</w:t>
+              <w:t>재활용 승인 임시보관 (동물성 잔재물)</w:t>
             </w:r>
           </w:p>
         </w:tc>
@@ -1099,7 +1135,7 @@
                 <w:color w:val="1A1A1A"/>
                 <w:sz w:val="18"/>
               </w:rPr>
-              <w:t>1일 재활용량의 180일분</w:t>
+              <w:t>중량 150톤 미만</w:t>
             </w:r>
           </w:p>
         </w:tc>
@@ -1121,7 +1157,7 @@
                 <w:color w:val="1A1A1A"/>
                 <w:sz w:val="18"/>
               </w:rPr>
-              <w:t>180일</w:t>
+              <w:t>1일</w:t>
             </w:r>
           </w:p>
         </w:tc>
@@ -1143,7 +1179,7 @@
                 <w:color w:val="1A1A1A"/>
                 <w:sz w:val="18"/>
               </w:rPr>
-              <w:t>제3호 나목</w:t>
+              <w:t>제2호 나목</w:t>
             </w:r>
           </w:p>
         </w:tc>
@@ -1168,7 +1204,7 @@
                 <w:color w:val="1A1A1A"/>
                 <w:sz w:val="18"/>
               </w:rPr>
-              <w:t>일반 보관 (재활용·중간처분·종합처분)</w:t>
+              <w:t>재활용 승인 임시보관 (수액팩·수액병)</w:t>
             </w:r>
           </w:p>
         </w:tc>
@@ -1190,7 +1226,7 @@
                 <w:color w:val="1A1A1A"/>
                 <w:sz w:val="18"/>
               </w:rPr>
-              <w:t>1일 처리용량의 30일분</w:t>
+              <w:t>중량 5톤 미만</w:t>
             </w:r>
           </w:p>
         </w:tc>
@@ -1212,7 +1248,7 @@
                 <w:color w:val="1A1A1A"/>
                 <w:sz w:val="18"/>
               </w:rPr>
-              <w:t>30일 (폐석면 매립 6개월)</w:t>
+              <w:t>5일</w:t>
             </w:r>
           </w:p>
         </w:tc>
@@ -1234,7 +1270,7 @@
                 <w:color w:val="1A1A1A"/>
                 <w:sz w:val="18"/>
               </w:rPr>
-              <w:t>제4호</w:t>
+              <w:t>제2호 다목</w:t>
             </w:r>
           </w:p>
         </w:tc>
@@ -1619,7 +1655,7 @@
           <w:color w:val="333333"/>
           <w:sz w:val="19"/>
         </w:rPr>
-        <w:t>재활용 60일·180일은 재활용 목적 보관에만 적용되고, 그 밖의 일반 보관은 30일입니다.</w:t>
+        <w:t>사업장 일반폐기물은 일반 보관이면 30일이고, 재활용 목적으로 보관하면 품목에 따라 60일 또는 180일이 적용됩니다.</w:t>
       </w:r>
     </w:p>
     <w:p>

--- a/블로그글작성/폐기물/보관기간/폐기물처리업자_보관기간_총정리.docx
+++ b/블로그글작성/폐기물/보관기간/폐기물처리업자_보관기간_총정리.docx
@@ -38,7 +38,7 @@
           <w:color w:val="333333"/>
           <w:sz w:val="20"/>
         </w:rPr>
-        <w:t>폐기물 처리업자의 보관량과 보관기간은 폐기물관리법 제25조 제9항의 준수사항이며, 구체적 기준은 같은 법 시행규칙 제31조 제1항에 있습니다. 처리 대상의 대부분을 차지하는 사업장 일반폐기물은 보관 원칙이 30일이고, 재활용을 위해 보관하면 60일 또는 180일까지 늘어납니다. 의료폐기물과 수집·운반 임시보관 등은 이와 별도로 며칠 단위입니다.</w:t>
+        <w:t>폐기물 처리업자의 보관량과 보관기간은 폐기물관리법 제25조 제9항의 준수사항이며, 구체적 기준은 같은 법 시행규칙 제31조 제1항에 있습니다. 처리 대상의 대부분을 차지하는 사업장 일반폐기물은 보관 기본이 30일입니다(재활용업자가 보관하는 경우도 포함). 시행규칙이 따로 열거한 특정 품목을 재활용하려고 보관할 때만 60일 또는 180일로 늘어납니다. 의료폐기물과 수집·운반 임시보관 등은 이와 별도로 며칠 단위입니다.</w:t>
       </w:r>
     </w:p>
     <w:p>
@@ -61,7 +61,7 @@
           <w:color w:val="1A1A1A"/>
           <w:sz w:val="20"/>
         </w:rPr>
-        <w:t>사업장 일반폐기물 보관 = 원칙 30일, 재활용이면 60일 또는 180일</w:t>
+        <w:t>사업장 일반폐기물 보관 = 기본 30일. 법이 열거한 특정 품목을 재활용할 때만 60일 또는 180일</w:t>
       </w:r>
     </w:p>
     <w:p>
@@ -413,7 +413,7 @@
           <w:color w:val="777777"/>
           <w:sz w:val="18"/>
         </w:rPr>
-        <w:t>사업장 일반폐기물 처리 보관(일반 보관·재활용)을 먼저 싣고, 의료·수집운반 등 특례는 아래에 정리했습니다.</w:t>
+        <w:t>기본 30일과 특정 품목 특례(60·180일)를 먼저 싣고, 의료·수집운반 등은 아래에 정리했습니다.</w:t>
       </w:r>
     </w:p>
     <w:tbl>
@@ -567,7 +567,7 @@
                 <w:color w:val="1A1A1A"/>
                 <w:sz w:val="18"/>
               </w:rPr>
-              <w:t>일반 보관 (재활용·중간처분·종합처분)</w:t>
+              <w:t>기본 (재활용·중간처분·종합처분업자 보관)</w:t>
             </w:r>
           </w:p>
         </w:tc>
@@ -658,7 +658,7 @@
                 <w:color w:val="1A1A1A"/>
                 <w:sz w:val="18"/>
               </w:rPr>
-              <w:t>재활용 (무기성 계열)</w:t>
+              <w:t>특정 품목 재활용 (무기성 계열)</w:t>
             </w:r>
           </w:p>
         </w:tc>
@@ -749,7 +749,7 @@
                 <w:color w:val="1A1A1A"/>
                 <w:sz w:val="18"/>
               </w:rPr>
-              <w:t>재활용 (수입·이차전지·태양광 등)</w:t>
+              <w:t>특정 품목 재활용 (수입·이차전지·태양광 등)</w:t>
             </w:r>
           </w:p>
         </w:tc>
@@ -1655,7 +1655,7 @@
           <w:color w:val="333333"/>
           <w:sz w:val="19"/>
         </w:rPr>
-        <w:t>사업장 일반폐기물은 일반 보관이면 30일이고, 재활용 목적으로 보관하면 품목에 따라 60일 또는 180일이 적용됩니다.</w:t>
+        <w:t>처리업자 보관은 기본 30일(제4호)이며, 재활용업자가 보관하는 경우도 여기에 포함됩니다. 시행규칙이 열거한 특정 품목을 재활용하려고 보관할 때만 60일(제3호 가목) 또는 180일(제3호 나목)이 적용됩니다. 목록에 없는 폐기물은 재활용하더라도 30일입니다.</w:t>
       </w:r>
     </w:p>
     <w:p>

--- a/블로그글작성/폐기물/보관기간/폐기물처리업자_보관기간_총정리.docx
+++ b/블로그글작성/폐기물/보관기간/폐기물처리업자_보관기간_총정리.docx
@@ -85,10 +85,10 @@
           <w:right w:w="100" w:type="dxa"/>
         </w:tblCellMar>
         <w:tblBorders>
-          <w:top w:val="single" w:sz="22" w:space="0" w:color="000000"/>
-          <w:left w:val="single" w:sz="22" w:space="0" w:color="000000"/>
-          <w:bottom w:val="single" w:sz="22" w:space="0" w:color="000000"/>
-          <w:right w:val="single" w:sz="22" w:space="0" w:color="000000"/>
+          <w:top w:val="single" w:sz="14" w:space="0" w:color="000000"/>
+          <w:left w:val="single" w:sz="14" w:space="0" w:color="000000"/>
+          <w:bottom w:val="single" w:sz="14" w:space="0" w:color="000000"/>
+          <w:right w:val="single" w:sz="14" w:space="0" w:color="000000"/>
           <w:insideH w:val="single" w:sz="4" w:space="0" w:color="B7B7B7"/>
           <w:insideV w:val="single" w:sz="4" w:space="0" w:color="B7B7B7"/>
         </w:tblBorders>
@@ -426,10 +426,10 @@
           <w:right w:w="100" w:type="dxa"/>
         </w:tblCellMar>
         <w:tblBorders>
-          <w:top w:val="single" w:sz="22" w:space="0" w:color="000000"/>
-          <w:left w:val="single" w:sz="22" w:space="0" w:color="000000"/>
-          <w:bottom w:val="single" w:sz="22" w:space="0" w:color="000000"/>
-          <w:right w:val="single" w:sz="22" w:space="0" w:color="000000"/>
+          <w:top w:val="single" w:sz="14" w:space="0" w:color="000000"/>
+          <w:left w:val="single" w:sz="14" w:space="0" w:color="000000"/>
+          <w:bottom w:val="single" w:sz="14" w:space="0" w:color="000000"/>
+          <w:right w:val="single" w:sz="14" w:space="0" w:color="000000"/>
           <w:insideH w:val="single" w:sz="4" w:space="0" w:color="B7B7B7"/>
           <w:insideV w:val="single" w:sz="4" w:space="0" w:color="B7B7B7"/>
         </w:tblBorders>
@@ -1692,10 +1692,10 @@
           <w:right w:w="100" w:type="dxa"/>
         </w:tblCellMar>
         <w:tblBorders>
-          <w:top w:val="single" w:sz="22" w:space="0" w:color="000000"/>
-          <w:left w:val="single" w:sz="22" w:space="0" w:color="000000"/>
-          <w:bottom w:val="single" w:sz="22" w:space="0" w:color="000000"/>
-          <w:right w:val="single" w:sz="22" w:space="0" w:color="000000"/>
+          <w:top w:val="single" w:sz="14" w:space="0" w:color="000000"/>
+          <w:left w:val="single" w:sz="14" w:space="0" w:color="000000"/>
+          <w:bottom w:val="single" w:sz="14" w:space="0" w:color="000000"/>
+          <w:right w:val="single" w:sz="14" w:space="0" w:color="000000"/>
           <w:insideH w:val="single" w:sz="4" w:space="0" w:color="B7B7B7"/>
           <w:insideV w:val="single" w:sz="4" w:space="0" w:color="B7B7B7"/>
         </w:tblBorders>
@@ -2021,10 +2021,10 @@
           <w:right w:w="100" w:type="dxa"/>
         </w:tblCellMar>
         <w:tblBorders>
-          <w:top w:val="single" w:sz="22" w:space="0" w:color="000000"/>
-          <w:left w:val="single" w:sz="22" w:space="0" w:color="000000"/>
-          <w:bottom w:val="single" w:sz="22" w:space="0" w:color="000000"/>
-          <w:right w:val="single" w:sz="22" w:space="0" w:color="000000"/>
+          <w:top w:val="single" w:sz="14" w:space="0" w:color="000000"/>
+          <w:left w:val="single" w:sz="14" w:space="0" w:color="000000"/>
+          <w:bottom w:val="single" w:sz="14" w:space="0" w:color="000000"/>
+          <w:right w:val="single" w:sz="14" w:space="0" w:color="000000"/>
           <w:insideH w:val="single" w:sz="4" w:space="0" w:color="B7B7B7"/>
           <w:insideV w:val="single" w:sz="4" w:space="0" w:color="B7B7B7"/>
         </w:tblBorders>
@@ -2315,10 +2315,10 @@
           <w:right w:w="100" w:type="dxa"/>
         </w:tblCellMar>
         <w:tblBorders>
-          <w:top w:val="single" w:sz="22" w:space="0" w:color="000000"/>
-          <w:left w:val="single" w:sz="22" w:space="0" w:color="000000"/>
-          <w:bottom w:val="single" w:sz="22" w:space="0" w:color="000000"/>
-          <w:right w:val="single" w:sz="22" w:space="0" w:color="000000"/>
+          <w:top w:val="single" w:sz="14" w:space="0" w:color="000000"/>
+          <w:left w:val="single" w:sz="14" w:space="0" w:color="000000"/>
+          <w:bottom w:val="single" w:sz="14" w:space="0" w:color="000000"/>
+          <w:right w:val="single" w:sz="14" w:space="0" w:color="000000"/>
           <w:insideH w:val="single" w:sz="4" w:space="0" w:color="B7B7B7"/>
           <w:insideV w:val="single" w:sz="4" w:space="0" w:color="B7B7B7"/>
         </w:tblBorders>

--- a/블로그글작성/폐기물/보관기간/폐기물처리업자_보관기간_총정리.docx
+++ b/블로그글작성/폐기물/보관기간/폐기물처리업자_보관기간_총정리.docx
@@ -141,7 +141,7 @@
     </w:p>
     <w:p>
       <w:pPr>
-        <w:spacing w:after="200" w:line="348" w:lineRule="auto"/>
+        <w:spacing w:after="80" w:line="348" w:lineRule="auto"/>
       </w:pPr>
       <w:r>
         <w:rPr>
@@ -149,8 +149,326 @@
           <w:color w:val="1F1F1F"/>
           <w:sz w:val="20"/>
         </w:rPr>
-        <w:t>다만 폐합성수지라고 해서 모두 60일 대상인 것은 아닙니다. 자원의 절약과 재활용촉진에 관한 법률(이하 재활용법)의 재활용의무 대상에 해당하는 폐합성수지는 60일 대상에서 제외됩니다. 재활용법 시행령 제18조에 따른 합성수지 포장재(제1호), 1회용 봉투·쇼핑백(제3호), 수산물 양식용 부자(제8호), 곤포 사일리지용 필름(제9호), 김발장(제10호)이 그것입니다. 이들은 재활용법의 생산자책임재활용 체계로 따로 관리되기 때문입니다.</w:t>
+        <w:t>다만 폐합성수지라고 해서 모두 60일 대상인 것은 아닙니다. 자원의 절약과 재활용촉진에 관한 법률(이하 재활용법)의 재활용의무 대상에 해당하는 폐합성수지는 60일 대상에서 제외됩니다. 이들은 재활용법의 생산자책임재활용 체계로 따로 관리되기 때문입니다. 재활용법 시행령 제18조에 따라 60일 대상에서 제외되는 폐합성수지는 다음과 같습니다.</w:t>
       </w:r>
+    </w:p>
+    <w:tbl>
+      <w:tblPr>
+        <w:tblW w:w="5000" w:type="pct"/>
+        <w:tblCellMar>
+          <w:top w:w="50" w:type="dxa"/>
+          <w:left w:w="100" w:type="dxa"/>
+          <w:bottom w:w="50" w:type="dxa"/>
+          <w:right w:w="100" w:type="dxa"/>
+        </w:tblCellMar>
+        <w:tblBorders>
+          <w:top w:val="single" w:sz="14" w:space="0" w:color="000000"/>
+          <w:left w:val="single" w:sz="14" w:space="0" w:color="000000"/>
+          <w:bottom w:val="single" w:sz="14" w:space="0" w:color="000000"/>
+          <w:right w:val="single" w:sz="14" w:space="0" w:color="000000"/>
+          <w:insideH w:val="single" w:sz="4" w:space="0" w:color="B7B7B7"/>
+          <w:insideV w:val="single" w:sz="4" w:space="0" w:color="B7B7B7"/>
+        </w:tblBorders>
+        <w:tblLook w:val="04A0" w:firstRow="1" w:lastRow="0" w:firstColumn="0" w:lastColumn="0" w:noHBand="0" w:noVBand="1"/>
+      </w:tblPr>
+      <w:tblGrid>
+        <w:gridCol w:w="1980"/>
+        <w:gridCol w:w="7020"/>
+      </w:tblGrid>
+      <w:tr>
+        <w:tc>
+          <w:tcPr>
+            <w:tcW w:type="dxa" w:w="1980"/>
+            <w:vAlign w:val="center"/>
+            <w:shd w:val="clear" w:color="auto" w:fill="D9D9D9"/>
+            <w:tcBorders>
+              <w:bottom w:val="double" w:sz="6" w:space="0" w:color="000000"/>
+            </w:tcBorders>
+          </w:tcPr>
+          <w:p>
+            <w:pPr>
+              <w:spacing w:before="30" w:after="30" w:line="278" w:lineRule="auto"/>
+              <w:jc w:val="center"/>
+            </w:pPr>
+            <w:r/>
+            <w:r>
+              <w:rPr>
+                <w:rFonts w:ascii="맑은 고딕" w:hAnsi="맑은 고딕" w:eastAsia="맑은 고딕"/>
+                <w:b/>
+                <w:color w:val="000000"/>
+                <w:sz w:val="18"/>
+              </w:rPr>
+              <w:t>재활용법 시행령 제18조</w:t>
+            </w:r>
+          </w:p>
+        </w:tc>
+        <w:tc>
+          <w:tcPr>
+            <w:tcW w:type="dxa" w:w="7020"/>
+            <w:vAlign w:val="center"/>
+            <w:shd w:val="clear" w:color="auto" w:fill="D9D9D9"/>
+            <w:tcBorders>
+              <w:bottom w:val="double" w:sz="6" w:space="0" w:color="000000"/>
+            </w:tcBorders>
+          </w:tcPr>
+          <w:p>
+            <w:pPr>
+              <w:spacing w:before="30" w:after="30" w:line="278" w:lineRule="auto"/>
+              <w:jc w:val="center"/>
+            </w:pPr>
+            <w:r/>
+            <w:r>
+              <w:rPr>
+                <w:rFonts w:ascii="맑은 고딕" w:hAnsi="맑은 고딕" w:eastAsia="맑은 고딕"/>
+                <w:b/>
+                <w:color w:val="000000"/>
+                <w:sz w:val="18"/>
+              </w:rPr>
+              <w:t>제외되는 폐합성수지</w:t>
+            </w:r>
+          </w:p>
+        </w:tc>
+      </w:tr>
+      <w:tr>
+        <w:tc>
+          <w:tcPr>
+            <w:tcW w:type="dxa" w:w="1980"/>
+            <w:vAlign w:val="center"/>
+            <w:shd w:val="clear" w:color="auto" w:fill="F2F2F2"/>
+          </w:tcPr>
+          <w:p>
+            <w:pPr>
+              <w:spacing w:before="30" w:after="30" w:line="278" w:lineRule="auto"/>
+              <w:jc w:val="center"/>
+            </w:pPr>
+            <w:r/>
+            <w:r>
+              <w:rPr>
+                <w:rFonts w:ascii="맑은 고딕" w:hAnsi="맑은 고딕" w:eastAsia="맑은 고딕"/>
+                <w:b/>
+                <w:color w:val="1A1A1A"/>
+                <w:sz w:val="18"/>
+              </w:rPr>
+              <w:t>제1호</w:t>
+            </w:r>
+          </w:p>
+        </w:tc>
+        <w:tc>
+          <w:tcPr>
+            <w:tcW w:type="dxa" w:w="7020"/>
+            <w:vAlign w:val="center"/>
+          </w:tcPr>
+          <w:p>
+            <w:pPr>
+              <w:spacing w:before="30" w:after="30" w:line="278" w:lineRule="auto"/>
+              <w:jc w:val="left"/>
+            </w:pPr>
+            <w:r/>
+            <w:r>
+              <w:rPr>
+                <w:rFonts w:ascii="맑은 고딕" w:hAnsi="맑은 고딕" w:eastAsia="맑은 고딕"/>
+                <w:b w:val="0"/>
+                <w:color w:val="1A1A1A"/>
+                <w:sz w:val="18"/>
+              </w:rPr>
+              <w:t>합성수지재질의 포장재 (용기류, 필름·시트형 포장재, 쟁반형 용기(tray) 포함)</w:t>
+            </w:r>
+          </w:p>
+        </w:tc>
+      </w:tr>
+      <w:tr>
+        <w:tc>
+          <w:tcPr>
+            <w:tcW w:type="dxa" w:w="1980"/>
+            <w:vAlign w:val="center"/>
+            <w:shd w:val="clear" w:color="auto" w:fill="F2F2F2"/>
+          </w:tcPr>
+          <w:p>
+            <w:pPr>
+              <w:spacing w:before="30" w:after="30" w:line="278" w:lineRule="auto"/>
+              <w:jc w:val="center"/>
+            </w:pPr>
+            <w:r/>
+            <w:r>
+              <w:rPr>
+                <w:rFonts w:ascii="맑은 고딕" w:hAnsi="맑은 고딕" w:eastAsia="맑은 고딕"/>
+                <w:b/>
+                <w:color w:val="1A1A1A"/>
+                <w:sz w:val="18"/>
+              </w:rPr>
+              <w:t>제3호</w:t>
+            </w:r>
+          </w:p>
+        </w:tc>
+        <w:tc>
+          <w:tcPr>
+            <w:tcW w:type="dxa" w:w="7020"/>
+            <w:vAlign w:val="center"/>
+          </w:tcPr>
+          <w:p>
+            <w:pPr>
+              <w:spacing w:before="30" w:after="30" w:line="278" w:lineRule="auto"/>
+              <w:jc w:val="left"/>
+            </w:pPr>
+            <w:r/>
+            <w:r>
+              <w:rPr>
+                <w:rFonts w:ascii="맑은 고딕" w:hAnsi="맑은 고딕" w:eastAsia="맑은 고딕"/>
+                <w:b w:val="0"/>
+                <w:color w:val="1A1A1A"/>
+                <w:sz w:val="18"/>
+              </w:rPr>
+              <w:t>합성수지재질의 1회용 봉투·쇼핑백 (폐기물 종량제 봉투는 제외)</w:t>
+            </w:r>
+          </w:p>
+        </w:tc>
+      </w:tr>
+      <w:tr>
+        <w:tc>
+          <w:tcPr>
+            <w:tcW w:type="dxa" w:w="1980"/>
+            <w:vAlign w:val="center"/>
+            <w:shd w:val="clear" w:color="auto" w:fill="F2F2F2"/>
+          </w:tcPr>
+          <w:p>
+            <w:pPr>
+              <w:spacing w:before="30" w:after="30" w:line="278" w:lineRule="auto"/>
+              <w:jc w:val="center"/>
+            </w:pPr>
+            <w:r/>
+            <w:r>
+              <w:rPr>
+                <w:rFonts w:ascii="맑은 고딕" w:hAnsi="맑은 고딕" w:eastAsia="맑은 고딕"/>
+                <w:b/>
+                <w:color w:val="1A1A1A"/>
+                <w:sz w:val="18"/>
+              </w:rPr>
+              <w:t>제8호</w:t>
+            </w:r>
+          </w:p>
+        </w:tc>
+        <w:tc>
+          <w:tcPr>
+            <w:tcW w:type="dxa" w:w="7020"/>
+            <w:vAlign w:val="center"/>
+          </w:tcPr>
+          <w:p>
+            <w:pPr>
+              <w:spacing w:before="30" w:after="30" w:line="278" w:lineRule="auto"/>
+              <w:jc w:val="left"/>
+            </w:pPr>
+            <w:r/>
+            <w:r>
+              <w:rPr>
+                <w:rFonts w:ascii="맑은 고딕" w:hAnsi="맑은 고딕" w:eastAsia="맑은 고딕"/>
+                <w:b w:val="0"/>
+                <w:color w:val="1A1A1A"/>
+                <w:sz w:val="18"/>
+              </w:rPr>
+              <w:t>합성수지재질의 수산물 양식용 부자(浮子)</w:t>
+            </w:r>
+          </w:p>
+        </w:tc>
+      </w:tr>
+      <w:tr>
+        <w:tc>
+          <w:tcPr>
+            <w:tcW w:type="dxa" w:w="1980"/>
+            <w:vAlign w:val="center"/>
+            <w:shd w:val="clear" w:color="auto" w:fill="F2F2F2"/>
+          </w:tcPr>
+          <w:p>
+            <w:pPr>
+              <w:spacing w:before="30" w:after="30" w:line="278" w:lineRule="auto"/>
+              <w:jc w:val="center"/>
+            </w:pPr>
+            <w:r/>
+            <w:r>
+              <w:rPr>
+                <w:rFonts w:ascii="맑은 고딕" w:hAnsi="맑은 고딕" w:eastAsia="맑은 고딕"/>
+                <w:b/>
+                <w:color w:val="1A1A1A"/>
+                <w:sz w:val="18"/>
+              </w:rPr>
+              <w:t>제9호</w:t>
+            </w:r>
+          </w:p>
+        </w:tc>
+        <w:tc>
+          <w:tcPr>
+            <w:tcW w:type="dxa" w:w="7020"/>
+            <w:vAlign w:val="center"/>
+          </w:tcPr>
+          <w:p>
+            <w:pPr>
+              <w:spacing w:before="30" w:after="30" w:line="278" w:lineRule="auto"/>
+              <w:jc w:val="left"/>
+            </w:pPr>
+            <w:r/>
+            <w:r>
+              <w:rPr>
+                <w:rFonts w:ascii="맑은 고딕" w:hAnsi="맑은 고딕" w:eastAsia="맑은 고딕"/>
+                <w:b w:val="0"/>
+                <w:color w:val="1A1A1A"/>
+                <w:sz w:val="18"/>
+              </w:rPr>
+              <w:t>곤포(뭉치) 사일리지용 필름</w:t>
+            </w:r>
+          </w:p>
+        </w:tc>
+      </w:tr>
+      <w:tr>
+        <w:tc>
+          <w:tcPr>
+            <w:tcW w:type="dxa" w:w="1980"/>
+            <w:vAlign w:val="center"/>
+            <w:shd w:val="clear" w:color="auto" w:fill="F2F2F2"/>
+          </w:tcPr>
+          <w:p>
+            <w:pPr>
+              <w:spacing w:before="30" w:after="30" w:line="278" w:lineRule="auto"/>
+              <w:jc w:val="center"/>
+            </w:pPr>
+            <w:r/>
+            <w:r>
+              <w:rPr>
+                <w:rFonts w:ascii="맑은 고딕" w:hAnsi="맑은 고딕" w:eastAsia="맑은 고딕"/>
+                <w:b/>
+                <w:color w:val="1A1A1A"/>
+                <w:sz w:val="18"/>
+              </w:rPr>
+              <w:t>제10호</w:t>
+            </w:r>
+          </w:p>
+        </w:tc>
+        <w:tc>
+          <w:tcPr>
+            <w:tcW w:type="dxa" w:w="7020"/>
+            <w:vAlign w:val="center"/>
+          </w:tcPr>
+          <w:p>
+            <w:pPr>
+              <w:spacing w:before="30" w:after="30" w:line="278" w:lineRule="auto"/>
+              <w:jc w:val="left"/>
+            </w:pPr>
+            <w:r/>
+            <w:r>
+              <w:rPr>
+                <w:rFonts w:ascii="맑은 고딕" w:hAnsi="맑은 고딕" w:eastAsia="맑은 고딕"/>
+                <w:b w:val="0"/>
+                <w:color w:val="1A1A1A"/>
+                <w:sz w:val="18"/>
+              </w:rPr>
+              <w:t>합성수지재질의 김발장</w:t>
+            </w:r>
+          </w:p>
+        </w:tc>
+      </w:tr>
+    </w:tbl>
+    <w:p>
+      <w:pPr>
+        <w:spacing w:after="100"/>
+      </w:pPr>
     </w:p>
     <w:p>
       <w:pPr>

--- a/블로그글작성/폐기물/보관기간/폐기물처리업자_보관기간_총정리.docx
+++ b/블로그글작성/폐기물/보관기간/폐기물처리업자_보관기간_총정리.docx
@@ -128,7 +128,7 @@
     </w:p>
     <w:p>
       <w:pPr>
-        <w:spacing w:after="140" w:line="348" w:lineRule="auto"/>
+        <w:spacing w:after="80" w:line="348" w:lineRule="auto"/>
       </w:pPr>
       <w:r>
         <w:rPr>
@@ -136,7 +136,703 @@
           <w:color w:val="1F1F1F"/>
           <w:sz w:val="20"/>
         </w:rPr>
-        <w:t>여기에는 폐석고(도자기 제조시설에서 발생하는 것으로 한정), 폐고무, 광재, 폐내화물, 폐도자기조각, 폐합성수지, 폐금속류, 폐지, 폐유리, 폐콘크리트전주, 폐석재, 폐레미콘과, 시멘트·콘크리트·석제품 제조시설이나 세륜시설·정수시설·비금속광물 분쇄시설·토사세척시설에서 발생하는 무기성 오니가 포함됩니다. 즉 폐합성수지는 이 제3호 가목에 근거하여 60일까지 보관할 수 있는 것입니다.</w:t>
+        <w:t>제3호 가목이 정한 60일 보관 대상 폐기물은 다음과 같습니다.</w:t>
+      </w:r>
+    </w:p>
+    <w:tbl>
+      <w:tblPr>
+        <w:tblW w:w="5000" w:type="pct"/>
+        <w:tblCellMar>
+          <w:top w:w="50" w:type="dxa"/>
+          <w:left w:w="100" w:type="dxa"/>
+          <w:bottom w:w="50" w:type="dxa"/>
+          <w:right w:w="100" w:type="dxa"/>
+        </w:tblCellMar>
+        <w:tblBorders>
+          <w:top w:val="single" w:sz="14" w:space="0" w:color="000000"/>
+          <w:left w:val="single" w:sz="14" w:space="0" w:color="000000"/>
+          <w:bottom w:val="single" w:sz="14" w:space="0" w:color="000000"/>
+          <w:right w:val="single" w:sz="14" w:space="0" w:color="000000"/>
+          <w:insideH w:val="single" w:sz="4" w:space="0" w:color="B7B7B7"/>
+          <w:insideV w:val="single" w:sz="4" w:space="0" w:color="B7B7B7"/>
+        </w:tblBorders>
+        <w:tblLook w:val="04A0" w:firstRow="1" w:lastRow="0" w:firstColumn="0" w:lastColumn="0" w:noHBand="0" w:noVBand="1"/>
+      </w:tblPr>
+      <w:tblGrid>
+        <w:gridCol w:w="1800"/>
+        <w:gridCol w:w="7200"/>
+      </w:tblGrid>
+      <w:tr>
+        <w:tc>
+          <w:tcPr>
+            <w:tcW w:type="dxa" w:w="1800"/>
+            <w:vAlign w:val="center"/>
+            <w:shd w:val="clear" w:color="auto" w:fill="D9D9D9"/>
+            <w:tcBorders>
+              <w:bottom w:val="double" w:sz="6" w:space="0" w:color="000000"/>
+            </w:tcBorders>
+          </w:tcPr>
+          <w:p>
+            <w:pPr>
+              <w:spacing w:before="30" w:after="30" w:line="278" w:lineRule="auto"/>
+              <w:jc w:val="center"/>
+            </w:pPr>
+            <w:r/>
+            <w:r>
+              <w:rPr>
+                <w:rFonts w:ascii="맑은 고딕" w:hAnsi="맑은 고딕" w:eastAsia="맑은 고딕"/>
+                <w:b/>
+                <w:color w:val="000000"/>
+                <w:sz w:val="18"/>
+              </w:rPr>
+              <w:t>구분</w:t>
+            </w:r>
+          </w:p>
+        </w:tc>
+        <w:tc>
+          <w:tcPr>
+            <w:tcW w:type="dxa" w:w="7200"/>
+            <w:vAlign w:val="center"/>
+            <w:shd w:val="clear" w:color="auto" w:fill="D9D9D9"/>
+            <w:tcBorders>
+              <w:bottom w:val="double" w:sz="6" w:space="0" w:color="000000"/>
+            </w:tcBorders>
+          </w:tcPr>
+          <w:p>
+            <w:pPr>
+              <w:spacing w:before="30" w:after="30" w:line="278" w:lineRule="auto"/>
+              <w:jc w:val="center"/>
+            </w:pPr>
+            <w:r/>
+            <w:r>
+              <w:rPr>
+                <w:rFonts w:ascii="맑은 고딕" w:hAnsi="맑은 고딕" w:eastAsia="맑은 고딕"/>
+                <w:b/>
+                <w:color w:val="000000"/>
+                <w:sz w:val="18"/>
+              </w:rPr>
+              <w:t>대상 폐기물 (제31조 제1항 제3호 가목)</w:t>
+            </w:r>
+          </w:p>
+        </w:tc>
+      </w:tr>
+      <w:tr>
+        <w:tc>
+          <w:tcPr>
+            <w:tcW w:type="dxa" w:w="1800"/>
+            <w:vAlign w:val="center"/>
+            <w:shd w:val="clear" w:color="auto" w:fill="F2F2F2"/>
+          </w:tcPr>
+          <w:p>
+            <w:pPr>
+              <w:spacing w:before="30" w:after="30" w:line="278" w:lineRule="auto"/>
+              <w:jc w:val="center"/>
+            </w:pPr>
+            <w:r/>
+            <w:r>
+              <w:rPr>
+                <w:rFonts w:ascii="맑은 고딕" w:hAnsi="맑은 고딕" w:eastAsia="맑은 고딕"/>
+                <w:b/>
+                <w:color w:val="1A1A1A"/>
+                <w:sz w:val="18"/>
+              </w:rPr>
+              <w:t>1) 품목</w:t>
+            </w:r>
+          </w:p>
+        </w:tc>
+        <w:tc>
+          <w:tcPr>
+            <w:tcW w:type="dxa" w:w="7200"/>
+            <w:vAlign w:val="center"/>
+          </w:tcPr>
+          <w:p>
+            <w:pPr>
+              <w:spacing w:before="30" w:after="30" w:line="278" w:lineRule="auto"/>
+              <w:jc w:val="left"/>
+            </w:pPr>
+            <w:r/>
+            <w:r>
+              <w:rPr>
+                <w:rFonts w:ascii="맑은 고딕" w:hAnsi="맑은 고딕" w:eastAsia="맑은 고딕"/>
+                <w:b w:val="0"/>
+                <w:color w:val="1A1A1A"/>
+                <w:sz w:val="18"/>
+              </w:rPr>
+              <w:t>폐석고 (도자기 제조시설에서 발생하는 것으로 한정)</w:t>
+            </w:r>
+          </w:p>
+        </w:tc>
+      </w:tr>
+      <w:tr>
+        <w:tc>
+          <w:tcPr>
+            <w:tcW w:type="dxa" w:w="1800"/>
+            <w:vAlign w:val="center"/>
+            <w:shd w:val="clear" w:color="auto" w:fill="F2F2F2"/>
+          </w:tcPr>
+          <w:p>
+            <w:pPr>
+              <w:spacing w:before="30" w:after="30" w:line="278" w:lineRule="auto"/>
+              <w:jc w:val="center"/>
+            </w:pPr>
+            <w:r/>
+            <w:r>
+              <w:rPr>
+                <w:rFonts w:ascii="맑은 고딕" w:hAnsi="맑은 고딕" w:eastAsia="맑은 고딕"/>
+                <w:b/>
+                <w:color w:val="1A1A1A"/>
+                <w:sz w:val="18"/>
+              </w:rPr>
+            </w:r>
+          </w:p>
+        </w:tc>
+        <w:tc>
+          <w:tcPr>
+            <w:tcW w:type="dxa" w:w="7200"/>
+            <w:vAlign w:val="center"/>
+          </w:tcPr>
+          <w:p>
+            <w:pPr>
+              <w:spacing w:before="30" w:after="30" w:line="278" w:lineRule="auto"/>
+              <w:jc w:val="left"/>
+            </w:pPr>
+            <w:r/>
+            <w:r>
+              <w:rPr>
+                <w:rFonts w:ascii="맑은 고딕" w:hAnsi="맑은 고딕" w:eastAsia="맑은 고딕"/>
+                <w:b w:val="0"/>
+                <w:color w:val="1A1A1A"/>
+                <w:sz w:val="18"/>
+              </w:rPr>
+              <w:t>폐고무</w:t>
+            </w:r>
+          </w:p>
+        </w:tc>
+      </w:tr>
+      <w:tr>
+        <w:tc>
+          <w:tcPr>
+            <w:tcW w:type="dxa" w:w="1800"/>
+            <w:vAlign w:val="center"/>
+            <w:shd w:val="clear" w:color="auto" w:fill="F2F2F2"/>
+          </w:tcPr>
+          <w:p>
+            <w:pPr>
+              <w:spacing w:before="30" w:after="30" w:line="278" w:lineRule="auto"/>
+              <w:jc w:val="center"/>
+            </w:pPr>
+            <w:r/>
+            <w:r>
+              <w:rPr>
+                <w:rFonts w:ascii="맑은 고딕" w:hAnsi="맑은 고딕" w:eastAsia="맑은 고딕"/>
+                <w:b/>
+                <w:color w:val="1A1A1A"/>
+                <w:sz w:val="18"/>
+              </w:rPr>
+            </w:r>
+          </w:p>
+        </w:tc>
+        <w:tc>
+          <w:tcPr>
+            <w:tcW w:type="dxa" w:w="7200"/>
+            <w:vAlign w:val="center"/>
+          </w:tcPr>
+          <w:p>
+            <w:pPr>
+              <w:spacing w:before="30" w:after="30" w:line="278" w:lineRule="auto"/>
+              <w:jc w:val="left"/>
+            </w:pPr>
+            <w:r/>
+            <w:r>
+              <w:rPr>
+                <w:rFonts w:ascii="맑은 고딕" w:hAnsi="맑은 고딕" w:eastAsia="맑은 고딕"/>
+                <w:b w:val="0"/>
+                <w:color w:val="1A1A1A"/>
+                <w:sz w:val="18"/>
+              </w:rPr>
+              <w:t>광재(鑛滓)</w:t>
+            </w:r>
+          </w:p>
+        </w:tc>
+      </w:tr>
+      <w:tr>
+        <w:tc>
+          <w:tcPr>
+            <w:tcW w:type="dxa" w:w="1800"/>
+            <w:vAlign w:val="center"/>
+            <w:shd w:val="clear" w:color="auto" w:fill="F2F2F2"/>
+          </w:tcPr>
+          <w:p>
+            <w:pPr>
+              <w:spacing w:before="30" w:after="30" w:line="278" w:lineRule="auto"/>
+              <w:jc w:val="center"/>
+            </w:pPr>
+            <w:r/>
+            <w:r>
+              <w:rPr>
+                <w:rFonts w:ascii="맑은 고딕" w:hAnsi="맑은 고딕" w:eastAsia="맑은 고딕"/>
+                <w:b/>
+                <w:color w:val="1A1A1A"/>
+                <w:sz w:val="18"/>
+              </w:rPr>
+            </w:r>
+          </w:p>
+        </w:tc>
+        <w:tc>
+          <w:tcPr>
+            <w:tcW w:type="dxa" w:w="7200"/>
+            <w:vAlign w:val="center"/>
+          </w:tcPr>
+          <w:p>
+            <w:pPr>
+              <w:spacing w:before="30" w:after="30" w:line="278" w:lineRule="auto"/>
+              <w:jc w:val="left"/>
+            </w:pPr>
+            <w:r/>
+            <w:r>
+              <w:rPr>
+                <w:rFonts w:ascii="맑은 고딕" w:hAnsi="맑은 고딕" w:eastAsia="맑은 고딕"/>
+                <w:b w:val="0"/>
+                <w:color w:val="1A1A1A"/>
+                <w:sz w:val="18"/>
+              </w:rPr>
+              <w:t>폐내화물</w:t>
+            </w:r>
+          </w:p>
+        </w:tc>
+      </w:tr>
+      <w:tr>
+        <w:tc>
+          <w:tcPr>
+            <w:tcW w:type="dxa" w:w="1800"/>
+            <w:vAlign w:val="center"/>
+            <w:shd w:val="clear" w:color="auto" w:fill="F2F2F2"/>
+          </w:tcPr>
+          <w:p>
+            <w:pPr>
+              <w:spacing w:before="30" w:after="30" w:line="278" w:lineRule="auto"/>
+              <w:jc w:val="center"/>
+            </w:pPr>
+            <w:r/>
+            <w:r>
+              <w:rPr>
+                <w:rFonts w:ascii="맑은 고딕" w:hAnsi="맑은 고딕" w:eastAsia="맑은 고딕"/>
+                <w:b/>
+                <w:color w:val="1A1A1A"/>
+                <w:sz w:val="18"/>
+              </w:rPr>
+            </w:r>
+          </w:p>
+        </w:tc>
+        <w:tc>
+          <w:tcPr>
+            <w:tcW w:type="dxa" w:w="7200"/>
+            <w:vAlign w:val="center"/>
+          </w:tcPr>
+          <w:p>
+            <w:pPr>
+              <w:spacing w:before="30" w:after="30" w:line="278" w:lineRule="auto"/>
+              <w:jc w:val="left"/>
+            </w:pPr>
+            <w:r/>
+            <w:r>
+              <w:rPr>
+                <w:rFonts w:ascii="맑은 고딕" w:hAnsi="맑은 고딕" w:eastAsia="맑은 고딕"/>
+                <w:b w:val="0"/>
+                <w:color w:val="1A1A1A"/>
+                <w:sz w:val="18"/>
+              </w:rPr>
+              <w:t>폐도자기조각</w:t>
+            </w:r>
+          </w:p>
+        </w:tc>
+      </w:tr>
+      <w:tr>
+        <w:tc>
+          <w:tcPr>
+            <w:tcW w:type="dxa" w:w="1800"/>
+            <w:vAlign w:val="center"/>
+            <w:shd w:val="clear" w:color="auto" w:fill="F2F2F2"/>
+          </w:tcPr>
+          <w:p>
+            <w:pPr>
+              <w:spacing w:before="30" w:after="30" w:line="278" w:lineRule="auto"/>
+              <w:jc w:val="center"/>
+            </w:pPr>
+            <w:r/>
+            <w:r>
+              <w:rPr>
+                <w:rFonts w:ascii="맑은 고딕" w:hAnsi="맑은 고딕" w:eastAsia="맑은 고딕"/>
+                <w:b/>
+                <w:color w:val="1A1A1A"/>
+                <w:sz w:val="18"/>
+              </w:rPr>
+            </w:r>
+          </w:p>
+        </w:tc>
+        <w:tc>
+          <w:tcPr>
+            <w:tcW w:type="dxa" w:w="7200"/>
+            <w:vAlign w:val="center"/>
+          </w:tcPr>
+          <w:p>
+            <w:pPr>
+              <w:spacing w:before="30" w:after="30" w:line="278" w:lineRule="auto"/>
+              <w:jc w:val="left"/>
+            </w:pPr>
+            <w:r/>
+            <w:r>
+              <w:rPr>
+                <w:rFonts w:ascii="맑은 고딕" w:hAnsi="맑은 고딕" w:eastAsia="맑은 고딕"/>
+                <w:b w:val="0"/>
+                <w:color w:val="1A1A1A"/>
+                <w:sz w:val="18"/>
+              </w:rPr>
+              <w:t>폐합성수지 (재활용법 시행령 제18조 제1호·제3호·제8호부터 제10호까지에 해당하는 것은 제외)</w:t>
+            </w:r>
+          </w:p>
+        </w:tc>
+      </w:tr>
+      <w:tr>
+        <w:tc>
+          <w:tcPr>
+            <w:tcW w:type="dxa" w:w="1800"/>
+            <w:vAlign w:val="center"/>
+            <w:shd w:val="clear" w:color="auto" w:fill="F2F2F2"/>
+          </w:tcPr>
+          <w:p>
+            <w:pPr>
+              <w:spacing w:before="30" w:after="30" w:line="278" w:lineRule="auto"/>
+              <w:jc w:val="center"/>
+            </w:pPr>
+            <w:r/>
+            <w:r>
+              <w:rPr>
+                <w:rFonts w:ascii="맑은 고딕" w:hAnsi="맑은 고딕" w:eastAsia="맑은 고딕"/>
+                <w:b/>
+                <w:color w:val="1A1A1A"/>
+                <w:sz w:val="18"/>
+              </w:rPr>
+            </w:r>
+          </w:p>
+        </w:tc>
+        <w:tc>
+          <w:tcPr>
+            <w:tcW w:type="dxa" w:w="7200"/>
+            <w:vAlign w:val="center"/>
+          </w:tcPr>
+          <w:p>
+            <w:pPr>
+              <w:spacing w:before="30" w:after="30" w:line="278" w:lineRule="auto"/>
+              <w:jc w:val="left"/>
+            </w:pPr>
+            <w:r/>
+            <w:r>
+              <w:rPr>
+                <w:rFonts w:ascii="맑은 고딕" w:hAnsi="맑은 고딕" w:eastAsia="맑은 고딕"/>
+                <w:b w:val="0"/>
+                <w:color w:val="1A1A1A"/>
+                <w:sz w:val="18"/>
+              </w:rPr>
+              <w:t>폐금속류</w:t>
+            </w:r>
+          </w:p>
+        </w:tc>
+      </w:tr>
+      <w:tr>
+        <w:tc>
+          <w:tcPr>
+            <w:tcW w:type="dxa" w:w="1800"/>
+            <w:vAlign w:val="center"/>
+            <w:shd w:val="clear" w:color="auto" w:fill="F2F2F2"/>
+          </w:tcPr>
+          <w:p>
+            <w:pPr>
+              <w:spacing w:before="30" w:after="30" w:line="278" w:lineRule="auto"/>
+              <w:jc w:val="center"/>
+            </w:pPr>
+            <w:r/>
+            <w:r>
+              <w:rPr>
+                <w:rFonts w:ascii="맑은 고딕" w:hAnsi="맑은 고딕" w:eastAsia="맑은 고딕"/>
+                <w:b/>
+                <w:color w:val="1A1A1A"/>
+                <w:sz w:val="18"/>
+              </w:rPr>
+            </w:r>
+          </w:p>
+        </w:tc>
+        <w:tc>
+          <w:tcPr>
+            <w:tcW w:type="dxa" w:w="7200"/>
+            <w:vAlign w:val="center"/>
+          </w:tcPr>
+          <w:p>
+            <w:pPr>
+              <w:spacing w:before="30" w:after="30" w:line="278" w:lineRule="auto"/>
+              <w:jc w:val="left"/>
+            </w:pPr>
+            <w:r/>
+            <w:r>
+              <w:rPr>
+                <w:rFonts w:ascii="맑은 고딕" w:hAnsi="맑은 고딕" w:eastAsia="맑은 고딕"/>
+                <w:b w:val="0"/>
+                <w:color w:val="1A1A1A"/>
+                <w:sz w:val="18"/>
+              </w:rPr>
+              <w:t>폐지</w:t>
+            </w:r>
+          </w:p>
+        </w:tc>
+      </w:tr>
+      <w:tr>
+        <w:tc>
+          <w:tcPr>
+            <w:tcW w:type="dxa" w:w="1800"/>
+            <w:vAlign w:val="center"/>
+            <w:shd w:val="clear" w:color="auto" w:fill="F2F2F2"/>
+          </w:tcPr>
+          <w:p>
+            <w:pPr>
+              <w:spacing w:before="30" w:after="30" w:line="278" w:lineRule="auto"/>
+              <w:jc w:val="center"/>
+            </w:pPr>
+            <w:r/>
+            <w:r>
+              <w:rPr>
+                <w:rFonts w:ascii="맑은 고딕" w:hAnsi="맑은 고딕" w:eastAsia="맑은 고딕"/>
+                <w:b/>
+                <w:color w:val="1A1A1A"/>
+                <w:sz w:val="18"/>
+              </w:rPr>
+            </w:r>
+          </w:p>
+        </w:tc>
+        <w:tc>
+          <w:tcPr>
+            <w:tcW w:type="dxa" w:w="7200"/>
+            <w:vAlign w:val="center"/>
+          </w:tcPr>
+          <w:p>
+            <w:pPr>
+              <w:spacing w:before="30" w:after="30" w:line="278" w:lineRule="auto"/>
+              <w:jc w:val="left"/>
+            </w:pPr>
+            <w:r/>
+            <w:r>
+              <w:rPr>
+                <w:rFonts w:ascii="맑은 고딕" w:hAnsi="맑은 고딕" w:eastAsia="맑은 고딕"/>
+                <w:b w:val="0"/>
+                <w:color w:val="1A1A1A"/>
+                <w:sz w:val="18"/>
+              </w:rPr>
+              <w:t>폐유리</w:t>
+            </w:r>
+          </w:p>
+        </w:tc>
+      </w:tr>
+      <w:tr>
+        <w:tc>
+          <w:tcPr>
+            <w:tcW w:type="dxa" w:w="1800"/>
+            <w:vAlign w:val="center"/>
+            <w:shd w:val="clear" w:color="auto" w:fill="F2F2F2"/>
+          </w:tcPr>
+          <w:p>
+            <w:pPr>
+              <w:spacing w:before="30" w:after="30" w:line="278" w:lineRule="auto"/>
+              <w:jc w:val="center"/>
+            </w:pPr>
+            <w:r/>
+            <w:r>
+              <w:rPr>
+                <w:rFonts w:ascii="맑은 고딕" w:hAnsi="맑은 고딕" w:eastAsia="맑은 고딕"/>
+                <w:b/>
+                <w:color w:val="1A1A1A"/>
+                <w:sz w:val="18"/>
+              </w:rPr>
+            </w:r>
+          </w:p>
+        </w:tc>
+        <w:tc>
+          <w:tcPr>
+            <w:tcW w:type="dxa" w:w="7200"/>
+            <w:vAlign w:val="center"/>
+          </w:tcPr>
+          <w:p>
+            <w:pPr>
+              <w:spacing w:before="30" w:after="30" w:line="278" w:lineRule="auto"/>
+              <w:jc w:val="left"/>
+            </w:pPr>
+            <w:r/>
+            <w:r>
+              <w:rPr>
+                <w:rFonts w:ascii="맑은 고딕" w:hAnsi="맑은 고딕" w:eastAsia="맑은 고딕"/>
+                <w:b w:val="0"/>
+                <w:color w:val="1A1A1A"/>
+                <w:sz w:val="18"/>
+              </w:rPr>
+              <w:t>폐콘크리트전주</w:t>
+            </w:r>
+          </w:p>
+        </w:tc>
+      </w:tr>
+      <w:tr>
+        <w:tc>
+          <w:tcPr>
+            <w:tcW w:type="dxa" w:w="1800"/>
+            <w:vAlign w:val="center"/>
+            <w:shd w:val="clear" w:color="auto" w:fill="F2F2F2"/>
+          </w:tcPr>
+          <w:p>
+            <w:pPr>
+              <w:spacing w:before="30" w:after="30" w:line="278" w:lineRule="auto"/>
+              <w:jc w:val="center"/>
+            </w:pPr>
+            <w:r/>
+            <w:r>
+              <w:rPr>
+                <w:rFonts w:ascii="맑은 고딕" w:hAnsi="맑은 고딕" w:eastAsia="맑은 고딕"/>
+                <w:b/>
+                <w:color w:val="1A1A1A"/>
+                <w:sz w:val="18"/>
+              </w:rPr>
+            </w:r>
+          </w:p>
+        </w:tc>
+        <w:tc>
+          <w:tcPr>
+            <w:tcW w:type="dxa" w:w="7200"/>
+            <w:vAlign w:val="center"/>
+          </w:tcPr>
+          <w:p>
+            <w:pPr>
+              <w:spacing w:before="30" w:after="30" w:line="278" w:lineRule="auto"/>
+              <w:jc w:val="left"/>
+            </w:pPr>
+            <w:r/>
+            <w:r>
+              <w:rPr>
+                <w:rFonts w:ascii="맑은 고딕" w:hAnsi="맑은 고딕" w:eastAsia="맑은 고딕"/>
+                <w:b w:val="0"/>
+                <w:color w:val="1A1A1A"/>
+                <w:sz w:val="18"/>
+              </w:rPr>
+              <w:t>폐석재</w:t>
+            </w:r>
+          </w:p>
+        </w:tc>
+      </w:tr>
+      <w:tr>
+        <w:tc>
+          <w:tcPr>
+            <w:tcW w:type="dxa" w:w="1800"/>
+            <w:vAlign w:val="center"/>
+            <w:shd w:val="clear" w:color="auto" w:fill="F2F2F2"/>
+          </w:tcPr>
+          <w:p>
+            <w:pPr>
+              <w:spacing w:before="30" w:after="30" w:line="278" w:lineRule="auto"/>
+              <w:jc w:val="center"/>
+            </w:pPr>
+            <w:r/>
+            <w:r>
+              <w:rPr>
+                <w:rFonts w:ascii="맑은 고딕" w:hAnsi="맑은 고딕" w:eastAsia="맑은 고딕"/>
+                <w:b/>
+                <w:color w:val="1A1A1A"/>
+                <w:sz w:val="18"/>
+              </w:rPr>
+            </w:r>
+          </w:p>
+        </w:tc>
+        <w:tc>
+          <w:tcPr>
+            <w:tcW w:type="dxa" w:w="7200"/>
+            <w:vAlign w:val="center"/>
+          </w:tcPr>
+          <w:p>
+            <w:pPr>
+              <w:spacing w:before="30" w:after="30" w:line="278" w:lineRule="auto"/>
+              <w:jc w:val="left"/>
+            </w:pPr>
+            <w:r/>
+            <w:r>
+              <w:rPr>
+                <w:rFonts w:ascii="맑은 고딕" w:hAnsi="맑은 고딕" w:eastAsia="맑은 고딕"/>
+                <w:b w:val="0"/>
+                <w:color w:val="1A1A1A"/>
+                <w:sz w:val="18"/>
+              </w:rPr>
+              <w:t>폐레미콘</w:t>
+            </w:r>
+          </w:p>
+        </w:tc>
+      </w:tr>
+      <w:tr>
+        <w:tc>
+          <w:tcPr>
+            <w:tcW w:type="dxa" w:w="1800"/>
+            <w:vAlign w:val="center"/>
+            <w:shd w:val="clear" w:color="auto" w:fill="F2F2F2"/>
+          </w:tcPr>
+          <w:p>
+            <w:pPr>
+              <w:spacing w:before="30" w:after="30" w:line="278" w:lineRule="auto"/>
+              <w:jc w:val="center"/>
+            </w:pPr>
+            <w:r/>
+            <w:r>
+              <w:rPr>
+                <w:rFonts w:ascii="맑은 고딕" w:hAnsi="맑은 고딕" w:eastAsia="맑은 고딕"/>
+                <w:b/>
+                <w:color w:val="1A1A1A"/>
+                <w:sz w:val="18"/>
+              </w:rPr>
+              <w:t>2) 무기성 오니</w:t>
+            </w:r>
+          </w:p>
+        </w:tc>
+        <w:tc>
+          <w:tcPr>
+            <w:tcW w:type="dxa" w:w="7200"/>
+            <w:vAlign w:val="center"/>
+          </w:tcPr>
+          <w:p>
+            <w:pPr>
+              <w:spacing w:before="30" w:after="30" w:line="278" w:lineRule="auto"/>
+              <w:jc w:val="left"/>
+            </w:pPr>
+            <w:r/>
+            <w:r>
+              <w:rPr>
+                <w:rFonts w:ascii="맑은 고딕" w:hAnsi="맑은 고딕" w:eastAsia="맑은 고딕"/>
+                <w:b w:val="0"/>
+                <w:color w:val="1A1A1A"/>
+                <w:sz w:val="18"/>
+              </w:rPr>
+              <w:t>토기·자기·내화물·시멘트·콘크리트·석제품의 제조 및 가공시설, 건설공사장의 세륜시설(바퀴 등의 세척시설), 수도사업용 정수시설, 비금속광물 분쇄시설(굴착시설 포함), 토사세척시설에서 발생되는 무기성 오니</w:t>
+            </w:r>
+          </w:p>
+        </w:tc>
+      </w:tr>
+    </w:tbl>
+    <w:p>
+      <w:pPr>
+        <w:spacing w:after="100"/>
+      </w:pPr>
+    </w:p>
+    <w:p>
+      <w:pPr>
+        <w:spacing w:after="140" w:line="348" w:lineRule="auto"/>
+      </w:pPr>
+      <w:r>
+        <w:rPr>
+          <w:rFonts w:ascii="맑은 고딕" w:hAnsi="맑은 고딕" w:eastAsia="맑은 고딕"/>
+          <w:color w:val="1F1F1F"/>
+          <w:sz w:val="20"/>
+        </w:rPr>
+        <w:t>폐합성수지가 1) 품목에 들어 있으므로, 재활용업자가 폐합성수지를 재활용하려고 보관하면 이 제3호 가목에 근거하여 60일까지 보관할 수 있습니다.</w:t>
       </w:r>
     </w:p>
     <w:p>
